--- a/平衡差压流量计使用说明书.docx
+++ b/平衡差压流量计使用说明书.docx
@@ -99,6 +99,7 @@
         </w:rPr>
         <w:t>×××</w:t>
       </w:r>
+      <w:proofErr w:type="gramStart"/>
       <w:r>
         <w:rPr>
           <w:rFonts w:ascii="宋体" w:hAnsi="宋体" w:cs="宋体" w:hint="eastAsia"/>
@@ -115,6 +116,7 @@
         </w:rPr>
         <w:t>差压</w:t>
       </w:r>
+      <w:proofErr w:type="gramEnd"/>
       <w:r>
         <w:rPr>
           <w:rFonts w:ascii="宋体" w:hAnsi="宋体" w:cs="宋体" w:hint="eastAsia"/>
@@ -236,34 +238,80 @@
         <w:pStyle w:val="a9"/>
         <w:ind w:firstLineChars="100" w:firstLine="520"/>
       </w:pPr>
+      <w:proofErr w:type="gramStart"/>
       <w:r>
         <w:lastRenderedPageBreak/>
-        <w:t>一.概述</w:t>
+        <w:t>一</w:t>
+      </w:r>
+      <w:proofErr w:type="gramEnd"/>
+      <w:r>
+        <w:t>.概述</w:t>
       </w:r>
     </w:p>
     <w:p>
       <w:pPr>
         <w:pStyle w:val="51"/>
       </w:pPr>
-      <w:r>
-        <w:rPr>
-          <w:rFonts w:hint="eastAsia"/>
-        </w:rPr>
-        <w:t>平衡差压流量计</w:t>
-      </w:r>
-      <w:r>
-        <w:rPr>
-          <w:rFonts w:hint="eastAsia"/>
-        </w:rPr>
-        <w:t>由表体平衡孔板差压传感器、差压控制器、CPU、显示单元、CAN通讯单元等主要部件一体化组成。是速度型差压原理的流量计。</w:t>
+      <w:proofErr w:type="gramStart"/>
+      <w:r>
+        <w:rPr>
+          <w:rFonts w:hint="eastAsia"/>
+        </w:rPr>
+        <w:t>平衡差压</w:t>
+      </w:r>
+      <w:proofErr w:type="gramEnd"/>
+      <w:r>
+        <w:rPr>
+          <w:rFonts w:hint="eastAsia"/>
+        </w:rPr>
+        <w:t>流量计</w:t>
+      </w:r>
+      <w:r>
+        <w:rPr>
+          <w:rFonts w:hint="eastAsia"/>
+        </w:rPr>
+        <w:t>由表</w:t>
+      </w:r>
+      <w:proofErr w:type="gramStart"/>
+      <w:r>
+        <w:rPr>
+          <w:rFonts w:hint="eastAsia"/>
+        </w:rPr>
+        <w:t>体平衡</w:t>
+      </w:r>
+      <w:proofErr w:type="gramEnd"/>
+      <w:r>
+        <w:rPr>
+          <w:rFonts w:hint="eastAsia"/>
+        </w:rPr>
+        <w:t>孔板差压传感器、差压控制器、CPU、显示单元、CAN通讯单元等主要部件一体化组成。是</w:t>
+      </w:r>
+      <w:proofErr w:type="gramStart"/>
+      <w:r>
+        <w:rPr>
+          <w:rFonts w:hint="eastAsia"/>
+        </w:rPr>
+        <w:t>速度型差压原理</w:t>
+      </w:r>
+      <w:proofErr w:type="gramEnd"/>
+      <w:r>
+        <w:rPr>
+          <w:rFonts w:hint="eastAsia"/>
+        </w:rPr>
+        <w:t>的流量计。</w:t>
       </w:r>
     </w:p>
     <w:p>
       <w:pPr>
         <w:pStyle w:val="51"/>
       </w:pPr>
-      <w:r>
-        <w:t>平衡差压流量计的表</w:t>
+      <w:proofErr w:type="gramStart"/>
+      <w:r>
+        <w:t>平衡差压</w:t>
+      </w:r>
+      <w:proofErr w:type="gramEnd"/>
+      <w:r>
+        <w:t>流量计的表</w:t>
       </w:r>
       <w:r>
         <w:t>体及孔板采用镍铜合金材质，适用于舰船环境的海水移水流量测量。可</w:t>
@@ -282,14 +330,38 @@
       <w:pPr>
         <w:pStyle w:val="51"/>
       </w:pPr>
-      <w:r>
-        <w:rPr>
-          <w:rFonts w:hint="eastAsia"/>
-        </w:rPr>
-        <w:t>平衡差压流量计</w:t>
-      </w:r>
-      <w:r>
-        <w:t>由差压传感器CPU单元采集控制板组成,实现对平衡差压流量计的孔板两端差压进行检测,</w:t>
+      <w:proofErr w:type="gramStart"/>
+      <w:r>
+        <w:rPr>
+          <w:rFonts w:hint="eastAsia"/>
+        </w:rPr>
+        <w:t>平衡差压</w:t>
+      </w:r>
+      <w:proofErr w:type="gramEnd"/>
+      <w:r>
+        <w:rPr>
+          <w:rFonts w:hint="eastAsia"/>
+        </w:rPr>
+        <w:t>流量计</w:t>
+      </w:r>
+      <w:r>
+        <w:t>由差压传感器CPU单元采集控制板组成,实现对</w:t>
+      </w:r>
+      <w:proofErr w:type="gramStart"/>
+      <w:r>
+        <w:t>平衡差压</w:t>
+      </w:r>
+      <w:proofErr w:type="gramEnd"/>
+      <w:r>
+        <w:t>流量计的孔板两端</w:t>
+      </w:r>
+      <w:proofErr w:type="gramStart"/>
+      <w:r>
+        <w:t>差压进行</w:t>
+      </w:r>
+      <w:proofErr w:type="gramEnd"/>
+      <w:r>
+        <w:t>检测,</w:t>
       </w:r>
       <w:r>
         <w:rPr>
@@ -307,7 +379,15 @@
         <w:t>，</w:t>
       </w:r>
       <w:r>
-        <w:t>CAN通讯输出，电流输出。差压传感部件、CPU及外围部件实现全部国产化。</w:t>
+        <w:t>CAN通讯输出，电流输出。</w:t>
+      </w:r>
+      <w:proofErr w:type="gramStart"/>
+      <w:r>
+        <w:t>差压传感</w:t>
+      </w:r>
+      <w:proofErr w:type="gramEnd"/>
+      <w:r>
+        <w:t>部件、CPU及外围部件实现全部国产化。</w:t>
       </w:r>
     </w:p>
     <w:p>
@@ -342,7 +422,23 @@
         <w:t>差压控制器由单晶硅转换器、</w:t>
       </w:r>
       <w:r>
-        <w:t>CPU、CAN通讯以及倾角传感芯片温度补偿软件等组成。实现对差压的检测，并对差压芯体的角度变化、环境温度变化引起的测量误差进行智能化补偿修正。一体化的倾角修正，使得差压控制器在运动系统中的应用有了特殊的优势。</w:t>
+        <w:t>CPU、CAN通讯以及倾角传感芯片温度补偿软件等组成。实现</w:t>
+      </w:r>
+      <w:proofErr w:type="gramStart"/>
+      <w:r>
+        <w:t>对差压的</w:t>
+      </w:r>
+      <w:proofErr w:type="gramEnd"/>
+      <w:r>
+        <w:t>检测，并对</w:t>
+      </w:r>
+      <w:proofErr w:type="gramStart"/>
+      <w:r>
+        <w:t>差压芯</w:t>
+      </w:r>
+      <w:proofErr w:type="gramEnd"/>
+      <w:r>
+        <w:t>体的角度变化、环境温度变化引起的测量误差进行智能化补偿修正。一体化的倾角修正，使得差压控制器在运动系统中的应用有了特殊的优势。</w:t>
       </w:r>
       <w:r>
         <w:rPr>
@@ -359,7 +455,21 @@
         <w:rPr>
           <w:rFonts w:hint="eastAsia"/>
         </w:rPr>
-        <w:t>例如在潜艇中的流量液位测量，航速计程测量，在航空领域的速度测量。。。。。。在这些运动领域中，由于系统的姿态（角度）发水变化会引起差压测量数据的变化，如不进行修正，会引起附加误差，甚至不能应用。差压控制器的研发有效地解决了这个方面的不足并极大的提高了整体的性能。</w:t>
+        <w:t>例如在潜艇中的流量液位测量，航速计程测量，在航空领域的速度测量。。。。。。在这些运动领域中，由于系统的姿态（角度）发水变化会</w:t>
+      </w:r>
+      <w:proofErr w:type="gramStart"/>
+      <w:r>
+        <w:rPr>
+          <w:rFonts w:hint="eastAsia"/>
+        </w:rPr>
+        <w:t>引起差压测量</w:t>
+      </w:r>
+      <w:proofErr w:type="gramEnd"/>
+      <w:r>
+        <w:rPr>
+          <w:rFonts w:hint="eastAsia"/>
+        </w:rPr>
+        <w:t>数据的变化，如不进行修正，会引起附加误差，甚至不能应用。差压控制器的研发有效地解决了这个方面的不足并极大的提高了整体的性能。</w:t>
       </w:r>
     </w:p>
     <w:p>
@@ -373,7 +483,35 @@
         <w:rPr>
           <w:rFonts w:hint="eastAsia"/>
         </w:rPr>
-        <w:t>差压控制器与配套的差压式检测孔板配合检测封闭管道中的介质流量（液体、气体）介质在管道中流动经由孔板产生差压，流量与差压的平方根成正比。</w:t>
+        <w:t>差压控制器与配套</w:t>
+      </w:r>
+      <w:proofErr w:type="gramStart"/>
+      <w:r>
+        <w:rPr>
+          <w:rFonts w:hint="eastAsia"/>
+        </w:rPr>
+        <w:t>的差压式</w:t>
+      </w:r>
+      <w:proofErr w:type="gramEnd"/>
+      <w:r>
+        <w:rPr>
+          <w:rFonts w:hint="eastAsia"/>
+        </w:rPr>
+        <w:t>检测孔板配合检测封闭管道中的介质流量（液体、气体）介质在管道中流动经由孔板产生差压，流量</w:t>
+      </w:r>
+      <w:proofErr w:type="gramStart"/>
+      <w:r>
+        <w:rPr>
+          <w:rFonts w:hint="eastAsia"/>
+        </w:rPr>
+        <w:t>与差压的</w:t>
+      </w:r>
+      <w:proofErr w:type="gramEnd"/>
+      <w:r>
+        <w:rPr>
+          <w:rFonts w:hint="eastAsia"/>
+        </w:rPr>
+        <w:t>平方根成正比。</w:t>
       </w:r>
       <w:r>
         <w:rPr>
@@ -622,7 +760,35 @@
         <w:rPr>
           <w:rFonts w:hint="eastAsia"/>
         </w:rPr>
-        <w:t>差压控制器检测孔板两端的差压通过数学模型运算得出瞬时流量。系统并具显示和</w:t>
+        <w:t>差压控制器检测孔板两端的</w:t>
+      </w:r>
+      <w:proofErr w:type="gramStart"/>
+      <w:r>
+        <w:rPr>
+          <w:rFonts w:hint="eastAsia"/>
+        </w:rPr>
+        <w:t>差压通过</w:t>
+      </w:r>
+      <w:proofErr w:type="gramEnd"/>
+      <w:r>
+        <w:rPr>
+          <w:rFonts w:hint="eastAsia"/>
+        </w:rPr>
+        <w:t>数学模型运算得出瞬时流量。系统并</w:t>
+      </w:r>
+      <w:proofErr w:type="gramStart"/>
+      <w:r>
+        <w:rPr>
+          <w:rFonts w:hint="eastAsia"/>
+        </w:rPr>
+        <w:t>具显示</w:t>
+      </w:r>
+      <w:proofErr w:type="gramEnd"/>
+      <w:r>
+        <w:rPr>
+          <w:rFonts w:hint="eastAsia"/>
+        </w:rPr>
+        <w:t>和</w:t>
       </w:r>
       <w:r>
         <w:t>CAN通讯功能。</w:t>
@@ -775,11 +941,19 @@
       <w:pPr>
         <w:pStyle w:val="51"/>
       </w:pPr>
-      <w:r>
-        <w:rPr>
-          <w:rFonts w:hint="eastAsia"/>
-        </w:rPr>
-        <w:t>差压传控制器采用</w:t>
+      <w:proofErr w:type="gramStart"/>
+      <w:r>
+        <w:rPr>
+          <w:rFonts w:hint="eastAsia"/>
+        </w:rPr>
+        <w:t>差压传</w:t>
+      </w:r>
+      <w:proofErr w:type="gramEnd"/>
+      <w:r>
+        <w:rPr>
+          <w:rFonts w:hint="eastAsia"/>
+        </w:rPr>
+        <w:t>控制器采用</w:t>
       </w:r>
       <w:r>
         <w:t>AD7707，他是AD公司推出的24位A/D转换器。他包括由缓冲和增益可编程放大器组成的前端模拟调节电路、调制器及可编程数字滤波器等，能直接对来自伟感器的微弱信号进行A/D转换。此外他还具有高分辨率、宽动态范围、自校准、低功耗及优良的抗噪声性能，因此非常适用于仪表测量和工业控制等领域。</w:t>
@@ -841,7 +1015,15 @@
         <w:t>先进的</w:t>
       </w:r>
       <w:r>
-        <w:t>cortex内核非易失性的程序和数据存储。</w:t>
+        <w:t>cortex</w:t>
+      </w:r>
+      <w:proofErr w:type="gramStart"/>
+      <w:r>
+        <w:t>内核非</w:t>
+      </w:r>
+      <w:proofErr w:type="gramEnd"/>
+      <w:r>
+        <w:t>易失性的程序和数据存储。</w:t>
       </w:r>
     </w:p>
     <w:p>
@@ -901,7 +1083,15 @@
         <w:t>源</w:t>
       </w:r>
       <w:r>
-        <w:t>隔离的CAN转发器，此转发器符合或者优于ISO11898-2标准的技术规范。此器件有几个氧化硅绝缘隔栅分开的逻辑输入和输出缓冲器，与隔离式电源一起使用，此器件可防止数据总线或者其它电路上的噪音电流进入本地接地并干扰和损坏敏感电路。作为CAN收发器，该器件可分为总线和CAN控制分别提供差分发射能力和差分接收能力，信号传输速率高达1兆位每秒。该器件尤其适合工作在恶劣环境下，其具有串线、过压和接地损耗保护（-27V至40V）以及过热判断功能，共模电压范围为-12V至12V。ISO1050</w:t>
+        <w:t>隔离的CAN转发器，此转发器符合或者优于ISO11898-2标准的技术规范。此器件有几个氧化硅</w:t>
+      </w:r>
+      <w:proofErr w:type="gramStart"/>
+      <w:r>
+        <w:t>绝缘隔</w:t>
+      </w:r>
+      <w:proofErr w:type="gramEnd"/>
+      <w:r>
+        <w:t>栅分开的逻辑输入和输出缓冲器，与隔离式电源一起使用，此器件可防止数据总线或者其它电路上的噪音电流进入本地接地并干扰和损坏敏感电路。作为CAN收发器，该器件可分为总线和CAN控制分别提供差分发射能力和差分接收能力，信号传输速率高达1兆位每秒。该器件尤其适合工作在恶劣环境下，其具有串线、过压和接地损耗保护（-27V至40V）以及过热判断功能，共模电压范围为-12V至12V。ISO1050</w:t>
       </w:r>
       <w:r>
         <w:rPr>
@@ -921,7 +1111,21 @@
         <w:rPr>
           <w:rFonts w:hint="eastAsia"/>
         </w:rPr>
-        <w:t>模拟上位机差压传控制器的</w:t>
+        <w:t>模拟上位机</w:t>
+      </w:r>
+      <w:proofErr w:type="gramStart"/>
+      <w:r>
+        <w:rPr>
+          <w:rFonts w:hint="eastAsia"/>
+        </w:rPr>
+        <w:t>差压传</w:t>
+      </w:r>
+      <w:proofErr w:type="gramEnd"/>
+      <w:r>
+        <w:rPr>
+          <w:rFonts w:hint="eastAsia"/>
+        </w:rPr>
+        <w:t>控制器的</w:t>
       </w:r>
       <w:r>
         <w:t>CAN通讯及数据检测的准确性。</w:t>
@@ -931,11 +1135,19 @@
       <w:pPr>
         <w:pStyle w:val="51"/>
       </w:pPr>
-      <w:r>
-        <w:rPr>
-          <w:rFonts w:hint="eastAsia"/>
-        </w:rPr>
-        <w:t>差压传控制器具有</w:t>
+      <w:proofErr w:type="gramStart"/>
+      <w:r>
+        <w:rPr>
+          <w:rFonts w:hint="eastAsia"/>
+        </w:rPr>
+        <w:t>差压传控制</w:t>
+      </w:r>
+      <w:proofErr w:type="gramEnd"/>
+      <w:r>
+        <w:rPr>
+          <w:rFonts w:hint="eastAsia"/>
+        </w:rPr>
+        <w:t>器具有</w:t>
       </w:r>
       <w:r>
         <w:t>CAN总线输出接口，通过CAN转232模块向上位机发送数据。</w:t>
@@ -960,7 +1172,15 @@
         <w:pStyle w:val="51"/>
       </w:pPr>
       <w:r>
-        <w:t>1、精密电阻与TP1000组成桥式差压电路，精密电阻1000Ω，精度0.1%，温飘50ppm，经过A/D转换器采样后运算后获得温度，用来进行温度补偿。</w:t>
+        <w:t>1、精密电阻与TP1000组成桥式差压电路，精密电阻1000Ω，精度0.1%，</w:t>
+      </w:r>
+      <w:proofErr w:type="gramStart"/>
+      <w:r>
+        <w:t>温飘</w:t>
+      </w:r>
+      <w:proofErr w:type="gramEnd"/>
+      <w:r>
+        <w:t>50ppm，经过A/D转换器采样后运算后获得温度，用来进行温度补偿。</w:t>
       </w:r>
     </w:p>
     <w:p>
@@ -984,7 +1204,15 @@
         <w:pStyle w:val="51"/>
       </w:pPr>
       <w:r>
-        <w:t>4、隔离电源：来自外部的24V电源经滤波后送至24V转5V模块，一路由5V转5V为CAN模块供电，第二路5V转3.3V模块的输出3.3V为CPU、A/D转换器，EEPROM，OLED屏，倾角传感器供电。HK·BDF采用单片机配合运放A/D、存储、CAN、温度补偿、倾角补偿，构成高精度差压测量系统。并区分正反向流量，通过计算获取通道的正反向瞬时流量和累积流量。数据通过CAN总线以200ms间隔向上位机报送数据。HK·BDF自带存储功能，存储累计流量、设定参数、存储时间、永久存储。HK·BDF软件具有对流量系数分段修正功能，通过参数设置实现对流量测量准确度的修正。</w:t>
+        <w:t>4、隔离电源：来自外部的24V电源经滤波后送至24V转5V模块，一路由5V转5V为CAN模块供电，第二路5V转3.3V模块的输出3.3V为CPU、A/D转换器，EEPROM，OLED屏，倾角传感器供电。HK·BDF采用单片机配合运放A/D、存储、CAN、温度补偿、倾角补偿，构成高</w:t>
+      </w:r>
+      <w:proofErr w:type="gramStart"/>
+      <w:r>
+        <w:t>精度差压测量系统</w:t>
+      </w:r>
+      <w:proofErr w:type="gramEnd"/>
+      <w:r>
+        <w:t>。并区分正反向流量，通过计算获取通道的正反向瞬时流量和累积流量。数据通过CAN总线以200ms间隔向上位机报送数据。HK·BDF自带存储功能，存储累计流量、设定参数、存储时间、永久存储。HK·BDF软件具有对流量系数分段修正功能，通过参数设置实现对流量测量准确度的修正。</w:t>
       </w:r>
     </w:p>
     <w:p>
@@ -1426,7 +1654,21 @@
         <w:rPr>
           <w:rFonts w:asciiTheme="majorEastAsia" w:eastAsiaTheme="majorEastAsia" w:hAnsiTheme="majorEastAsia"/>
         </w:rPr>
-        <w:t>Q/WSJ 03.116-2017； 5.0MPa铜合金管路法兰；圆形凹法兰；厚38mm；SW型；B型</w:t>
+        <w:t>Q/WSJ 03.116-2017； 5.0MPa铜合金管路法兰；圆形</w:t>
+      </w:r>
+      <w:proofErr w:type="gramStart"/>
+      <w:r>
+        <w:rPr>
+          <w:rFonts w:asciiTheme="majorEastAsia" w:eastAsiaTheme="majorEastAsia" w:hAnsiTheme="majorEastAsia"/>
+        </w:rPr>
+        <w:t>凹</w:t>
+      </w:r>
+      <w:proofErr w:type="gramEnd"/>
+      <w:r>
+        <w:rPr>
+          <w:rFonts w:asciiTheme="majorEastAsia" w:eastAsiaTheme="majorEastAsia" w:hAnsiTheme="majorEastAsia"/>
+        </w:rPr>
+        <w:t>法兰；厚38mm；SW型；B型</w:t>
       </w:r>
     </w:p>
     <w:p>
@@ -1462,13 +1704,35 @@
         <w:rPr>
           <w:rFonts w:asciiTheme="majorEastAsia" w:eastAsiaTheme="majorEastAsia" w:hAnsiTheme="majorEastAsia" w:hint="eastAsia"/>
         </w:rPr>
-        <w:t>●表体材质：法兰</w:t>
-      </w:r>
+        <w:t>●表</w:t>
+      </w:r>
+      <w:proofErr w:type="gramStart"/>
+      <w:r>
+        <w:rPr>
+          <w:rFonts w:asciiTheme="majorEastAsia" w:eastAsiaTheme="majorEastAsia" w:hAnsiTheme="majorEastAsia" w:hint="eastAsia"/>
+        </w:rPr>
+        <w:t>体材</w:t>
+      </w:r>
+      <w:proofErr w:type="gramEnd"/>
+      <w:r>
+        <w:rPr>
+          <w:rFonts w:asciiTheme="majorEastAsia" w:eastAsiaTheme="majorEastAsia" w:hAnsiTheme="majorEastAsia" w:hint="eastAsia"/>
+        </w:rPr>
+        <w:t>质：法兰</w:t>
+      </w:r>
+      <w:proofErr w:type="spellStart"/>
       <w:r>
         <w:rPr>
           <w:rFonts w:asciiTheme="majorEastAsia" w:eastAsiaTheme="majorEastAsia" w:hAnsiTheme="majorEastAsia"/>
         </w:rPr>
-        <w:t>Bfe  30</w:t>
+        <w:t>Bfe</w:t>
+      </w:r>
+      <w:proofErr w:type="spellEnd"/>
+      <w:r>
+        <w:rPr>
+          <w:rFonts w:asciiTheme="majorEastAsia" w:eastAsiaTheme="majorEastAsia" w:hAnsiTheme="majorEastAsia"/>
+        </w:rPr>
+        <w:t xml:space="preserve">  30</w:t>
       </w:r>
     </w:p>
     <w:p>
@@ -1486,8 +1750,16 @@
         <w:rPr>
           <w:rFonts w:asciiTheme="majorEastAsia" w:eastAsiaTheme="majorEastAsia" w:hAnsiTheme="majorEastAsia"/>
         </w:rPr>
-        <w:t xml:space="preserve"> 孔板Bfe</w:t>
-      </w:r>
+        <w:t xml:space="preserve"> 孔板</w:t>
+      </w:r>
+      <w:proofErr w:type="spellStart"/>
+      <w:r>
+        <w:rPr>
+          <w:rFonts w:asciiTheme="majorEastAsia" w:eastAsiaTheme="majorEastAsia" w:hAnsiTheme="majorEastAsia"/>
+        </w:rPr>
+        <w:t>Bfe</w:t>
+      </w:r>
+      <w:proofErr w:type="spellEnd"/>
       <w:r>
         <w:rPr>
           <w:rFonts w:asciiTheme="majorEastAsia" w:eastAsiaTheme="majorEastAsia" w:hAnsiTheme="majorEastAsia" w:hint="eastAsia"/>
@@ -1522,7 +1794,21 @@
         <w:rPr>
           <w:rFonts w:asciiTheme="majorEastAsia" w:eastAsiaTheme="majorEastAsia" w:hAnsiTheme="majorEastAsia"/>
         </w:rPr>
-        <w:t>管段Bfe 10</w:t>
+        <w:t>管段</w:t>
+      </w:r>
+      <w:proofErr w:type="spellStart"/>
+      <w:r>
+        <w:rPr>
+          <w:rFonts w:asciiTheme="majorEastAsia" w:eastAsiaTheme="majorEastAsia" w:hAnsiTheme="majorEastAsia"/>
+        </w:rPr>
+        <w:t>Bfe</w:t>
+      </w:r>
+      <w:proofErr w:type="spellEnd"/>
+      <w:r>
+        <w:rPr>
+          <w:rFonts w:asciiTheme="majorEastAsia" w:eastAsiaTheme="majorEastAsia" w:hAnsiTheme="majorEastAsia"/>
+        </w:rPr>
+        <w:t xml:space="preserve"> 10</w:t>
       </w:r>
     </w:p>
     <w:p>
@@ -1540,7 +1826,21 @@
         <w:rPr>
           <w:rFonts w:asciiTheme="majorEastAsia" w:eastAsiaTheme="majorEastAsia" w:hAnsiTheme="majorEastAsia" w:hint="eastAsia"/>
         </w:rPr>
-        <w:t>●差压范围：±</w:t>
+        <w:t>●</w:t>
+      </w:r>
+      <w:proofErr w:type="gramStart"/>
+      <w:r>
+        <w:rPr>
+          <w:rFonts w:asciiTheme="majorEastAsia" w:eastAsiaTheme="majorEastAsia" w:hAnsiTheme="majorEastAsia" w:hint="eastAsia"/>
+        </w:rPr>
+        <w:t>差压范围</w:t>
+      </w:r>
+      <w:proofErr w:type="gramEnd"/>
+      <w:r>
+        <w:rPr>
+          <w:rFonts w:asciiTheme="majorEastAsia" w:eastAsiaTheme="majorEastAsia" w:hAnsiTheme="majorEastAsia" w:hint="eastAsia"/>
+        </w:rPr>
+        <w:t>：±</w:t>
       </w:r>
       <w:r>
         <w:rPr>
@@ -1760,11 +2060,19 @@
         </w:rPr>
         <w:t>●</w:t>
       </w:r>
+      <w:proofErr w:type="gramStart"/>
       <w:r>
         <w:rPr>
           <w:rFonts w:asciiTheme="majorEastAsia" w:eastAsiaTheme="majorEastAsia" w:hAnsiTheme="majorEastAsia" w:hint="eastAsia"/>
         </w:rPr>
-        <w:t>接液膜片：哈氏合金</w:t>
+        <w:t>接液膜片</w:t>
+      </w:r>
+      <w:proofErr w:type="gramEnd"/>
+      <w:r>
+        <w:rPr>
+          <w:rFonts w:asciiTheme="majorEastAsia" w:eastAsiaTheme="majorEastAsia" w:hAnsiTheme="majorEastAsia" w:hint="eastAsia"/>
+        </w:rPr>
+        <w:t>：哈氏合金</w:t>
       </w:r>
     </w:p>
     <w:p>
@@ -2042,7 +2350,21 @@
         <w:rPr>
           <w:rFonts w:asciiTheme="majorEastAsia" w:eastAsiaTheme="majorEastAsia" w:hAnsiTheme="majorEastAsia"/>
         </w:rPr>
-        <w:t>Q/WSJ 03.116-2017； 5.0MPa铜合金管路法兰；圆形凹法兰；厚38mm；SW型；B型</w:t>
+        <w:t>Q/WSJ 03.116-2017； 5.0MPa铜合金管路法兰；圆形</w:t>
+      </w:r>
+      <w:proofErr w:type="gramStart"/>
+      <w:r>
+        <w:rPr>
+          <w:rFonts w:asciiTheme="majorEastAsia" w:eastAsiaTheme="majorEastAsia" w:hAnsiTheme="majorEastAsia"/>
+        </w:rPr>
+        <w:t>凹</w:t>
+      </w:r>
+      <w:proofErr w:type="gramEnd"/>
+      <w:r>
+        <w:rPr>
+          <w:rFonts w:asciiTheme="majorEastAsia" w:eastAsiaTheme="majorEastAsia" w:hAnsiTheme="majorEastAsia"/>
+        </w:rPr>
+        <w:t>法兰；厚38mm；SW型；B型</w:t>
       </w:r>
     </w:p>
     <w:p>
@@ -2078,13 +2400,35 @@
         <w:rPr>
           <w:rFonts w:asciiTheme="majorEastAsia" w:eastAsiaTheme="majorEastAsia" w:hAnsiTheme="majorEastAsia" w:hint="eastAsia"/>
         </w:rPr>
-        <w:t>●表体材质：法兰</w:t>
-      </w:r>
+        <w:t>●表</w:t>
+      </w:r>
+      <w:proofErr w:type="gramStart"/>
+      <w:r>
+        <w:rPr>
+          <w:rFonts w:asciiTheme="majorEastAsia" w:eastAsiaTheme="majorEastAsia" w:hAnsiTheme="majorEastAsia" w:hint="eastAsia"/>
+        </w:rPr>
+        <w:t>体材</w:t>
+      </w:r>
+      <w:proofErr w:type="gramEnd"/>
+      <w:r>
+        <w:rPr>
+          <w:rFonts w:asciiTheme="majorEastAsia" w:eastAsiaTheme="majorEastAsia" w:hAnsiTheme="majorEastAsia" w:hint="eastAsia"/>
+        </w:rPr>
+        <w:t>质：法兰</w:t>
+      </w:r>
+      <w:proofErr w:type="spellStart"/>
       <w:r>
         <w:rPr>
           <w:rFonts w:asciiTheme="majorEastAsia" w:eastAsiaTheme="majorEastAsia" w:hAnsiTheme="majorEastAsia"/>
         </w:rPr>
-        <w:t>Bfe  30</w:t>
+        <w:t>Bfe</w:t>
+      </w:r>
+      <w:proofErr w:type="spellEnd"/>
+      <w:r>
+        <w:rPr>
+          <w:rFonts w:asciiTheme="majorEastAsia" w:eastAsiaTheme="majorEastAsia" w:hAnsiTheme="majorEastAsia"/>
+        </w:rPr>
+        <w:t xml:space="preserve">  30</w:t>
       </w:r>
     </w:p>
     <w:p>
@@ -2102,8 +2446,16 @@
         <w:rPr>
           <w:rFonts w:asciiTheme="majorEastAsia" w:eastAsiaTheme="majorEastAsia" w:hAnsiTheme="majorEastAsia"/>
         </w:rPr>
-        <w:t xml:space="preserve"> 孔板Bfe</w:t>
-      </w:r>
+        <w:t xml:space="preserve"> 孔板</w:t>
+      </w:r>
+      <w:proofErr w:type="spellStart"/>
+      <w:r>
+        <w:rPr>
+          <w:rFonts w:asciiTheme="majorEastAsia" w:eastAsiaTheme="majorEastAsia" w:hAnsiTheme="majorEastAsia"/>
+        </w:rPr>
+        <w:t>Bfe</w:t>
+      </w:r>
+      <w:proofErr w:type="spellEnd"/>
       <w:r>
         <w:rPr>
           <w:rFonts w:asciiTheme="majorEastAsia" w:eastAsiaTheme="majorEastAsia" w:hAnsiTheme="majorEastAsia" w:hint="eastAsia"/>
@@ -2138,7 +2490,21 @@
         <w:rPr>
           <w:rFonts w:asciiTheme="majorEastAsia" w:eastAsiaTheme="majorEastAsia" w:hAnsiTheme="majorEastAsia"/>
         </w:rPr>
-        <w:t>管段Bfe 10</w:t>
+        <w:t>管段</w:t>
+      </w:r>
+      <w:proofErr w:type="spellStart"/>
+      <w:r>
+        <w:rPr>
+          <w:rFonts w:asciiTheme="majorEastAsia" w:eastAsiaTheme="majorEastAsia" w:hAnsiTheme="majorEastAsia"/>
+        </w:rPr>
+        <w:t>Bfe</w:t>
+      </w:r>
+      <w:proofErr w:type="spellEnd"/>
+      <w:r>
+        <w:rPr>
+          <w:rFonts w:asciiTheme="majorEastAsia" w:eastAsiaTheme="majorEastAsia" w:hAnsiTheme="majorEastAsia"/>
+        </w:rPr>
+        <w:t xml:space="preserve"> 10</w:t>
       </w:r>
     </w:p>
     <w:p>
@@ -2638,9 +3004,11 @@
         <w:pStyle w:val="aa"/>
         <w:ind w:left="2800"/>
       </w:pPr>
+      <w:proofErr w:type="gramStart"/>
       <w:r>
         <w:t>差压</w:t>
       </w:r>
+      <w:proofErr w:type="gramEnd"/>
       <w:r>
         <w:t xml:space="preserve">  </w:t>
       </w:r>
@@ -2814,6 +3182,7 @@
       <w:r>
         <w:t xml:space="preserve">: </w:t>
       </w:r>
+      <w:proofErr w:type="gramStart"/>
       <w:r>
         <w:rPr>
           <w:rFonts w:hint="eastAsia"/>
@@ -2833,6 +3202,7 @@
       <w:r>
         <w:t xml:space="preserve">  KPa</w:t>
       </w:r>
+      <w:proofErr w:type="gramEnd"/>
     </w:p>
     <w:p>
       <w:pPr>
@@ -2963,6 +3333,7 @@
       <w:r>
         <w:t xml:space="preserve">: </w:t>
       </w:r>
+      <w:proofErr w:type="gramStart"/>
       <w:r>
         <w:t>0</w:t>
       </w:r>
@@ -2994,6 +3365,7 @@
       <w:r>
         <w:t xml:space="preserve">  KPa</w:t>
       </w:r>
+      <w:proofErr w:type="gramEnd"/>
     </w:p>
     <w:p>
       <w:pPr>
@@ -3408,9 +3780,11 @@
         <w:pStyle w:val="aa"/>
         <w:ind w:left="2800"/>
       </w:pPr>
+      <w:proofErr w:type="gramStart"/>
       <w:r>
         <w:t>差压</w:t>
       </w:r>
+      <w:proofErr w:type="gramEnd"/>
       <w:r>
         <w:t xml:space="preserve">  </w:t>
       </w:r>
@@ -3526,9 +3900,11 @@
         <w:pStyle w:val="aa"/>
         <w:ind w:left="2800"/>
       </w:pPr>
+      <w:proofErr w:type="gramStart"/>
       <w:r>
         <w:t>差压</w:t>
       </w:r>
+      <w:proofErr w:type="gramEnd"/>
       <w:r>
         <w:t xml:space="preserve">  </w:t>
       </w:r>
@@ -3736,6 +4112,7 @@
       <w:r>
         <w:t xml:space="preserve">: </w:t>
       </w:r>
+      <w:proofErr w:type="gramStart"/>
       <w:r>
         <w:rPr>
           <w:rFonts w:hint="eastAsia"/>
@@ -3755,6 +4132,7 @@
       <w:r>
         <w:t xml:space="preserve">  KPa</w:t>
       </w:r>
+      <w:proofErr w:type="gramEnd"/>
     </w:p>
     <w:p>
       <w:pPr>
@@ -4008,9 +4386,11 @@
         <w:pStyle w:val="aa"/>
         <w:ind w:left="2800"/>
       </w:pPr>
+      <w:proofErr w:type="gramStart"/>
       <w:r>
         <w:t>差压</w:t>
       </w:r>
+      <w:proofErr w:type="gramEnd"/>
       <w:r>
         <w:t xml:space="preserve">  </w:t>
       </w:r>
@@ -4123,9 +4503,11 @@
         <w:pStyle w:val="aa"/>
         <w:ind w:left="2800"/>
       </w:pPr>
+      <w:proofErr w:type="gramStart"/>
       <w:r>
         <w:t>差压</w:t>
       </w:r>
+      <w:proofErr w:type="gramEnd"/>
       <w:r>
         <w:t xml:space="preserve">  </w:t>
       </w:r>
@@ -4290,6 +4672,7 @@
       <w:r>
         <w:t xml:space="preserve"> </w:t>
       </w:r>
+      <w:proofErr w:type="gramStart"/>
       <w:r>
         <w:rPr>
           <w:rFonts w:hint="eastAsia"/>
@@ -4308,6 +4691,7 @@
       <w:r>
         <w:t xml:space="preserve">  KPa</w:t>
       </w:r>
+      <w:proofErr w:type="gramEnd"/>
     </w:p>
     <w:p>
       <w:pPr>
@@ -4525,6 +4909,7 @@
       <w:r>
         <w:t xml:space="preserve">: </w:t>
       </w:r>
+      <w:proofErr w:type="gramStart"/>
       <w:r>
         <w:rPr>
           <w:rFonts w:hint="eastAsia"/>
@@ -4543,6 +4928,7 @@
       <w:r>
         <w:t xml:space="preserve">  KPa</w:t>
       </w:r>
+      <w:proofErr w:type="gramEnd"/>
     </w:p>
     <w:p>
       <w:pPr>
@@ -4738,9 +5124,11 @@
         <w:pStyle w:val="aa"/>
         <w:ind w:left="2800"/>
       </w:pPr>
+      <w:proofErr w:type="gramStart"/>
       <w:r>
         <w:t>差压</w:t>
       </w:r>
+      <w:proofErr w:type="gramEnd"/>
       <w:r>
         <w:t xml:space="preserve">  </w:t>
       </w:r>
@@ -4887,9 +5275,11 @@
         <w:pStyle w:val="aa"/>
         <w:ind w:left="2800"/>
       </w:pPr>
+      <w:proofErr w:type="gramStart"/>
       <w:r>
         <w:t>差压</w:t>
       </w:r>
+      <w:proofErr w:type="gramEnd"/>
       <w:r>
         <w:t xml:space="preserve">  </w:t>
       </w:r>
@@ -5069,6 +5459,7 @@
       <w:r>
         <w:t xml:space="preserve"> </w:t>
       </w:r>
+      <w:proofErr w:type="gramStart"/>
       <w:r>
         <w:rPr>
           <w:rFonts w:hint="eastAsia"/>
@@ -5087,6 +5478,7 @@
       <w:r>
         <w:t xml:space="preserve">  KPa</w:t>
       </w:r>
+      <w:proofErr w:type="gramEnd"/>
     </w:p>
     <w:p>
       <w:pPr>
@@ -5296,9 +5688,11 @@
         <w:pStyle w:val="aa"/>
         <w:ind w:left="2800"/>
       </w:pPr>
+      <w:proofErr w:type="gramStart"/>
       <w:r>
         <w:t>差压</w:t>
       </w:r>
+      <w:proofErr w:type="gramEnd"/>
       <w:r>
         <w:t xml:space="preserve">  </w:t>
       </w:r>
@@ -5689,9 +6083,11 @@
         <w:pStyle w:val="aa"/>
         <w:ind w:left="2800"/>
       </w:pPr>
+      <w:proofErr w:type="gramStart"/>
       <w:r>
         <w:t>差压</w:t>
       </w:r>
+      <w:proofErr w:type="gramEnd"/>
       <w:r>
         <w:t xml:space="preserve">  </w:t>
       </w:r>
@@ -5825,9 +6221,11 @@
         <w:pStyle w:val="aa"/>
         <w:ind w:left="2800"/>
       </w:pPr>
+      <w:proofErr w:type="gramStart"/>
       <w:r>
         <w:t>差压</w:t>
       </w:r>
+      <w:proofErr w:type="gramEnd"/>
       <w:r>
         <w:t xml:space="preserve">  </w:t>
       </w:r>
@@ -6005,9 +6403,11 @@
         <w:pStyle w:val="aa"/>
         <w:ind w:left="2800"/>
       </w:pPr>
+      <w:proofErr w:type="gramStart"/>
       <w:r>
         <w:t>差压</w:t>
       </w:r>
+      <w:proofErr w:type="gramEnd"/>
       <w:r>
         <w:t xml:space="preserve">  </w:t>
       </w:r>
@@ -6330,11 +6730,33 @@
           <w:rFonts w:ascii="宋体" w:eastAsia="宋体" w:hAnsi="宋体" w:cs="宋体"/>
         </w:rPr>
       </w:pPr>
+      <w:proofErr w:type="gramStart"/>
       <w:r>
         <w:rPr>
           <w:rFonts w:ascii="宋体" w:eastAsia="宋体" w:hAnsi="宋体" w:cs="宋体"/>
         </w:rPr>
-        <w:t>平衡差压流量计管段上装有两台互为冗余的差压传感控制器。正常工作时两台控制器流量显示值应该一致互接近，当两台控制的显示值出现明显差异时，可判断应该是某路出现问题。</w:t>
+        <w:t>平衡差压</w:t>
+      </w:r>
+      <w:proofErr w:type="gramEnd"/>
+      <w:r>
+        <w:rPr>
+          <w:rFonts w:ascii="宋体" w:eastAsia="宋体" w:hAnsi="宋体" w:cs="宋体"/>
+        </w:rPr>
+        <w:t>流量计管段上装有两台互为冗余</w:t>
+      </w:r>
+      <w:proofErr w:type="gramStart"/>
+      <w:r>
+        <w:rPr>
+          <w:rFonts w:ascii="宋体" w:eastAsia="宋体" w:hAnsi="宋体" w:cs="宋体"/>
+        </w:rPr>
+        <w:t>的差压传感</w:t>
+      </w:r>
+      <w:proofErr w:type="gramEnd"/>
+      <w:r>
+        <w:rPr>
+          <w:rFonts w:ascii="宋体" w:eastAsia="宋体" w:hAnsi="宋体" w:cs="宋体"/>
+        </w:rPr>
+        <w:t>控制器。正常工作时两台控制器流量显示值应该一致互接近，当两台控制的显示值出现明显差异时，可判断应该是某路出现问题。</w:t>
       </w:r>
     </w:p>
     <w:tbl>
@@ -6782,7 +7204,21 @@
               <w:rPr>
                 <w:rFonts w:ascii="宋体" w:eastAsia="宋体" w:hAnsi="宋体" w:cs="宋体" w:hint="eastAsia"/>
               </w:rPr>
-              <w:t>错误时判断控制板及传感器</w:t>
+              <w:t>错误</w:t>
+            </w:r>
+            <w:proofErr w:type="gramStart"/>
+            <w:r>
+              <w:rPr>
+                <w:rFonts w:ascii="宋体" w:eastAsia="宋体" w:hAnsi="宋体" w:cs="宋体" w:hint="eastAsia"/>
+              </w:rPr>
+              <w:t>时判断</w:t>
+            </w:r>
+            <w:proofErr w:type="gramEnd"/>
+            <w:r>
+              <w:rPr>
+                <w:rFonts w:ascii="宋体" w:eastAsia="宋体" w:hAnsi="宋体" w:cs="宋体" w:hint="eastAsia"/>
+              </w:rPr>
+              <w:t>控制板及传感器</w:t>
             </w:r>
           </w:p>
         </w:tc>
@@ -7059,7 +7495,21 @@
               <w:rPr>
                 <w:rFonts w:ascii="宋体" w:eastAsia="宋体" w:hAnsi="宋体" w:cs="宋体" w:hint="eastAsia"/>
               </w:rPr>
-              <w:t>检查线路板通讯灯显示正常否，两路是否均不正常</w:t>
+              <w:t>检查线路板通讯</w:t>
+            </w:r>
+            <w:proofErr w:type="gramStart"/>
+            <w:r>
+              <w:rPr>
+                <w:rFonts w:ascii="宋体" w:eastAsia="宋体" w:hAnsi="宋体" w:cs="宋体" w:hint="eastAsia"/>
+              </w:rPr>
+              <w:t>灯显示</w:t>
+            </w:r>
+            <w:proofErr w:type="gramEnd"/>
+            <w:r>
+              <w:rPr>
+                <w:rFonts w:ascii="宋体" w:eastAsia="宋体" w:hAnsi="宋体" w:cs="宋体" w:hint="eastAsia"/>
+              </w:rPr>
+              <w:t>正常否，两路是否均不正常</w:t>
             </w:r>
           </w:p>
         </w:tc>
@@ -7252,11 +7702,19 @@
                 <w:rFonts w:ascii="宋体" w:eastAsia="宋体" w:hAnsi="宋体" w:cs="宋体"/>
               </w:rPr>
             </w:pPr>
+            <w:proofErr w:type="gramStart"/>
             <w:r>
               <w:rPr>
                 <w:rFonts w:ascii="宋体" w:eastAsia="宋体" w:hAnsi="宋体" w:cs="宋体" w:hint="eastAsia"/>
               </w:rPr>
-              <w:t>差压传感控制器参数不对</w:t>
+              <w:t>差压传感</w:t>
+            </w:r>
+            <w:proofErr w:type="gramEnd"/>
+            <w:r>
+              <w:rPr>
+                <w:rFonts w:ascii="宋体" w:eastAsia="宋体" w:hAnsi="宋体" w:cs="宋体" w:hint="eastAsia"/>
+              </w:rPr>
+              <w:t>控制器参数不对</w:t>
             </w:r>
           </w:p>
         </w:tc>
@@ -7504,7 +7962,95 @@
           <w:szCs w:val="24"/>
           <w:lang w:val="en-GB"/>
         </w:rPr>
-        <w:t>检验采用200smart SR20 Plc的232串口以自由通讯协议接收差压流量计通讯报文，接收一次正确数据，进行一次计数。PLC通过以太网通讯将通讯正确的次数发送给mcgs触摸屏进行显示。另外还增设 计时时间设置、剩余时间时间显示、理论通讯次数等功能，从而方便用户验证通讯。</w:t>
+        <w:t>检验采用200smart SR20 Plc的232串口以自由通讯协议</w:t>
+      </w:r>
+      <w:proofErr w:type="gramStart"/>
+      <w:r>
+        <w:rPr>
+          <w:rFonts w:asciiTheme="majorEastAsia" w:eastAsiaTheme="majorEastAsia" w:hAnsiTheme="majorEastAsia" w:cs="新宋体" w:hint="eastAsia"/>
+          <w:kern w:val="0"/>
+          <w:sz w:val="24"/>
+          <w:szCs w:val="24"/>
+          <w:lang w:val="en-GB"/>
+        </w:rPr>
+        <w:t>接收差压流量计</w:t>
+      </w:r>
+      <w:proofErr w:type="gramEnd"/>
+      <w:r>
+        <w:rPr>
+          <w:rFonts w:asciiTheme="majorEastAsia" w:eastAsiaTheme="majorEastAsia" w:hAnsiTheme="majorEastAsia" w:cs="新宋体" w:hint="eastAsia"/>
+          <w:kern w:val="0"/>
+          <w:sz w:val="24"/>
+          <w:szCs w:val="24"/>
+          <w:lang w:val="en-GB"/>
+        </w:rPr>
+        <w:t>通讯报文，接收一次正确数据，进行一次计数。PLC通过以太网通讯将通讯正确的次数发送给</w:t>
+      </w:r>
+      <w:proofErr w:type="spellStart"/>
+      <w:r>
+        <w:rPr>
+          <w:rFonts w:asciiTheme="majorEastAsia" w:eastAsiaTheme="majorEastAsia" w:hAnsiTheme="majorEastAsia" w:cs="新宋体" w:hint="eastAsia"/>
+          <w:kern w:val="0"/>
+          <w:sz w:val="24"/>
+          <w:szCs w:val="24"/>
+          <w:lang w:val="en-GB"/>
+        </w:rPr>
+        <w:t>mcgs</w:t>
+      </w:r>
+      <w:proofErr w:type="spellEnd"/>
+      <w:r>
+        <w:rPr>
+          <w:rFonts w:asciiTheme="majorEastAsia" w:eastAsiaTheme="majorEastAsia" w:hAnsiTheme="majorEastAsia" w:cs="新宋体" w:hint="eastAsia"/>
+          <w:kern w:val="0"/>
+          <w:sz w:val="24"/>
+          <w:szCs w:val="24"/>
+          <w:lang w:val="en-GB"/>
+        </w:rPr>
+        <w:t>触摸</w:t>
+      </w:r>
+      <w:proofErr w:type="gramStart"/>
+      <w:r>
+        <w:rPr>
+          <w:rFonts w:asciiTheme="majorEastAsia" w:eastAsiaTheme="majorEastAsia" w:hAnsiTheme="majorEastAsia" w:cs="新宋体" w:hint="eastAsia"/>
+          <w:kern w:val="0"/>
+          <w:sz w:val="24"/>
+          <w:szCs w:val="24"/>
+          <w:lang w:val="en-GB"/>
+        </w:rPr>
+        <w:t>屏进行</w:t>
+      </w:r>
+      <w:proofErr w:type="gramEnd"/>
+      <w:r>
+        <w:rPr>
+          <w:rFonts w:asciiTheme="majorEastAsia" w:eastAsiaTheme="majorEastAsia" w:hAnsiTheme="majorEastAsia" w:cs="新宋体" w:hint="eastAsia"/>
+          <w:kern w:val="0"/>
+          <w:sz w:val="24"/>
+          <w:szCs w:val="24"/>
+          <w:lang w:val="en-GB"/>
+        </w:rPr>
+        <w:t>显示。另外还增设 计时时间设置、剩余</w:t>
+      </w:r>
+      <w:proofErr w:type="gramStart"/>
+      <w:r>
+        <w:rPr>
+          <w:rFonts w:asciiTheme="majorEastAsia" w:eastAsiaTheme="majorEastAsia" w:hAnsiTheme="majorEastAsia" w:cs="新宋体" w:hint="eastAsia"/>
+          <w:kern w:val="0"/>
+          <w:sz w:val="24"/>
+          <w:szCs w:val="24"/>
+          <w:lang w:val="en-GB"/>
+        </w:rPr>
+        <w:t>时间时间</w:t>
+      </w:r>
+      <w:proofErr w:type="gramEnd"/>
+      <w:r>
+        <w:rPr>
+          <w:rFonts w:asciiTheme="majorEastAsia" w:eastAsiaTheme="majorEastAsia" w:hAnsiTheme="majorEastAsia" w:cs="新宋体" w:hint="eastAsia"/>
+          <w:kern w:val="0"/>
+          <w:sz w:val="24"/>
+          <w:szCs w:val="24"/>
+          <w:lang w:val="en-GB"/>
+        </w:rPr>
+        <w:t>显示、理论通讯次数等功能，从而方便用户验证通讯。</w:t>
       </w:r>
     </w:p>
     <w:p>
@@ -7617,8 +8163,240 @@
           <w:lang w:val="en-GB"/>
         </w:rPr>
         <w:lastRenderedPageBreak/>
-        <w:t>正确数据格式：XX XX XX XX    XX      XX      XX XX     XX XX XX XX</w:t>
-      </w:r>
+        <w:t xml:space="preserve">正确数据格式：XX </w:t>
+      </w:r>
+      <w:proofErr w:type="spellStart"/>
+      <w:r>
+        <w:rPr>
+          <w:rFonts w:asciiTheme="majorEastAsia" w:eastAsiaTheme="majorEastAsia" w:hAnsiTheme="majorEastAsia" w:cs="新宋体" w:hint="eastAsia"/>
+          <w:kern w:val="0"/>
+          <w:sz w:val="24"/>
+          <w:szCs w:val="24"/>
+          <w:lang w:val="en-GB"/>
+        </w:rPr>
+        <w:t>XX</w:t>
+      </w:r>
+      <w:proofErr w:type="spellEnd"/>
+      <w:r>
+        <w:rPr>
+          <w:rFonts w:asciiTheme="majorEastAsia" w:eastAsiaTheme="majorEastAsia" w:hAnsiTheme="majorEastAsia" w:cs="新宋体" w:hint="eastAsia"/>
+          <w:kern w:val="0"/>
+          <w:sz w:val="24"/>
+          <w:szCs w:val="24"/>
+          <w:lang w:val="en-GB"/>
+        </w:rPr>
+        <w:t xml:space="preserve"> </w:t>
+      </w:r>
+      <w:proofErr w:type="spellStart"/>
+      <w:r>
+        <w:rPr>
+          <w:rFonts w:asciiTheme="majorEastAsia" w:eastAsiaTheme="majorEastAsia" w:hAnsiTheme="majorEastAsia" w:cs="新宋体" w:hint="eastAsia"/>
+          <w:kern w:val="0"/>
+          <w:sz w:val="24"/>
+          <w:szCs w:val="24"/>
+          <w:lang w:val="en-GB"/>
+        </w:rPr>
+        <w:t>XX</w:t>
+      </w:r>
+      <w:proofErr w:type="spellEnd"/>
+      <w:r>
+        <w:rPr>
+          <w:rFonts w:asciiTheme="majorEastAsia" w:eastAsiaTheme="majorEastAsia" w:hAnsiTheme="majorEastAsia" w:cs="新宋体" w:hint="eastAsia"/>
+          <w:kern w:val="0"/>
+          <w:sz w:val="24"/>
+          <w:szCs w:val="24"/>
+          <w:lang w:val="en-GB"/>
+        </w:rPr>
+        <w:t xml:space="preserve"> </w:t>
+      </w:r>
+      <w:proofErr w:type="spellStart"/>
+      <w:r>
+        <w:rPr>
+          <w:rFonts w:asciiTheme="majorEastAsia" w:eastAsiaTheme="majorEastAsia" w:hAnsiTheme="majorEastAsia" w:cs="新宋体" w:hint="eastAsia"/>
+          <w:kern w:val="0"/>
+          <w:sz w:val="24"/>
+          <w:szCs w:val="24"/>
+          <w:lang w:val="en-GB"/>
+        </w:rPr>
+        <w:t>XX</w:t>
+      </w:r>
+      <w:proofErr w:type="spellEnd"/>
+      <w:r>
+        <w:rPr>
+          <w:rFonts w:asciiTheme="majorEastAsia" w:eastAsiaTheme="majorEastAsia" w:hAnsiTheme="majorEastAsia" w:cs="新宋体" w:hint="eastAsia"/>
+          <w:kern w:val="0"/>
+          <w:sz w:val="24"/>
+          <w:szCs w:val="24"/>
+          <w:lang w:val="en-GB"/>
+        </w:rPr>
+        <w:t xml:space="preserve">    </w:t>
+      </w:r>
+      <w:proofErr w:type="spellStart"/>
+      <w:r>
+        <w:rPr>
+          <w:rFonts w:asciiTheme="majorEastAsia" w:eastAsiaTheme="majorEastAsia" w:hAnsiTheme="majorEastAsia" w:cs="新宋体" w:hint="eastAsia"/>
+          <w:kern w:val="0"/>
+          <w:sz w:val="24"/>
+          <w:szCs w:val="24"/>
+          <w:lang w:val="en-GB"/>
+        </w:rPr>
+        <w:t>XX</w:t>
+      </w:r>
+      <w:proofErr w:type="spellEnd"/>
+      <w:r>
+        <w:rPr>
+          <w:rFonts w:asciiTheme="majorEastAsia" w:eastAsiaTheme="majorEastAsia" w:hAnsiTheme="majorEastAsia" w:cs="新宋体" w:hint="eastAsia"/>
+          <w:kern w:val="0"/>
+          <w:sz w:val="24"/>
+          <w:szCs w:val="24"/>
+          <w:lang w:val="en-GB"/>
+        </w:rPr>
+        <w:t xml:space="preserve">      </w:t>
+      </w:r>
+      <w:proofErr w:type="spellStart"/>
+      <w:r>
+        <w:rPr>
+          <w:rFonts w:asciiTheme="majorEastAsia" w:eastAsiaTheme="majorEastAsia" w:hAnsiTheme="majorEastAsia" w:cs="新宋体" w:hint="eastAsia"/>
+          <w:kern w:val="0"/>
+          <w:sz w:val="24"/>
+          <w:szCs w:val="24"/>
+          <w:lang w:val="en-GB"/>
+        </w:rPr>
+        <w:t>XX</w:t>
+      </w:r>
+      <w:proofErr w:type="spellEnd"/>
+      <w:r>
+        <w:rPr>
+          <w:rFonts w:asciiTheme="majorEastAsia" w:eastAsiaTheme="majorEastAsia" w:hAnsiTheme="majorEastAsia" w:cs="新宋体" w:hint="eastAsia"/>
+          <w:kern w:val="0"/>
+          <w:sz w:val="24"/>
+          <w:szCs w:val="24"/>
+          <w:lang w:val="en-GB"/>
+        </w:rPr>
+        <w:t xml:space="preserve">      </w:t>
+      </w:r>
+      <w:proofErr w:type="spellStart"/>
+      <w:r>
+        <w:rPr>
+          <w:rFonts w:asciiTheme="majorEastAsia" w:eastAsiaTheme="majorEastAsia" w:hAnsiTheme="majorEastAsia" w:cs="新宋体" w:hint="eastAsia"/>
+          <w:kern w:val="0"/>
+          <w:sz w:val="24"/>
+          <w:szCs w:val="24"/>
+          <w:lang w:val="en-GB"/>
+        </w:rPr>
+        <w:t>XX</w:t>
+      </w:r>
+      <w:proofErr w:type="spellEnd"/>
+      <w:r>
+        <w:rPr>
+          <w:rFonts w:asciiTheme="majorEastAsia" w:eastAsiaTheme="majorEastAsia" w:hAnsiTheme="majorEastAsia" w:cs="新宋体" w:hint="eastAsia"/>
+          <w:kern w:val="0"/>
+          <w:sz w:val="24"/>
+          <w:szCs w:val="24"/>
+          <w:lang w:val="en-GB"/>
+        </w:rPr>
+        <w:t xml:space="preserve"> </w:t>
+      </w:r>
+      <w:proofErr w:type="spellStart"/>
+      <w:r>
+        <w:rPr>
+          <w:rFonts w:asciiTheme="majorEastAsia" w:eastAsiaTheme="majorEastAsia" w:hAnsiTheme="majorEastAsia" w:cs="新宋体" w:hint="eastAsia"/>
+          <w:kern w:val="0"/>
+          <w:sz w:val="24"/>
+          <w:szCs w:val="24"/>
+          <w:lang w:val="en-GB"/>
+        </w:rPr>
+        <w:t>XX</w:t>
+      </w:r>
+      <w:proofErr w:type="spellEnd"/>
+      <w:r>
+        <w:rPr>
+          <w:rFonts w:asciiTheme="majorEastAsia" w:eastAsiaTheme="majorEastAsia" w:hAnsiTheme="majorEastAsia" w:cs="新宋体" w:hint="eastAsia"/>
+          <w:kern w:val="0"/>
+          <w:sz w:val="24"/>
+          <w:szCs w:val="24"/>
+          <w:lang w:val="en-GB"/>
+        </w:rPr>
+        <w:t xml:space="preserve">     </w:t>
+      </w:r>
+      <w:proofErr w:type="spellStart"/>
+      <w:r>
+        <w:rPr>
+          <w:rFonts w:asciiTheme="majorEastAsia" w:eastAsiaTheme="majorEastAsia" w:hAnsiTheme="majorEastAsia" w:cs="新宋体" w:hint="eastAsia"/>
+          <w:kern w:val="0"/>
+          <w:sz w:val="24"/>
+          <w:szCs w:val="24"/>
+          <w:lang w:val="en-GB"/>
+        </w:rPr>
+        <w:t>XX</w:t>
+      </w:r>
+      <w:proofErr w:type="spellEnd"/>
+      <w:r>
+        <w:rPr>
+          <w:rFonts w:asciiTheme="majorEastAsia" w:eastAsiaTheme="majorEastAsia" w:hAnsiTheme="majorEastAsia" w:cs="新宋体" w:hint="eastAsia"/>
+          <w:kern w:val="0"/>
+          <w:sz w:val="24"/>
+          <w:szCs w:val="24"/>
+          <w:lang w:val="en-GB"/>
+        </w:rPr>
+        <w:t xml:space="preserve"> </w:t>
+      </w:r>
+      <w:proofErr w:type="spellStart"/>
+      <w:r>
+        <w:rPr>
+          <w:rFonts w:asciiTheme="majorEastAsia" w:eastAsiaTheme="majorEastAsia" w:hAnsiTheme="majorEastAsia" w:cs="新宋体" w:hint="eastAsia"/>
+          <w:kern w:val="0"/>
+          <w:sz w:val="24"/>
+          <w:szCs w:val="24"/>
+          <w:lang w:val="en-GB"/>
+        </w:rPr>
+        <w:t>XX</w:t>
+      </w:r>
+      <w:proofErr w:type="spellEnd"/>
+      <w:r>
+        <w:rPr>
+          <w:rFonts w:asciiTheme="majorEastAsia" w:eastAsiaTheme="majorEastAsia" w:hAnsiTheme="majorEastAsia" w:cs="新宋体" w:hint="eastAsia"/>
+          <w:kern w:val="0"/>
+          <w:sz w:val="24"/>
+          <w:szCs w:val="24"/>
+          <w:lang w:val="en-GB"/>
+        </w:rPr>
+        <w:t xml:space="preserve"> </w:t>
+      </w:r>
+      <w:proofErr w:type="spellStart"/>
+      <w:r>
+        <w:rPr>
+          <w:rFonts w:asciiTheme="majorEastAsia" w:eastAsiaTheme="majorEastAsia" w:hAnsiTheme="majorEastAsia" w:cs="新宋体" w:hint="eastAsia"/>
+          <w:kern w:val="0"/>
+          <w:sz w:val="24"/>
+          <w:szCs w:val="24"/>
+          <w:lang w:val="en-GB"/>
+        </w:rPr>
+        <w:t>XX</w:t>
+      </w:r>
+      <w:proofErr w:type="spellEnd"/>
+      <w:r>
+        <w:rPr>
+          <w:rFonts w:asciiTheme="majorEastAsia" w:eastAsiaTheme="majorEastAsia" w:hAnsiTheme="majorEastAsia" w:cs="新宋体" w:hint="eastAsia"/>
+          <w:kern w:val="0"/>
+          <w:sz w:val="24"/>
+          <w:szCs w:val="24"/>
+          <w:lang w:val="en-GB"/>
+        </w:rPr>
+        <w:t xml:space="preserve"> </w:t>
+      </w:r>
+      <w:proofErr w:type="spellStart"/>
+      <w:r>
+        <w:rPr>
+          <w:rFonts w:asciiTheme="majorEastAsia" w:eastAsiaTheme="majorEastAsia" w:hAnsiTheme="majorEastAsia" w:cs="新宋体" w:hint="eastAsia"/>
+          <w:kern w:val="0"/>
+          <w:sz w:val="24"/>
+          <w:szCs w:val="24"/>
+          <w:lang w:val="en-GB"/>
+        </w:rPr>
+        <w:t>XX</w:t>
+      </w:r>
+      <w:proofErr w:type="spellEnd"/>
     </w:p>
     <w:p>
       <w:pPr>
@@ -10149,6 +10927,124 @@
           <w:lang w:val="en-GB"/>
         </w:rPr>
       </w:pPr>
+    </w:p>
+    <w:p>
+      <w:pPr>
+        <w:pStyle w:val="31"/>
+        <w:ind w:left="0"/>
+        <w:rPr>
+          <w:rFonts w:ascii="宋体" w:eastAsia="宋体" w:hAnsi="宋体" w:cs="宋体"/>
+          <w:b w:val="0"/>
+          <w:bCs w:val="0"/>
+        </w:rPr>
+      </w:pPr>
+      <w:r>
+        <w:rPr>
+          <w:rFonts w:ascii="宋体" w:eastAsia="宋体" w:hAnsi="宋体" w:cs="宋体" w:hint="eastAsia"/>
+          <w:b w:val="0"/>
+          <w:bCs w:val="0"/>
+        </w:rPr>
+        <w:t>CAN</w:t>
+      </w:r>
+      <w:r>
+        <w:rPr>
+          <w:rFonts w:ascii="宋体" w:eastAsia="宋体" w:hAnsi="宋体" w:cs="宋体"/>
+          <w:b w:val="0"/>
+          <w:bCs w:val="0"/>
+        </w:rPr>
+        <w:t>-</w:t>
+      </w:r>
+      <w:r>
+        <w:rPr>
+          <w:rFonts w:ascii="宋体" w:eastAsia="宋体" w:hAnsi="宋体" w:cs="宋体" w:hint="eastAsia"/>
+          <w:b w:val="0"/>
+          <w:bCs w:val="0"/>
+        </w:rPr>
+        <w:t>接收ID　1</w:t>
+      </w:r>
+      <w:r>
+        <w:rPr>
+          <w:rFonts w:ascii="宋体" w:eastAsia="宋体" w:hAnsi="宋体" w:cs="宋体"/>
+          <w:b w:val="0"/>
+          <w:bCs w:val="0"/>
+        </w:rPr>
+        <w:t>19404</w:t>
+      </w:r>
+      <w:r>
+        <w:rPr>
+          <w:rFonts w:ascii="宋体" w:eastAsia="宋体" w:hAnsi="宋体" w:cs="宋体" w:hint="eastAsia"/>
+          <w:b w:val="0"/>
+          <w:bCs w:val="0"/>
+        </w:rPr>
+        <w:t>XX</w:t>
+      </w:r>
+    </w:p>
+    <w:p>
+      <w:pPr>
+        <w:pStyle w:val="31"/>
+        <w:ind w:left="0"/>
+        <w:rPr>
+          <w:rFonts w:ascii="宋体" w:eastAsia="宋体" w:hAnsi="宋体" w:cs="宋体"/>
+          <w:b w:val="0"/>
+          <w:bCs w:val="0"/>
+        </w:rPr>
+      </w:pPr>
+      <w:r>
+        <w:rPr>
+          <w:rFonts w:ascii="宋体" w:eastAsia="宋体" w:hAnsi="宋体" w:cs="宋体" w:hint="eastAsia"/>
+          <w:b w:val="0"/>
+          <w:bCs w:val="0"/>
+        </w:rPr>
+        <w:t>CAN</w:t>
+      </w:r>
+      <w:r>
+        <w:rPr>
+          <w:rFonts w:ascii="宋体" w:eastAsia="宋体" w:hAnsi="宋体" w:cs="宋体"/>
+          <w:b w:val="0"/>
+          <w:bCs w:val="0"/>
+        </w:rPr>
+        <w:t>-</w:t>
+      </w:r>
+      <w:r>
+        <w:rPr>
+          <w:rFonts w:ascii="宋体" w:eastAsia="宋体" w:hAnsi="宋体" w:cs="宋体" w:hint="eastAsia"/>
+          <w:b w:val="0"/>
+          <w:bCs w:val="0"/>
+        </w:rPr>
+        <w:t>发送ID　1</w:t>
+      </w:r>
+      <w:r>
+        <w:rPr>
+          <w:rFonts w:ascii="宋体" w:eastAsia="宋体" w:hAnsi="宋体" w:cs="宋体"/>
+          <w:b w:val="0"/>
+          <w:bCs w:val="0"/>
+        </w:rPr>
+        <w:t>19</w:t>
+      </w:r>
+      <w:r>
+        <w:rPr>
+          <w:rFonts w:ascii="宋体" w:eastAsia="宋体" w:hAnsi="宋体" w:cs="宋体"/>
+          <w:b w:val="0"/>
+          <w:bCs w:val="0"/>
+        </w:rPr>
+        <w:t>5</w:t>
+      </w:r>
+      <w:r>
+        <w:rPr>
+          <w:rFonts w:ascii="宋体" w:eastAsia="宋体" w:hAnsi="宋体" w:cs="宋体"/>
+          <w:b w:val="0"/>
+          <w:bCs w:val="0"/>
+        </w:rPr>
+        <w:t>04</w:t>
+      </w:r>
+      <w:r>
+        <w:rPr>
+          <w:rFonts w:ascii="宋体" w:eastAsia="宋体" w:hAnsi="宋体" w:cs="宋体" w:hint="eastAsia"/>
+          <w:b w:val="0"/>
+          <w:bCs w:val="0"/>
+        </w:rPr>
+        <w:t>XX</w:t>
+      </w:r>
     </w:p>
     <w:p>
       <w:pPr>
@@ -11657,10 +12553,6 @@
 </file>
 
 <file path=customXml/item1.xml><?xml version="1.0" encoding="utf-8"?>
-<b:Sources xmlns:b="http://schemas.openxmlformats.org/officeDocument/2006/bibliography" xmlns="http://schemas.openxmlformats.org/officeDocument/2006/bibliography" SelectedStyle="\APA.XSL" StyleName="APA"/>
-</file>
-
-<file path=customXml/item2.xml><?xml version="1.0" encoding="utf-8"?>
 <s:customData xmlns="http://www.wps.cn/officeDocument/2013/wpsCustomData" xmlns:s="http://www.wps.cn/officeDocument/2013/wpsCustomData">
   <customSectProps>
     <customSectPr/>
@@ -11668,18 +12560,22 @@
 </s:customData>
 </file>
 
+<file path=customXml/item2.xml><?xml version="1.0" encoding="utf-8"?>
+<b:Sources xmlns:b="http://schemas.openxmlformats.org/officeDocument/2006/bibliography" xmlns="http://schemas.openxmlformats.org/officeDocument/2006/bibliography" SelectedStyle="\APA.XSL" StyleName="APA"/>
+</file>
+
 <file path=customXml/itemProps1.xml><?xml version="1.0" encoding="utf-8"?>
+<ds:datastoreItem xmlns:ds="http://schemas.openxmlformats.org/officeDocument/2006/customXml" ds:itemID="{B1977F7D-205B-4081-913C-38D41E755F92}">
+  <ds:schemaRefs>
+    <ds:schemaRef ds:uri="http://www.wps.cn/officeDocument/2013/wpsCustomData"/>
+  </ds:schemaRefs>
+</ds:datastoreItem>
+</file>
+
+<file path=customXml/itemProps2.xml><?xml version="1.0" encoding="utf-8"?>
 <ds:datastoreItem xmlns:ds="http://schemas.openxmlformats.org/officeDocument/2006/customXml" ds:itemID="{EF1C60C4-7DD5-4283-85D4-3625D608F3C2}">
   <ds:schemaRefs>
     <ds:schemaRef ds:uri="http://schemas.openxmlformats.org/officeDocument/2006/bibliography"/>
   </ds:schemaRefs>
 </ds:datastoreItem>
-</file>
-
-<file path=customXml/itemProps2.xml><?xml version="1.0" encoding="utf-8"?>
-<ds:datastoreItem xmlns:ds="http://schemas.openxmlformats.org/officeDocument/2006/customXml" ds:itemID="{B1977F7D-205B-4081-913C-38D41E755F92}">
-  <ds:schemaRefs>
-    <ds:schemaRef ds:uri="http://www.wps.cn/officeDocument/2013/wpsCustomData"/>
-  </ds:schemaRefs>
-</ds:datastoreItem>
 </file>
--- a/平衡差压流量计使用说明书.docx
+++ b/平衡差压流量计使用说明书.docx
@@ -1,6 +1,6 @@
 
 <file path=word/document.xml><?xml version="1.0" encoding="utf-8"?>
-<w:document xmlns:wpc="http://schemas.microsoft.com/office/word/2010/wordprocessingCanvas" xmlns:cx="http://schemas.microsoft.com/office/drawing/2014/chartex" xmlns:cx1="http://schemas.microsoft.com/office/drawing/2015/9/8/chartex" xmlns:cx2="http://schemas.microsoft.com/office/drawing/2015/10/21/chartex" xmlns:cx3="http://schemas.microsoft.com/office/drawing/2016/5/9/chartex" xmlns:cx4="http://schemas.microsoft.com/office/drawing/2016/5/10/chartex" xmlns:cx5="http://schemas.microsoft.com/office/drawing/2016/5/11/chartex" xmlns:cx6="http://schemas.microsoft.com/office/drawing/2016/5/12/chartex" xmlns:cx7="http://schemas.microsoft.com/office/drawing/2016/5/13/chartex" xmlns:cx8="http://schemas.microsoft.com/office/drawing/2016/5/14/chartex" xmlns:mc="http://schemas.openxmlformats.org/markup-compatibility/2006" xmlns:aink="http://schemas.microsoft.com/office/drawing/2016/ink" xmlns:am3d="http://schemas.microsoft.com/office/drawing/2017/model3d" xmlns:o="urn:schemas-microsoft-com:office:office" xmlns:oel="http://schemas.microsoft.com/office/2019/extlst" xmlns:r="http://schemas.openxmlformats.org/officeDocument/2006/relationships" xmlns:m="http://schemas.openxmlformats.org/officeDocument/2006/math" xmlns:v="urn:schemas-microsoft-com:vml" xmlns:wp14="http://schemas.microsoft.com/office/word/2010/wordprocessingDrawing" xmlns:wp="http://schemas.openxmlformats.org/drawingml/2006/wordprocessingDrawing" xmlns:w10="urn:schemas-microsoft-com:office:word" xmlns:w="http://schemas.openxmlformats.org/wordprocessingml/2006/main" xmlns:w14="http://schemas.microsoft.com/office/word/2010/wordml" xmlns:w15="http://schemas.microsoft.com/office/word/2012/wordml" xmlns:w16cex="http://schemas.microsoft.com/office/word/2018/wordml/cex" xmlns:w16cid="http://schemas.microsoft.com/office/word/2016/wordml/cid" xmlns:w16="http://schemas.microsoft.com/office/word/2018/wordml" xmlns:w16sdtdh="http://schemas.microsoft.com/office/word/2020/wordml/sdtdatahash" xmlns:w16se="http://schemas.microsoft.com/office/word/2015/wordml/symex" xmlns:wpg="http://schemas.microsoft.com/office/word/2010/wordprocessingGroup" xmlns:wpi="http://schemas.microsoft.com/office/word/2010/wordprocessingInk" xmlns:wne="http://schemas.microsoft.com/office/word/2006/wordml" xmlns:wps="http://schemas.microsoft.com/office/word/2010/wordprocessingShape" mc:Ignorable="w14 w15 w16se w16cid w16 w16cex w16sdtdh wp14">
+<w:document xmlns:wpc="http://schemas.microsoft.com/office/word/2010/wordprocessingCanvas" xmlns:cx="http://schemas.microsoft.com/office/drawing/2014/chartex" xmlns:cx1="http://schemas.microsoft.com/office/drawing/2015/9/8/chartex" xmlns:cx2="http://schemas.microsoft.com/office/drawing/2015/10/21/chartex" xmlns:cx3="http://schemas.microsoft.com/office/drawing/2016/5/9/chartex" xmlns:cx4="http://schemas.microsoft.com/office/drawing/2016/5/10/chartex" xmlns:cx5="http://schemas.microsoft.com/office/drawing/2016/5/11/chartex" xmlns:cx6="http://schemas.microsoft.com/office/drawing/2016/5/12/chartex" xmlns:cx7="http://schemas.microsoft.com/office/drawing/2016/5/13/chartex" xmlns:cx8="http://schemas.microsoft.com/office/drawing/2016/5/14/chartex" xmlns:mc="http://schemas.openxmlformats.org/markup-compatibility/2006" xmlns:aink="http://schemas.microsoft.com/office/drawing/2016/ink" xmlns:am3d="http://schemas.microsoft.com/office/drawing/2017/model3d" xmlns:o="urn:schemas-microsoft-com:office:office" xmlns:oel="http://schemas.microsoft.com/office/2019/extlst" xmlns:r="http://schemas.openxmlformats.org/officeDocument/2006/relationships" xmlns:m="http://schemas.openxmlformats.org/officeDocument/2006/math" xmlns:v="urn:schemas-microsoft-com:vml" xmlns:wp14="http://schemas.microsoft.com/office/word/2010/wordprocessingDrawing" xmlns:wp="http://schemas.openxmlformats.org/drawingml/2006/wordprocessingDrawing" xmlns:w10="urn:schemas-microsoft-com:office:word" xmlns:w="http://schemas.openxmlformats.org/wordprocessingml/2006/main" xmlns:w14="http://schemas.microsoft.com/office/word/2010/wordml" xmlns:w15="http://schemas.microsoft.com/office/word/2012/wordml" xmlns:w16cex="http://schemas.microsoft.com/office/word/2018/wordml/cex" xmlns:w16cid="http://schemas.microsoft.com/office/word/2016/wordml/cid" xmlns:w16="http://schemas.microsoft.com/office/word/2018/wordml" xmlns:w16du="http://schemas.microsoft.com/office/word/2023/wordml/word16du" xmlns:w16sdtdh="http://schemas.microsoft.com/office/word/2020/wordml/sdtdatahash" xmlns:w16se="http://schemas.microsoft.com/office/word/2015/wordml/symex" xmlns:wpg="http://schemas.microsoft.com/office/word/2010/wordprocessingGroup" xmlns:wpi="http://schemas.microsoft.com/office/word/2010/wordprocessingInk" xmlns:wne="http://schemas.microsoft.com/office/word/2006/wordml" xmlns:wps="http://schemas.microsoft.com/office/word/2010/wordprocessingShape" mc:Ignorable="w14 w15 w16se w16cid w16 w16cex w16sdtdh w16du wp14">
   <w:body>
     <w:p>
       <w:r>
@@ -11019,32 +11019,49 @@
           <w:b w:val="0"/>
           <w:bCs w:val="0"/>
         </w:rPr>
-        <w:t>19</w:t>
-      </w:r>
-      <w:r>
+        <w:t>19504</w:t>
+      </w:r>
+      <w:r>
+        <w:rPr>
+          <w:rFonts w:ascii="宋体" w:eastAsia="宋体" w:hAnsi="宋体" w:cs="宋体" w:hint="eastAsia"/>
+          <w:b w:val="0"/>
+          <w:bCs w:val="0"/>
+        </w:rPr>
+        <w:t>XX</w:t>
+      </w:r>
+    </w:p>
+    <w:p>
+      <w:pPr>
+        <w:pStyle w:val="31"/>
+        <w:ind w:left="0"/>
         <w:rPr>
           <w:rFonts w:ascii="宋体" w:eastAsia="宋体" w:hAnsi="宋体" w:cs="宋体"/>
           <w:b w:val="0"/>
           <w:bCs w:val="0"/>
         </w:rPr>
-        <w:t>5</w:t>
-      </w:r>
-      <w:r>
+      </w:pPr>
+    </w:p>
+    <w:p>
+      <w:pPr>
+        <w:pStyle w:val="31"/>
+        <w:ind w:left="0"/>
         <w:rPr>
           <w:rFonts w:ascii="宋体" w:eastAsia="宋体" w:hAnsi="宋体" w:cs="宋体"/>
           <w:b w:val="0"/>
           <w:bCs w:val="0"/>
         </w:rPr>
-        <w:t>04</w:t>
-      </w:r>
-      <w:r>
-        <w:rPr>
-          <w:rFonts w:ascii="宋体" w:eastAsia="宋体" w:hAnsi="宋体" w:cs="宋体" w:hint="eastAsia"/>
+      </w:pPr>
+    </w:p>
+    <w:p>
+      <w:pPr>
+        <w:pStyle w:val="31"/>
+        <w:ind w:left="0"/>
+        <w:rPr>
+          <w:rFonts w:ascii="宋体" w:eastAsia="宋体" w:hAnsi="宋体" w:cs="宋体"/>
           <w:b w:val="0"/>
           <w:bCs w:val="0"/>
         </w:rPr>
-        <w:t>XX</w:t>
-      </w:r>
+      </w:pPr>
     </w:p>
     <w:p>
       <w:pPr>
@@ -11052,6 +11069,3550 @@
         <w:ind w:left="0"/>
         <w:rPr>
           <w:rFonts w:ascii="宋体" w:eastAsia="宋体" w:hAnsi="宋体" w:cs="宋体"/>
+          <w:b w:val="0"/>
+          <w:bCs w:val="0"/>
+        </w:rPr>
+      </w:pPr>
+    </w:p>
+    <w:p>
+      <w:pPr>
+        <w:pStyle w:val="31"/>
+        <w:ind w:left="0"/>
+        <w:rPr>
+          <w:rFonts w:ascii="宋体" w:eastAsia="宋体" w:hAnsi="宋体" w:cs="宋体"/>
+          <w:b w:val="0"/>
+          <w:bCs w:val="0"/>
+        </w:rPr>
+      </w:pPr>
+    </w:p>
+    <w:p>
+      <w:pPr>
+        <w:jc w:val="center"/>
+        <w:rPr>
+          <w:rFonts w:ascii="宋体" w:hAnsi="宋体"/>
+          <w:b/>
+          <w:bCs/>
+          <w:sz w:val="44"/>
+          <w:szCs w:val="44"/>
+        </w:rPr>
+      </w:pPr>
+      <w:r>
+        <w:rPr>
+          <w:rFonts w:ascii="宋体" w:hAnsi="宋体" w:hint="eastAsia"/>
+          <w:b/>
+          <w:bCs/>
+          <w:sz w:val="44"/>
+          <w:szCs w:val="44"/>
+        </w:rPr>
+        <w:t>通讯协议</w:t>
+      </w:r>
+    </w:p>
+    <w:p>
+      <w:pPr>
+        <w:spacing w:line="0" w:lineRule="atLeast"/>
+        <w:ind w:firstLineChars="200" w:firstLine="560"/>
+        <w:rPr>
+          <w:rFonts w:ascii="宋体" w:hAnsi="宋体"/>
+          <w:b/>
+          <w:sz w:val="32"/>
+          <w:szCs w:val="32"/>
+          <w:u w:val="single"/>
+        </w:rPr>
+      </w:pPr>
+      <w:r>
+        <w:rPr>
+          <w:rFonts w:ascii="宋体" w:hAnsi="宋体" w:hint="eastAsia"/>
+        </w:rPr>
+        <w:t xml:space="preserve">  </w:t>
+      </w:r>
+    </w:p>
+    <w:p>
+      <w:pPr>
+        <w:spacing w:line="0" w:lineRule="atLeast"/>
+        <w:rPr>
+          <w:rFonts w:ascii="宋体" w:hAnsi="宋体"/>
+          <w:b/>
+          <w:sz w:val="32"/>
+          <w:szCs w:val="32"/>
+        </w:rPr>
+      </w:pPr>
+      <w:r>
+        <w:rPr>
+          <w:rFonts w:ascii="宋体" w:hAnsi="宋体" w:hint="eastAsia"/>
+          <w:b/>
+          <w:sz w:val="32"/>
+          <w:szCs w:val="32"/>
+        </w:rPr>
+        <w:t>一、</w:t>
+      </w:r>
+      <w:r>
+        <w:rPr>
+          <w:rFonts w:ascii="宋体" w:hAnsi="宋体" w:hint="eastAsia"/>
+          <w:b/>
+          <w:sz w:val="32"/>
+          <w:szCs w:val="32"/>
+        </w:rPr>
+        <w:t>正常上报</w:t>
+      </w:r>
+      <w:r>
+        <w:rPr>
+          <w:rFonts w:ascii="宋体" w:hAnsi="宋体" w:hint="eastAsia"/>
+          <w:b/>
+          <w:sz w:val="32"/>
+          <w:szCs w:val="32"/>
+        </w:rPr>
+        <w:t>流量</w:t>
+      </w:r>
+      <w:r>
+        <w:rPr>
+          <w:rFonts w:ascii="宋体" w:hAnsi="宋体" w:hint="eastAsia"/>
+          <w:b/>
+          <w:sz w:val="32"/>
+          <w:szCs w:val="32"/>
+        </w:rPr>
+        <w:t>通讯格式</w:t>
+      </w:r>
+      <w:r>
+        <w:rPr>
+          <w:rFonts w:ascii="宋体" w:hAnsi="宋体" w:hint="eastAsia"/>
+          <w:b/>
+          <w:sz w:val="32"/>
+          <w:szCs w:val="32"/>
+        </w:rPr>
+        <w:t>（</w:t>
+      </w:r>
+      <w:r>
+        <w:rPr>
+          <w:rFonts w:ascii="宋体" w:hAnsi="宋体" w:hint="eastAsia"/>
+          <w:b/>
+          <w:sz w:val="32"/>
+          <w:szCs w:val="32"/>
+        </w:rPr>
+        <w:t>16</w:t>
+      </w:r>
+      <w:r>
+        <w:rPr>
+          <w:rFonts w:ascii="宋体" w:hAnsi="宋体" w:hint="eastAsia"/>
+          <w:b/>
+          <w:sz w:val="32"/>
+          <w:szCs w:val="32"/>
+        </w:rPr>
+        <w:t>位整数</w:t>
+      </w:r>
+      <w:r>
+        <w:rPr>
+          <w:rFonts w:ascii="宋体" w:hAnsi="宋体" w:hint="eastAsia"/>
+          <w:b/>
+          <w:sz w:val="32"/>
+          <w:szCs w:val="32"/>
+        </w:rPr>
+        <w:t>/32</w:t>
+      </w:r>
+      <w:r>
+        <w:rPr>
+          <w:rFonts w:ascii="宋体" w:hAnsi="宋体" w:hint="eastAsia"/>
+          <w:b/>
+          <w:sz w:val="32"/>
+          <w:szCs w:val="32"/>
+        </w:rPr>
+        <w:t>位整数上报）</w:t>
+      </w:r>
+    </w:p>
+    <w:p>
+      <w:pPr>
+        <w:spacing w:line="0" w:lineRule="atLeast"/>
+        <w:rPr>
+          <w:rFonts w:ascii="宋体" w:hAnsi="宋体"/>
+          <w:b/>
+          <w:color w:val="FF0000"/>
+          <w:sz w:val="32"/>
+          <w:szCs w:val="32"/>
+          <w:u w:val="single"/>
+        </w:rPr>
+      </w:pPr>
+      <w:r>
+        <w:rPr>
+          <w:rFonts w:ascii="宋体" w:hAnsi="宋体" w:cs="宋体" w:hint="eastAsia"/>
+          <w:color w:val="FF0000"/>
+          <w:kern w:val="0"/>
+          <w:sz w:val="32"/>
+          <w:szCs w:val="32"/>
+          <w:u w:val="single"/>
+        </w:rPr>
+        <w:t>11</w:t>
+      </w:r>
+      <w:r>
+        <w:rPr>
+          <w:rFonts w:ascii="宋体" w:hAnsi="宋体" w:cs="宋体"/>
+          <w:color w:val="FF0000"/>
+          <w:kern w:val="0"/>
+          <w:sz w:val="32"/>
+          <w:szCs w:val="32"/>
+          <w:u w:val="single"/>
+        </w:rPr>
+        <w:t xml:space="preserve"> </w:t>
+      </w:r>
+      <w:r>
+        <w:rPr>
+          <w:rFonts w:ascii="宋体" w:hAnsi="宋体" w:cs="宋体" w:hint="eastAsia"/>
+          <w:color w:val="FF0000"/>
+          <w:kern w:val="0"/>
+          <w:sz w:val="32"/>
+          <w:szCs w:val="32"/>
+          <w:u w:val="single"/>
+        </w:rPr>
+        <w:t>94</w:t>
+      </w:r>
+      <w:r>
+        <w:rPr>
+          <w:rFonts w:ascii="宋体" w:hAnsi="宋体" w:cs="宋体"/>
+          <w:color w:val="FF0000"/>
+          <w:kern w:val="0"/>
+          <w:sz w:val="32"/>
+          <w:szCs w:val="32"/>
+          <w:u w:val="single"/>
+        </w:rPr>
+        <w:t xml:space="preserve"> </w:t>
+      </w:r>
+      <w:r>
+        <w:rPr>
+          <w:rFonts w:ascii="宋体" w:hAnsi="宋体" w:cs="宋体" w:hint="eastAsia"/>
+          <w:color w:val="FF0000"/>
+          <w:kern w:val="0"/>
+          <w:sz w:val="32"/>
+          <w:szCs w:val="32"/>
+          <w:u w:val="single"/>
+        </w:rPr>
+        <w:t>04</w:t>
+      </w:r>
+      <w:r>
+        <w:rPr>
+          <w:rFonts w:ascii="宋体" w:hAnsi="宋体" w:cs="宋体"/>
+          <w:color w:val="FF0000"/>
+          <w:kern w:val="0"/>
+          <w:sz w:val="32"/>
+          <w:szCs w:val="32"/>
+          <w:u w:val="single"/>
+        </w:rPr>
+        <w:t xml:space="preserve"> </w:t>
+      </w:r>
+      <w:r>
+        <w:rPr>
+          <w:rFonts w:ascii="宋体" w:hAnsi="宋体" w:cs="宋体" w:hint="eastAsia"/>
+          <w:color w:val="FF0000"/>
+          <w:kern w:val="0"/>
+          <w:sz w:val="32"/>
+          <w:szCs w:val="32"/>
+          <w:u w:val="single"/>
+        </w:rPr>
+        <w:t>21</w:t>
+      </w:r>
+      <w:r>
+        <w:rPr>
+          <w:rFonts w:ascii="宋体" w:hAnsi="宋体" w:cs="宋体"/>
+          <w:color w:val="FF0000"/>
+          <w:kern w:val="0"/>
+          <w:sz w:val="32"/>
+          <w:szCs w:val="32"/>
+          <w:u w:val="single"/>
+        </w:rPr>
+        <w:t xml:space="preserve"> </w:t>
+      </w:r>
+      <w:r>
+        <w:rPr>
+          <w:rFonts w:ascii="宋体" w:hAnsi="宋体" w:cs="宋体"/>
+          <w:color w:val="FF0000"/>
+          <w:kern w:val="0"/>
+          <w:sz w:val="32"/>
+          <w:szCs w:val="32"/>
+        </w:rPr>
+        <w:t xml:space="preserve">  </w:t>
+      </w:r>
+      <w:r>
+        <w:rPr>
+          <w:rFonts w:ascii="宋体" w:hAnsi="宋体" w:cs="宋体"/>
+          <w:color w:val="FF0000"/>
+          <w:kern w:val="0"/>
+          <w:sz w:val="32"/>
+          <w:szCs w:val="32"/>
+          <w:u w:val="single"/>
+        </w:rPr>
+        <w:t>00</w:t>
+      </w:r>
+      <w:r>
+        <w:rPr>
+          <w:rFonts w:ascii="宋体" w:hAnsi="宋体" w:cs="宋体"/>
+          <w:color w:val="FF0000"/>
+          <w:kern w:val="0"/>
+          <w:sz w:val="32"/>
+          <w:szCs w:val="32"/>
+        </w:rPr>
+        <w:t xml:space="preserve">       </w:t>
+      </w:r>
+      <w:r>
+        <w:rPr>
+          <w:rFonts w:ascii="宋体" w:hAnsi="宋体" w:cs="宋体"/>
+          <w:color w:val="FF0000"/>
+          <w:kern w:val="0"/>
+          <w:sz w:val="32"/>
+          <w:szCs w:val="32"/>
+          <w:u w:val="single"/>
+        </w:rPr>
+        <w:t>00</w:t>
+      </w:r>
+      <w:r>
+        <w:rPr>
+          <w:rFonts w:ascii="宋体" w:hAnsi="宋体" w:cs="宋体"/>
+          <w:color w:val="FF0000"/>
+          <w:kern w:val="0"/>
+          <w:sz w:val="32"/>
+          <w:szCs w:val="32"/>
+        </w:rPr>
+        <w:t xml:space="preserve">      </w:t>
+      </w:r>
+      <w:r>
+        <w:rPr>
+          <w:rFonts w:ascii="宋体" w:hAnsi="宋体" w:cs="宋体" w:hint="eastAsia"/>
+          <w:color w:val="FF0000"/>
+          <w:kern w:val="0"/>
+          <w:sz w:val="32"/>
+          <w:szCs w:val="32"/>
+          <w:u w:val="single"/>
+        </w:rPr>
+        <w:t>X</w:t>
+      </w:r>
+      <w:r>
+        <w:rPr>
+          <w:rFonts w:ascii="宋体" w:hAnsi="宋体" w:cs="宋体"/>
+          <w:color w:val="FF0000"/>
+          <w:kern w:val="0"/>
+          <w:sz w:val="32"/>
+          <w:szCs w:val="32"/>
+          <w:u w:val="single"/>
+        </w:rPr>
+        <w:t xml:space="preserve">X </w:t>
+      </w:r>
+      <w:proofErr w:type="spellStart"/>
+      <w:r>
+        <w:rPr>
+          <w:rFonts w:ascii="宋体" w:hAnsi="宋体" w:cs="宋体"/>
+          <w:color w:val="FF0000"/>
+          <w:kern w:val="0"/>
+          <w:sz w:val="32"/>
+          <w:szCs w:val="32"/>
+          <w:u w:val="single"/>
+        </w:rPr>
+        <w:t>XX</w:t>
+      </w:r>
+      <w:proofErr w:type="spellEnd"/>
+      <w:r>
+        <w:rPr>
+          <w:rFonts w:ascii="宋体" w:hAnsi="宋体" w:cs="宋体"/>
+          <w:color w:val="FF0000"/>
+          <w:kern w:val="0"/>
+          <w:sz w:val="32"/>
+          <w:szCs w:val="32"/>
+          <w:u w:val="single"/>
+        </w:rPr>
+        <w:t xml:space="preserve"> </w:t>
+      </w:r>
+      <w:r>
+        <w:rPr>
+          <w:rFonts w:ascii="宋体" w:hAnsi="宋体" w:cs="宋体"/>
+          <w:color w:val="FF0000"/>
+          <w:kern w:val="0"/>
+          <w:sz w:val="32"/>
+          <w:szCs w:val="32"/>
+        </w:rPr>
+        <w:t xml:space="preserve">   </w:t>
+      </w:r>
+      <w:proofErr w:type="spellStart"/>
+      <w:r>
+        <w:rPr>
+          <w:rFonts w:ascii="宋体" w:hAnsi="宋体" w:cs="宋体"/>
+          <w:color w:val="FF0000"/>
+          <w:kern w:val="0"/>
+          <w:sz w:val="32"/>
+          <w:szCs w:val="32"/>
+          <w:u w:val="single"/>
+        </w:rPr>
+        <w:t>XX</w:t>
+      </w:r>
+      <w:proofErr w:type="spellEnd"/>
+      <w:r>
+        <w:rPr>
+          <w:rFonts w:ascii="宋体" w:hAnsi="宋体" w:cs="宋体"/>
+          <w:color w:val="FF0000"/>
+          <w:kern w:val="0"/>
+          <w:sz w:val="32"/>
+          <w:szCs w:val="32"/>
+          <w:u w:val="single"/>
+        </w:rPr>
+        <w:t xml:space="preserve"> </w:t>
+      </w:r>
+      <w:proofErr w:type="spellStart"/>
+      <w:r>
+        <w:rPr>
+          <w:rFonts w:ascii="宋体" w:hAnsi="宋体" w:cs="宋体"/>
+          <w:color w:val="FF0000"/>
+          <w:kern w:val="0"/>
+          <w:sz w:val="32"/>
+          <w:szCs w:val="32"/>
+          <w:u w:val="single"/>
+        </w:rPr>
+        <w:t>XX</w:t>
+      </w:r>
+      <w:proofErr w:type="spellEnd"/>
+      <w:r>
+        <w:rPr>
+          <w:rFonts w:ascii="宋体" w:hAnsi="宋体" w:cs="宋体"/>
+          <w:color w:val="FF0000"/>
+          <w:kern w:val="0"/>
+          <w:sz w:val="32"/>
+          <w:szCs w:val="32"/>
+          <w:u w:val="single"/>
+        </w:rPr>
+        <w:t xml:space="preserve"> </w:t>
+      </w:r>
+      <w:proofErr w:type="spellStart"/>
+      <w:r>
+        <w:rPr>
+          <w:rFonts w:ascii="宋体" w:hAnsi="宋体" w:cs="宋体"/>
+          <w:color w:val="FF0000"/>
+          <w:kern w:val="0"/>
+          <w:sz w:val="32"/>
+          <w:szCs w:val="32"/>
+          <w:u w:val="single"/>
+        </w:rPr>
+        <w:t>XX</w:t>
+      </w:r>
+      <w:proofErr w:type="spellEnd"/>
+      <w:r>
+        <w:rPr>
+          <w:rFonts w:ascii="宋体" w:hAnsi="宋体" w:cs="宋体"/>
+          <w:color w:val="FF0000"/>
+          <w:kern w:val="0"/>
+          <w:sz w:val="32"/>
+          <w:szCs w:val="32"/>
+          <w:u w:val="single"/>
+        </w:rPr>
+        <w:t xml:space="preserve"> </w:t>
+      </w:r>
+      <w:proofErr w:type="spellStart"/>
+      <w:r>
+        <w:rPr>
+          <w:rFonts w:ascii="宋体" w:hAnsi="宋体" w:cs="宋体"/>
+          <w:color w:val="FF0000"/>
+          <w:kern w:val="0"/>
+          <w:sz w:val="32"/>
+          <w:szCs w:val="32"/>
+          <w:u w:val="single"/>
+        </w:rPr>
+        <w:t>XX</w:t>
+      </w:r>
+      <w:proofErr w:type="spellEnd"/>
+    </w:p>
+    <w:p>
+      <w:pPr>
+        <w:spacing w:line="0" w:lineRule="atLeast"/>
+        <w:ind w:firstLineChars="200" w:firstLine="562"/>
+        <w:rPr>
+          <w:rFonts w:ascii="宋体" w:hAnsi="宋体"/>
+          <w:b/>
+          <w:color w:val="215868"/>
+        </w:rPr>
+      </w:pPr>
+      <w:r>
+        <w:rPr>
+          <w:rFonts w:ascii="宋体" w:hAnsi="宋体" w:hint="eastAsia"/>
+          <w:b/>
+          <w:color w:val="215868"/>
+        </w:rPr>
+        <w:t>I</w:t>
+      </w:r>
+      <w:r>
+        <w:rPr>
+          <w:rFonts w:ascii="宋体" w:hAnsi="宋体"/>
+          <w:b/>
+          <w:color w:val="215868"/>
+        </w:rPr>
+        <w:t>D</w:t>
+      </w:r>
+      <w:r>
+        <w:rPr>
+          <w:rFonts w:ascii="宋体" w:hAnsi="宋体" w:hint="eastAsia"/>
+          <w:b/>
+          <w:color w:val="215868"/>
+        </w:rPr>
+        <w:t>号</w:t>
+      </w:r>
+      <w:r>
+        <w:rPr>
+          <w:rFonts w:ascii="宋体" w:hAnsi="宋体" w:hint="eastAsia"/>
+          <w:b/>
+          <w:color w:val="215868"/>
+        </w:rPr>
+        <w:t xml:space="preserve"> </w:t>
+      </w:r>
+      <w:r>
+        <w:rPr>
+          <w:rFonts w:ascii="宋体" w:hAnsi="宋体"/>
+          <w:b/>
+          <w:color w:val="215868"/>
+        </w:rPr>
+        <w:t xml:space="preserve">     </w:t>
+      </w:r>
+      <w:r>
+        <w:rPr>
+          <w:rFonts w:ascii="宋体" w:hAnsi="宋体" w:hint="eastAsia"/>
+          <w:b/>
+          <w:color w:val="215868"/>
+        </w:rPr>
+        <w:t>序号</w:t>
+      </w:r>
+      <w:r>
+        <w:rPr>
+          <w:rFonts w:ascii="宋体" w:hAnsi="宋体" w:hint="eastAsia"/>
+          <w:b/>
+          <w:color w:val="215868"/>
+        </w:rPr>
+        <w:t xml:space="preserve"> </w:t>
+      </w:r>
+      <w:r>
+        <w:rPr>
+          <w:rFonts w:ascii="宋体" w:hAnsi="宋体"/>
+          <w:b/>
+          <w:color w:val="215868"/>
+        </w:rPr>
+        <w:t xml:space="preserve"> </w:t>
+      </w:r>
+      <w:r>
+        <w:rPr>
+          <w:rFonts w:ascii="宋体" w:hAnsi="宋体" w:hint="eastAsia"/>
+          <w:b/>
+          <w:color w:val="215868"/>
+        </w:rPr>
+        <w:t xml:space="preserve"> </w:t>
+      </w:r>
+      <w:r>
+        <w:rPr>
+          <w:rFonts w:ascii="宋体" w:hAnsi="宋体"/>
+          <w:b/>
+          <w:color w:val="215868"/>
+        </w:rPr>
+        <w:t xml:space="preserve">  </w:t>
+      </w:r>
+      <w:r>
+        <w:rPr>
+          <w:rFonts w:ascii="宋体" w:hAnsi="宋体" w:hint="eastAsia"/>
+          <w:b/>
+          <w:color w:val="215868"/>
+        </w:rPr>
+        <w:t>清零次数</w:t>
+      </w:r>
+      <w:r>
+        <w:rPr>
+          <w:rFonts w:ascii="宋体" w:hAnsi="宋体" w:hint="eastAsia"/>
+          <w:b/>
+          <w:color w:val="215868"/>
+        </w:rPr>
+        <w:t xml:space="preserve"> </w:t>
+      </w:r>
+      <w:r>
+        <w:rPr>
+          <w:rFonts w:ascii="宋体" w:hAnsi="宋体"/>
+          <w:b/>
+          <w:color w:val="215868"/>
+        </w:rPr>
+        <w:t xml:space="preserve">  </w:t>
+      </w:r>
+      <w:r>
+        <w:rPr>
+          <w:rFonts w:ascii="宋体" w:hAnsi="宋体" w:hint="eastAsia"/>
+          <w:b/>
+          <w:color w:val="215868"/>
+        </w:rPr>
+        <w:t>瞬时流量</w:t>
+      </w:r>
+      <w:r>
+        <w:rPr>
+          <w:rFonts w:ascii="宋体" w:hAnsi="宋体" w:hint="eastAsia"/>
+          <w:b/>
+          <w:color w:val="215868"/>
+        </w:rPr>
+        <w:t xml:space="preserve"> </w:t>
+      </w:r>
+      <w:r>
+        <w:rPr>
+          <w:rFonts w:ascii="宋体" w:hAnsi="宋体"/>
+          <w:b/>
+          <w:color w:val="215868"/>
+        </w:rPr>
+        <w:t xml:space="preserve">    </w:t>
+      </w:r>
+      <w:r>
+        <w:rPr>
+          <w:rFonts w:ascii="宋体" w:hAnsi="宋体" w:hint="eastAsia"/>
+          <w:b/>
+          <w:color w:val="215868"/>
+        </w:rPr>
+        <w:t>累计流量</w:t>
+      </w:r>
+    </w:p>
+    <w:p>
+      <w:pPr>
+        <w:spacing w:line="0" w:lineRule="atLeast"/>
+        <w:rPr>
+          <w:rFonts w:ascii="宋体" w:hAnsi="宋体"/>
+          <w:b/>
+          <w:sz w:val="32"/>
+          <w:szCs w:val="32"/>
+        </w:rPr>
+      </w:pPr>
+    </w:p>
+    <w:p>
+      <w:pPr>
+        <w:spacing w:line="0" w:lineRule="atLeast"/>
+        <w:rPr>
+          <w:rFonts w:ascii="宋体" w:hAnsi="宋体"/>
+          <w:b/>
+          <w:sz w:val="32"/>
+          <w:szCs w:val="32"/>
+        </w:rPr>
+      </w:pPr>
+      <w:r>
+        <w:rPr>
+          <w:rFonts w:ascii="宋体" w:hAnsi="宋体" w:hint="eastAsia"/>
+          <w:b/>
+          <w:sz w:val="32"/>
+          <w:szCs w:val="32"/>
+        </w:rPr>
+        <w:t>一、</w:t>
+      </w:r>
+      <w:r>
+        <w:rPr>
+          <w:rFonts w:ascii="宋体" w:hAnsi="宋体" w:hint="eastAsia"/>
+          <w:b/>
+          <w:sz w:val="32"/>
+          <w:szCs w:val="32"/>
+        </w:rPr>
+        <w:t>正常</w:t>
+      </w:r>
+      <w:proofErr w:type="gramStart"/>
+      <w:r>
+        <w:rPr>
+          <w:rFonts w:ascii="宋体" w:hAnsi="宋体" w:hint="eastAsia"/>
+          <w:b/>
+          <w:sz w:val="32"/>
+          <w:szCs w:val="32"/>
+        </w:rPr>
+        <w:t>上报</w:t>
+      </w:r>
+      <w:r>
+        <w:rPr>
+          <w:rFonts w:ascii="宋体" w:hAnsi="宋体" w:hint="eastAsia"/>
+          <w:b/>
+          <w:sz w:val="32"/>
+          <w:szCs w:val="32"/>
+        </w:rPr>
+        <w:t>差压</w:t>
+      </w:r>
+      <w:r>
+        <w:rPr>
+          <w:rFonts w:ascii="宋体" w:hAnsi="宋体" w:hint="eastAsia"/>
+          <w:b/>
+          <w:sz w:val="32"/>
+          <w:szCs w:val="32"/>
+        </w:rPr>
+        <w:t>通讯</w:t>
+      </w:r>
+      <w:proofErr w:type="gramEnd"/>
+      <w:r>
+        <w:rPr>
+          <w:rFonts w:ascii="宋体" w:hAnsi="宋体" w:hint="eastAsia"/>
+          <w:b/>
+          <w:sz w:val="32"/>
+          <w:szCs w:val="32"/>
+        </w:rPr>
+        <w:t>格式</w:t>
+      </w:r>
+      <w:r>
+        <w:rPr>
+          <w:rFonts w:ascii="宋体" w:hAnsi="宋体" w:hint="eastAsia"/>
+          <w:b/>
+          <w:sz w:val="32"/>
+          <w:szCs w:val="32"/>
+        </w:rPr>
+        <w:t>(32</w:t>
+      </w:r>
+      <w:r>
+        <w:rPr>
+          <w:rFonts w:ascii="宋体" w:hAnsi="宋体" w:hint="eastAsia"/>
+          <w:b/>
+          <w:sz w:val="32"/>
+          <w:szCs w:val="32"/>
+        </w:rPr>
+        <w:t>位整数上报</w:t>
+      </w:r>
+      <w:r>
+        <w:rPr>
+          <w:rFonts w:ascii="宋体" w:hAnsi="宋体" w:hint="eastAsia"/>
+          <w:b/>
+          <w:sz w:val="32"/>
+          <w:szCs w:val="32"/>
+        </w:rPr>
+        <w:t>)</w:t>
+      </w:r>
+    </w:p>
+    <w:p>
+      <w:pPr>
+        <w:spacing w:line="0" w:lineRule="atLeast"/>
+        <w:rPr>
+          <w:rFonts w:ascii="宋体" w:hAnsi="宋体" w:hint="eastAsia"/>
+          <w:b/>
+          <w:color w:val="FF0000"/>
+          <w:sz w:val="32"/>
+          <w:szCs w:val="32"/>
+          <w:u w:val="single"/>
+        </w:rPr>
+      </w:pPr>
+      <w:r>
+        <w:rPr>
+          <w:rFonts w:ascii="宋体" w:hAnsi="宋体" w:cs="宋体" w:hint="eastAsia"/>
+          <w:color w:val="FF0000"/>
+          <w:kern w:val="0"/>
+          <w:sz w:val="32"/>
+          <w:szCs w:val="32"/>
+          <w:u w:val="single"/>
+        </w:rPr>
+        <w:t>11</w:t>
+      </w:r>
+      <w:r>
+        <w:rPr>
+          <w:rFonts w:ascii="宋体" w:hAnsi="宋体" w:cs="宋体"/>
+          <w:color w:val="FF0000"/>
+          <w:kern w:val="0"/>
+          <w:sz w:val="32"/>
+          <w:szCs w:val="32"/>
+          <w:u w:val="single"/>
+        </w:rPr>
+        <w:t xml:space="preserve"> </w:t>
+      </w:r>
+      <w:r>
+        <w:rPr>
+          <w:rFonts w:ascii="宋体" w:hAnsi="宋体" w:cs="宋体" w:hint="eastAsia"/>
+          <w:color w:val="FF0000"/>
+          <w:kern w:val="0"/>
+          <w:sz w:val="32"/>
+          <w:szCs w:val="32"/>
+          <w:u w:val="single"/>
+        </w:rPr>
+        <w:t>94</w:t>
+      </w:r>
+      <w:r>
+        <w:rPr>
+          <w:rFonts w:ascii="宋体" w:hAnsi="宋体" w:cs="宋体"/>
+          <w:color w:val="FF0000"/>
+          <w:kern w:val="0"/>
+          <w:sz w:val="32"/>
+          <w:szCs w:val="32"/>
+          <w:u w:val="single"/>
+        </w:rPr>
+        <w:t xml:space="preserve"> </w:t>
+      </w:r>
+      <w:r>
+        <w:rPr>
+          <w:rFonts w:ascii="宋体" w:hAnsi="宋体" w:cs="宋体" w:hint="eastAsia"/>
+          <w:color w:val="FF0000"/>
+          <w:kern w:val="0"/>
+          <w:sz w:val="32"/>
+          <w:szCs w:val="32"/>
+          <w:u w:val="single"/>
+        </w:rPr>
+        <w:t>04</w:t>
+      </w:r>
+      <w:r>
+        <w:rPr>
+          <w:rFonts w:ascii="宋体" w:hAnsi="宋体" w:cs="宋体"/>
+          <w:color w:val="FF0000"/>
+          <w:kern w:val="0"/>
+          <w:sz w:val="32"/>
+          <w:szCs w:val="32"/>
+          <w:u w:val="single"/>
+        </w:rPr>
+        <w:t xml:space="preserve"> </w:t>
+      </w:r>
+      <w:r>
+        <w:rPr>
+          <w:rFonts w:ascii="宋体" w:hAnsi="宋体" w:cs="宋体" w:hint="eastAsia"/>
+          <w:color w:val="FF0000"/>
+          <w:kern w:val="0"/>
+          <w:sz w:val="32"/>
+          <w:szCs w:val="32"/>
+          <w:u w:val="single"/>
+        </w:rPr>
+        <w:t>21</w:t>
+      </w:r>
+      <w:r>
+        <w:rPr>
+          <w:rFonts w:ascii="宋体" w:hAnsi="宋体" w:cs="宋体"/>
+          <w:color w:val="FF0000"/>
+          <w:kern w:val="0"/>
+          <w:sz w:val="32"/>
+          <w:szCs w:val="32"/>
+          <w:u w:val="single"/>
+        </w:rPr>
+        <w:t xml:space="preserve"> </w:t>
+      </w:r>
+      <w:r>
+        <w:rPr>
+          <w:rFonts w:ascii="宋体" w:hAnsi="宋体" w:cs="宋体"/>
+          <w:color w:val="FF0000"/>
+          <w:kern w:val="0"/>
+          <w:sz w:val="32"/>
+          <w:szCs w:val="32"/>
+        </w:rPr>
+        <w:t xml:space="preserve">  </w:t>
+      </w:r>
+      <w:r>
+        <w:rPr>
+          <w:rFonts w:ascii="宋体" w:hAnsi="宋体" w:cs="宋体" w:hint="eastAsia"/>
+          <w:color w:val="FF0000"/>
+          <w:kern w:val="0"/>
+          <w:sz w:val="32"/>
+          <w:szCs w:val="32"/>
+          <w:u w:val="single"/>
+        </w:rPr>
+        <w:t xml:space="preserve">XX </w:t>
+      </w:r>
+      <w:proofErr w:type="spellStart"/>
+      <w:r>
+        <w:rPr>
+          <w:rFonts w:ascii="宋体" w:hAnsi="宋体" w:cs="宋体" w:hint="eastAsia"/>
+          <w:color w:val="FF0000"/>
+          <w:kern w:val="0"/>
+          <w:sz w:val="32"/>
+          <w:szCs w:val="32"/>
+          <w:u w:val="single"/>
+        </w:rPr>
+        <w:t>XX</w:t>
+      </w:r>
+      <w:proofErr w:type="spellEnd"/>
+      <w:r>
+        <w:rPr>
+          <w:rFonts w:ascii="宋体" w:hAnsi="宋体" w:cs="宋体" w:hint="eastAsia"/>
+          <w:color w:val="FF0000"/>
+          <w:kern w:val="0"/>
+          <w:sz w:val="32"/>
+          <w:szCs w:val="32"/>
+          <w:u w:val="single"/>
+        </w:rPr>
+        <w:t xml:space="preserve"> </w:t>
+      </w:r>
+      <w:proofErr w:type="spellStart"/>
+      <w:r>
+        <w:rPr>
+          <w:rFonts w:ascii="宋体" w:hAnsi="宋体" w:cs="宋体" w:hint="eastAsia"/>
+          <w:color w:val="FF0000"/>
+          <w:kern w:val="0"/>
+          <w:sz w:val="32"/>
+          <w:szCs w:val="32"/>
+          <w:u w:val="single"/>
+        </w:rPr>
+        <w:t>XX</w:t>
+      </w:r>
+      <w:proofErr w:type="spellEnd"/>
+      <w:r>
+        <w:rPr>
+          <w:rFonts w:ascii="宋体" w:hAnsi="宋体" w:cs="宋体" w:hint="eastAsia"/>
+          <w:color w:val="FF0000"/>
+          <w:kern w:val="0"/>
+          <w:sz w:val="32"/>
+          <w:szCs w:val="32"/>
+          <w:u w:val="single"/>
+        </w:rPr>
+        <w:t xml:space="preserve"> </w:t>
+      </w:r>
+      <w:proofErr w:type="spellStart"/>
+      <w:r>
+        <w:rPr>
+          <w:rFonts w:ascii="宋体" w:hAnsi="宋体" w:cs="宋体" w:hint="eastAsia"/>
+          <w:color w:val="FF0000"/>
+          <w:kern w:val="0"/>
+          <w:sz w:val="32"/>
+          <w:szCs w:val="32"/>
+          <w:u w:val="single"/>
+        </w:rPr>
+        <w:t>XX</w:t>
+      </w:r>
+      <w:proofErr w:type="spellEnd"/>
+      <w:r>
+        <w:rPr>
+          <w:rFonts w:ascii="宋体" w:hAnsi="宋体" w:cs="宋体"/>
+          <w:color w:val="FF0000"/>
+          <w:kern w:val="0"/>
+          <w:sz w:val="32"/>
+          <w:szCs w:val="32"/>
+        </w:rPr>
+        <w:t xml:space="preserve">   </w:t>
+      </w:r>
+      <w:proofErr w:type="spellStart"/>
+      <w:r>
+        <w:rPr>
+          <w:rFonts w:ascii="宋体" w:hAnsi="宋体" w:cs="宋体" w:hint="eastAsia"/>
+          <w:color w:val="FF0000"/>
+          <w:kern w:val="0"/>
+          <w:sz w:val="32"/>
+          <w:szCs w:val="32"/>
+          <w:u w:val="single"/>
+        </w:rPr>
+        <w:t>XX</w:t>
+      </w:r>
+      <w:proofErr w:type="spellEnd"/>
+      <w:r>
+        <w:rPr>
+          <w:rFonts w:ascii="宋体" w:hAnsi="宋体" w:cs="宋体" w:hint="eastAsia"/>
+          <w:color w:val="FF0000"/>
+          <w:kern w:val="0"/>
+          <w:sz w:val="32"/>
+          <w:szCs w:val="32"/>
+          <w:u w:val="single"/>
+        </w:rPr>
+        <w:t xml:space="preserve"> </w:t>
+      </w:r>
+      <w:proofErr w:type="spellStart"/>
+      <w:r>
+        <w:rPr>
+          <w:rFonts w:ascii="宋体" w:hAnsi="宋体" w:cs="宋体" w:hint="eastAsia"/>
+          <w:color w:val="FF0000"/>
+          <w:kern w:val="0"/>
+          <w:sz w:val="32"/>
+          <w:szCs w:val="32"/>
+          <w:u w:val="single"/>
+        </w:rPr>
+        <w:t>XX</w:t>
+      </w:r>
+      <w:proofErr w:type="spellEnd"/>
+      <w:r>
+        <w:rPr>
+          <w:rFonts w:ascii="宋体" w:hAnsi="宋体" w:cs="宋体" w:hint="eastAsia"/>
+          <w:color w:val="FF0000"/>
+          <w:kern w:val="0"/>
+          <w:sz w:val="32"/>
+          <w:szCs w:val="32"/>
+          <w:u w:val="single"/>
+        </w:rPr>
+        <w:t xml:space="preserve"> </w:t>
+      </w:r>
+      <w:proofErr w:type="spellStart"/>
+      <w:r>
+        <w:rPr>
+          <w:rFonts w:ascii="宋体" w:hAnsi="宋体" w:cs="宋体" w:hint="eastAsia"/>
+          <w:color w:val="FF0000"/>
+          <w:kern w:val="0"/>
+          <w:sz w:val="32"/>
+          <w:szCs w:val="32"/>
+          <w:u w:val="single"/>
+        </w:rPr>
+        <w:t>XX</w:t>
+      </w:r>
+      <w:proofErr w:type="spellEnd"/>
+      <w:r>
+        <w:rPr>
+          <w:rFonts w:ascii="宋体" w:hAnsi="宋体" w:cs="宋体" w:hint="eastAsia"/>
+          <w:color w:val="FF0000"/>
+          <w:kern w:val="0"/>
+          <w:sz w:val="32"/>
+          <w:szCs w:val="32"/>
+          <w:u w:val="single"/>
+        </w:rPr>
+        <w:t xml:space="preserve"> </w:t>
+      </w:r>
+      <w:proofErr w:type="spellStart"/>
+      <w:r>
+        <w:rPr>
+          <w:rFonts w:ascii="宋体" w:hAnsi="宋体" w:cs="宋体" w:hint="eastAsia"/>
+          <w:color w:val="FF0000"/>
+          <w:kern w:val="0"/>
+          <w:sz w:val="32"/>
+          <w:szCs w:val="32"/>
+          <w:u w:val="single"/>
+        </w:rPr>
+        <w:t>XX</w:t>
+      </w:r>
+      <w:proofErr w:type="spellEnd"/>
+    </w:p>
+    <w:p>
+      <w:pPr>
+        <w:spacing w:line="0" w:lineRule="atLeast"/>
+        <w:ind w:firstLineChars="200" w:firstLine="562"/>
+        <w:rPr>
+          <w:rFonts w:ascii="宋体" w:hAnsi="宋体"/>
+          <w:b/>
+          <w:color w:val="215868"/>
+        </w:rPr>
+      </w:pPr>
+      <w:r>
+        <w:rPr>
+          <w:rFonts w:ascii="宋体" w:hAnsi="宋体" w:hint="eastAsia"/>
+          <w:b/>
+          <w:color w:val="215868"/>
+        </w:rPr>
+        <w:t>I</w:t>
+      </w:r>
+      <w:r>
+        <w:rPr>
+          <w:rFonts w:ascii="宋体" w:hAnsi="宋体"/>
+          <w:b/>
+          <w:color w:val="215868"/>
+        </w:rPr>
+        <w:t>D</w:t>
+      </w:r>
+      <w:r>
+        <w:rPr>
+          <w:rFonts w:ascii="宋体" w:hAnsi="宋体" w:hint="eastAsia"/>
+          <w:b/>
+          <w:color w:val="215868"/>
+        </w:rPr>
+        <w:t>号</w:t>
+      </w:r>
+      <w:r>
+        <w:rPr>
+          <w:rFonts w:ascii="宋体" w:hAnsi="宋体" w:hint="eastAsia"/>
+          <w:b/>
+          <w:color w:val="215868"/>
+        </w:rPr>
+        <w:t xml:space="preserve"> </w:t>
+      </w:r>
+      <w:r>
+        <w:rPr>
+          <w:rFonts w:ascii="宋体" w:hAnsi="宋体"/>
+          <w:b/>
+          <w:color w:val="215868"/>
+        </w:rPr>
+        <w:t xml:space="preserve">   </w:t>
+      </w:r>
+      <w:r>
+        <w:rPr>
+          <w:rFonts w:ascii="宋体" w:hAnsi="宋体"/>
+          <w:b/>
+          <w:color w:val="215868"/>
+        </w:rPr>
+        <w:tab/>
+      </w:r>
+      <w:r>
+        <w:rPr>
+          <w:rFonts w:ascii="宋体" w:hAnsi="宋体"/>
+          <w:b/>
+          <w:color w:val="215868"/>
+        </w:rPr>
+        <w:tab/>
+      </w:r>
+      <w:r>
+        <w:rPr>
+          <w:rFonts w:ascii="宋体" w:hAnsi="宋体" w:hint="eastAsia"/>
+          <w:b/>
+          <w:color w:val="215868"/>
+        </w:rPr>
+        <w:t xml:space="preserve">  </w:t>
+      </w:r>
+      <w:r>
+        <w:rPr>
+          <w:rFonts w:ascii="宋体" w:hAnsi="宋体" w:hint="eastAsia"/>
+          <w:b/>
+          <w:color w:val="215868"/>
+        </w:rPr>
+        <w:t>无效</w:t>
+      </w:r>
+      <w:r>
+        <w:rPr>
+          <w:rFonts w:ascii="宋体" w:hAnsi="宋体"/>
+          <w:b/>
+          <w:color w:val="215868"/>
+        </w:rPr>
+        <w:tab/>
+      </w:r>
+      <w:r>
+        <w:rPr>
+          <w:rFonts w:ascii="宋体" w:hAnsi="宋体"/>
+          <w:b/>
+          <w:color w:val="215868"/>
+        </w:rPr>
+        <w:tab/>
+      </w:r>
+      <w:r>
+        <w:rPr>
+          <w:rFonts w:ascii="宋体" w:hAnsi="宋体"/>
+          <w:b/>
+          <w:color w:val="215868"/>
+        </w:rPr>
+        <w:tab/>
+      </w:r>
+      <w:r>
+        <w:rPr>
+          <w:rFonts w:ascii="宋体" w:hAnsi="宋体" w:hint="eastAsia"/>
+          <w:b/>
+          <w:color w:val="215868"/>
+        </w:rPr>
+        <w:t xml:space="preserve">  </w:t>
+      </w:r>
+      <w:r>
+        <w:rPr>
+          <w:rFonts w:ascii="宋体" w:hAnsi="宋体" w:hint="eastAsia"/>
+          <w:b/>
+          <w:sz w:val="32"/>
+          <w:szCs w:val="32"/>
+        </w:rPr>
+        <w:t>差压</w:t>
+      </w:r>
+    </w:p>
+    <w:p>
+      <w:pPr>
+        <w:spacing w:line="0" w:lineRule="atLeast"/>
+        <w:rPr>
+          <w:rFonts w:ascii="宋体" w:hAnsi="宋体"/>
+          <w:b/>
+          <w:color w:val="215868"/>
+        </w:rPr>
+      </w:pPr>
+    </w:p>
+    <w:p>
+      <w:pPr>
+        <w:spacing w:line="0" w:lineRule="atLeast"/>
+        <w:ind w:firstLineChars="300" w:firstLine="843"/>
+        <w:rPr>
+          <w:rFonts w:ascii="宋体" w:hAnsi="宋体"/>
+          <w:b/>
+          <w:color w:val="215868"/>
+        </w:rPr>
+      </w:pPr>
+    </w:p>
+    <w:p>
+      <w:pPr>
+        <w:spacing w:line="0" w:lineRule="atLeast"/>
+        <w:rPr>
+          <w:rFonts w:ascii="宋体" w:hAnsi="宋体"/>
+          <w:b/>
+          <w:color w:val="000000" w:themeColor="text1"/>
+          <w:sz w:val="32"/>
+          <w:szCs w:val="32"/>
+        </w:rPr>
+      </w:pPr>
+      <w:r>
+        <w:rPr>
+          <w:rFonts w:ascii="宋体" w:hAnsi="宋体" w:hint="eastAsia"/>
+          <w:b/>
+          <w:color w:val="000000" w:themeColor="text1"/>
+          <w:sz w:val="32"/>
+          <w:szCs w:val="32"/>
+        </w:rPr>
+        <w:t>二、</w:t>
+      </w:r>
+      <w:r>
+        <w:rPr>
+          <w:rFonts w:ascii="宋体" w:hAnsi="宋体" w:hint="eastAsia"/>
+          <w:b/>
+          <w:color w:val="000000" w:themeColor="text1"/>
+          <w:sz w:val="32"/>
+          <w:szCs w:val="32"/>
+        </w:rPr>
+        <w:t>参数设置通讯格式</w:t>
+      </w:r>
+      <w:r>
+        <w:rPr>
+          <w:rFonts w:ascii="宋体" w:hAnsi="宋体" w:hint="eastAsia"/>
+          <w:b/>
+          <w:color w:val="000000" w:themeColor="text1"/>
+          <w:sz w:val="32"/>
+          <w:szCs w:val="32"/>
+        </w:rPr>
+        <w:t>(</w:t>
+      </w:r>
+      <w:r>
+        <w:rPr>
+          <w:rFonts w:ascii="宋体" w:hAnsi="宋体"/>
+          <w:b/>
+          <w:color w:val="000000" w:themeColor="text1"/>
+          <w:sz w:val="32"/>
+          <w:szCs w:val="32"/>
+        </w:rPr>
+        <w:t>ASCLL</w:t>
+      </w:r>
+      <w:r>
+        <w:rPr>
+          <w:rFonts w:ascii="宋体" w:hAnsi="宋体" w:hint="eastAsia"/>
+          <w:b/>
+          <w:color w:val="000000" w:themeColor="text1"/>
+          <w:sz w:val="32"/>
+          <w:szCs w:val="32"/>
+        </w:rPr>
+        <w:t>码</w:t>
+      </w:r>
+      <w:r>
+        <w:rPr>
+          <w:rFonts w:ascii="宋体" w:hAnsi="宋体"/>
+          <w:b/>
+          <w:color w:val="000000" w:themeColor="text1"/>
+          <w:sz w:val="32"/>
+          <w:szCs w:val="32"/>
+        </w:rPr>
+        <w:t>)</w:t>
+      </w:r>
+    </w:p>
+    <w:p>
+      <w:pPr>
+        <w:spacing w:line="0" w:lineRule="atLeast"/>
+        <w:rPr>
+          <w:rFonts w:ascii="宋体" w:hAnsi="宋体"/>
+          <w:b/>
+        </w:rPr>
+      </w:pPr>
+      <w:r>
+        <w:rPr>
+          <w:rFonts w:ascii="宋体" w:hAnsi="宋体" w:hint="eastAsia"/>
+          <w:b/>
+        </w:rPr>
+        <w:t>累计流量开始</w:t>
+      </w:r>
+      <w:r>
+        <w:rPr>
+          <w:rFonts w:ascii="宋体" w:hAnsi="宋体" w:hint="eastAsia"/>
+          <w:b/>
+        </w:rPr>
+        <w:t>:</w:t>
+      </w:r>
+      <w:r>
+        <w:rPr>
+          <w:rFonts w:ascii="宋体" w:hAnsi="宋体" w:hint="eastAsia"/>
+          <w:b/>
+          <w:color w:val="FF0000"/>
+        </w:rPr>
+        <w:t>START</w:t>
+      </w:r>
+    </w:p>
+    <w:p>
+      <w:pPr>
+        <w:spacing w:line="0" w:lineRule="atLeast"/>
+        <w:rPr>
+          <w:rFonts w:ascii="宋体" w:hAnsi="宋体"/>
+          <w:b/>
+        </w:rPr>
+      </w:pPr>
+      <w:r>
+        <w:rPr>
+          <w:rFonts w:ascii="宋体" w:hAnsi="宋体" w:hint="eastAsia"/>
+          <w:b/>
+        </w:rPr>
+        <w:t>累计流量停止</w:t>
+      </w:r>
+      <w:r>
+        <w:rPr>
+          <w:rFonts w:ascii="宋体" w:hAnsi="宋体" w:hint="eastAsia"/>
+          <w:b/>
+        </w:rPr>
+        <w:t>:</w:t>
+      </w:r>
+      <w:r>
+        <w:rPr>
+          <w:rFonts w:ascii="宋体" w:hAnsi="宋体" w:hint="eastAsia"/>
+          <w:b/>
+          <w:color w:val="FF0000"/>
+        </w:rPr>
+        <w:t>STOP</w:t>
+      </w:r>
+    </w:p>
+    <w:p>
+      <w:pPr>
+        <w:spacing w:line="0" w:lineRule="atLeast"/>
+        <w:rPr>
+          <w:rFonts w:ascii="宋体" w:hAnsi="宋体"/>
+          <w:b/>
+        </w:rPr>
+      </w:pPr>
+      <w:r>
+        <w:rPr>
+          <w:rFonts w:ascii="宋体" w:hAnsi="宋体" w:hint="eastAsia"/>
+          <w:b/>
+        </w:rPr>
+        <w:t>进入设定：</w:t>
+      </w:r>
+      <w:r>
+        <w:rPr>
+          <w:rFonts w:ascii="宋体" w:hAnsi="宋体" w:hint="eastAsia"/>
+          <w:b/>
+          <w:color w:val="C00000"/>
+        </w:rPr>
+        <w:t>$Y</w:t>
+      </w:r>
+    </w:p>
+    <w:p>
+      <w:pPr>
+        <w:spacing w:line="0" w:lineRule="atLeast"/>
+        <w:rPr>
+          <w:rFonts w:ascii="宋体" w:hAnsi="宋体"/>
+          <w:b/>
+          <w:color w:val="C00000"/>
+        </w:rPr>
+      </w:pPr>
+      <w:r>
+        <w:rPr>
+          <w:rFonts w:ascii="宋体" w:hAnsi="宋体" w:hint="eastAsia"/>
+          <w:b/>
+        </w:rPr>
+        <w:t>退出设定：</w:t>
+      </w:r>
+      <w:r>
+        <w:rPr>
+          <w:rFonts w:ascii="宋体" w:hAnsi="宋体" w:hint="eastAsia"/>
+          <w:b/>
+          <w:color w:val="C00000"/>
+        </w:rPr>
+        <w:t>O</w:t>
+      </w:r>
+      <w:r>
+        <w:rPr>
+          <w:rFonts w:ascii="宋体" w:hAnsi="宋体"/>
+          <w:b/>
+          <w:color w:val="C00000"/>
+        </w:rPr>
+        <w:t>UT</w:t>
+      </w:r>
+    </w:p>
+    <w:p>
+      <w:pPr>
+        <w:spacing w:line="0" w:lineRule="atLeast"/>
+        <w:rPr>
+          <w:rFonts w:ascii="宋体" w:hAnsi="宋体"/>
+          <w:b/>
+        </w:rPr>
+      </w:pPr>
+      <w:r>
+        <w:rPr>
+          <w:rFonts w:ascii="宋体" w:hAnsi="宋体" w:hint="eastAsia"/>
+          <w:b/>
+          <w:color w:val="000000" w:themeColor="text1"/>
+        </w:rPr>
+        <w:t>累计流量清零：</w:t>
+      </w:r>
+      <w:r>
+        <w:rPr>
+          <w:rFonts w:ascii="宋体" w:hAnsi="宋体" w:hint="eastAsia"/>
+          <w:b/>
+          <w:color w:val="C00000"/>
+        </w:rPr>
+        <w:t>L</w:t>
+      </w:r>
+      <w:r>
+        <w:rPr>
+          <w:rFonts w:ascii="宋体" w:hAnsi="宋体"/>
+          <w:b/>
+          <w:color w:val="C00000"/>
+        </w:rPr>
+        <w:t>Y</w:t>
+      </w:r>
+    </w:p>
+    <w:p>
+      <w:pPr>
+        <w:spacing w:line="0" w:lineRule="atLeast"/>
+        <w:ind w:firstLineChars="100" w:firstLine="281"/>
+        <w:rPr>
+          <w:rFonts w:ascii="宋体" w:hAnsi="宋体"/>
+          <w:b/>
+        </w:rPr>
+      </w:pPr>
+      <w:r>
+        <w:rPr>
+          <w:rFonts w:ascii="宋体" w:hAnsi="宋体" w:hint="eastAsia"/>
+          <w:b/>
+        </w:rPr>
+        <w:t>正向零点：</w:t>
+      </w:r>
+      <w:r>
+        <w:rPr>
+          <w:rFonts w:ascii="宋体" w:hAnsi="宋体"/>
+          <w:b/>
+        </w:rPr>
+        <w:t xml:space="preserve"> </w:t>
+      </w:r>
+      <w:r>
+        <w:rPr>
+          <w:rFonts w:ascii="宋体" w:hAnsi="宋体"/>
+          <w:b/>
+          <w:color w:val="FF0000"/>
+        </w:rPr>
+        <w:t>ZL</w:t>
+      </w:r>
+      <w:r>
+        <w:rPr>
+          <w:rFonts w:ascii="宋体" w:hAnsi="宋体"/>
+          <w:b/>
+        </w:rPr>
+        <w:t xml:space="preserve">X.XXX       </w:t>
+      </w:r>
+      <w:r>
+        <w:rPr>
+          <w:rFonts w:ascii="宋体" w:hAnsi="宋体" w:hint="eastAsia"/>
+          <w:b/>
+        </w:rPr>
+        <w:t>反向零点：</w:t>
+      </w:r>
+      <w:r>
+        <w:rPr>
+          <w:rFonts w:ascii="宋体" w:hAnsi="宋体"/>
+          <w:b/>
+        </w:rPr>
+        <w:t xml:space="preserve"> </w:t>
+      </w:r>
+      <w:r>
+        <w:rPr>
+          <w:rFonts w:ascii="宋体" w:hAnsi="宋体"/>
+          <w:b/>
+          <w:color w:val="FF0000"/>
+        </w:rPr>
+        <w:t>FL</w:t>
+      </w:r>
+      <w:r>
+        <w:rPr>
+          <w:rFonts w:ascii="宋体" w:hAnsi="宋体"/>
+          <w:b/>
+        </w:rPr>
+        <w:t xml:space="preserve">X.XXX        </w:t>
+      </w:r>
+    </w:p>
+    <w:p>
+      <w:pPr>
+        <w:spacing w:line="0" w:lineRule="atLeast"/>
+        <w:ind w:firstLineChars="100" w:firstLine="281"/>
+        <w:rPr>
+          <w:rFonts w:ascii="宋体" w:hAnsi="宋体"/>
+          <w:b/>
+        </w:rPr>
+      </w:pPr>
+      <w:r>
+        <w:rPr>
+          <w:rFonts w:ascii="宋体" w:hAnsi="宋体" w:hint="eastAsia"/>
+          <w:b/>
+        </w:rPr>
+        <w:t>正向量程</w:t>
+      </w:r>
+      <w:r>
+        <w:rPr>
+          <w:rFonts w:ascii="宋体" w:hAnsi="宋体" w:hint="eastAsia"/>
+          <w:b/>
+        </w:rPr>
+        <w:t xml:space="preserve">: </w:t>
+      </w:r>
+      <w:r>
+        <w:rPr>
+          <w:rFonts w:ascii="宋体" w:hAnsi="宋体"/>
+          <w:b/>
+        </w:rPr>
+        <w:t xml:space="preserve"> </w:t>
+      </w:r>
+      <w:r>
+        <w:rPr>
+          <w:rFonts w:ascii="宋体" w:hAnsi="宋体"/>
+          <w:b/>
+          <w:color w:val="FF0000"/>
+        </w:rPr>
+        <w:t>ZS</w:t>
+      </w:r>
+      <w:r>
+        <w:rPr>
+          <w:rFonts w:ascii="宋体" w:hAnsi="宋体"/>
+          <w:b/>
+        </w:rPr>
+        <w:t xml:space="preserve">XXX.XX      </w:t>
+      </w:r>
+      <w:r>
+        <w:rPr>
+          <w:rFonts w:ascii="宋体" w:hAnsi="宋体" w:hint="eastAsia"/>
+          <w:b/>
+        </w:rPr>
+        <w:t>反向量程</w:t>
+      </w:r>
+      <w:r>
+        <w:rPr>
+          <w:rFonts w:ascii="宋体" w:hAnsi="宋体" w:hint="eastAsia"/>
+          <w:b/>
+        </w:rPr>
+        <w:t xml:space="preserve">: </w:t>
+      </w:r>
+      <w:r>
+        <w:rPr>
+          <w:rFonts w:ascii="宋体" w:hAnsi="宋体"/>
+          <w:b/>
+        </w:rPr>
+        <w:t xml:space="preserve"> </w:t>
+      </w:r>
+      <w:r>
+        <w:rPr>
+          <w:rFonts w:ascii="宋体" w:hAnsi="宋体"/>
+          <w:b/>
+          <w:color w:val="FF0000"/>
+        </w:rPr>
+        <w:t>FS</w:t>
+      </w:r>
+      <w:r>
+        <w:rPr>
+          <w:rFonts w:ascii="宋体" w:hAnsi="宋体"/>
+          <w:b/>
+        </w:rPr>
+        <w:t xml:space="preserve">XXX.XX  </w:t>
+      </w:r>
+    </w:p>
+    <w:p>
+      <w:pPr>
+        <w:spacing w:line="0" w:lineRule="atLeast"/>
+        <w:ind w:firstLineChars="100" w:firstLine="281"/>
+        <w:rPr>
+          <w:rFonts w:ascii="宋体" w:hAnsi="宋体"/>
+          <w:b/>
+        </w:rPr>
+      </w:pPr>
+      <w:r>
+        <w:rPr>
+          <w:rFonts w:ascii="宋体" w:hAnsi="宋体" w:hint="eastAsia"/>
+          <w:b/>
+        </w:rPr>
+        <w:t>正向切除：</w:t>
+      </w:r>
+      <w:r>
+        <w:rPr>
+          <w:rFonts w:ascii="宋体" w:hAnsi="宋体" w:hint="eastAsia"/>
+          <w:b/>
+        </w:rPr>
+        <w:t xml:space="preserve"> </w:t>
+      </w:r>
+      <w:r>
+        <w:rPr>
+          <w:rFonts w:ascii="宋体" w:hAnsi="宋体"/>
+          <w:b/>
+          <w:color w:val="FF0000"/>
+        </w:rPr>
+        <w:t>ZQ</w:t>
+      </w:r>
+      <w:r>
+        <w:rPr>
+          <w:rFonts w:ascii="宋体" w:hAnsi="宋体"/>
+          <w:b/>
+        </w:rPr>
+        <w:t xml:space="preserve">XX.XX       </w:t>
+      </w:r>
+      <w:r>
+        <w:rPr>
+          <w:rFonts w:ascii="宋体" w:hAnsi="宋体" w:hint="eastAsia"/>
+          <w:b/>
+        </w:rPr>
+        <w:t>反向切除：</w:t>
+      </w:r>
+      <w:r>
+        <w:rPr>
+          <w:rFonts w:ascii="宋体" w:hAnsi="宋体" w:hint="eastAsia"/>
+          <w:b/>
+        </w:rPr>
+        <w:t xml:space="preserve"> </w:t>
+      </w:r>
+      <w:r>
+        <w:rPr>
+          <w:rFonts w:ascii="宋体" w:hAnsi="宋体"/>
+          <w:b/>
+          <w:color w:val="FF0000"/>
+        </w:rPr>
+        <w:t>FQ</w:t>
+      </w:r>
+      <w:r>
+        <w:rPr>
+          <w:rFonts w:ascii="宋体" w:hAnsi="宋体"/>
+          <w:b/>
+        </w:rPr>
+        <w:t>XX.XX</w:t>
+      </w:r>
+    </w:p>
+    <w:p>
+      <w:pPr>
+        <w:spacing w:line="0" w:lineRule="atLeast"/>
+        <w:ind w:firstLineChars="100" w:firstLine="281"/>
+        <w:rPr>
+          <w:rFonts w:ascii="宋体" w:hAnsi="宋体"/>
+          <w:b/>
+        </w:rPr>
+      </w:pPr>
+      <w:r>
+        <w:rPr>
+          <w:rFonts w:ascii="宋体" w:hAnsi="宋体" w:hint="eastAsia"/>
+          <w:b/>
+        </w:rPr>
+        <w:t>K</w:t>
+      </w:r>
+      <w:r>
+        <w:rPr>
+          <w:rFonts w:ascii="宋体" w:hAnsi="宋体"/>
+          <w:b/>
+        </w:rPr>
+        <w:t xml:space="preserve">1:        </w:t>
+      </w:r>
+      <w:r>
+        <w:rPr>
+          <w:rFonts w:ascii="宋体" w:hAnsi="宋体"/>
+          <w:b/>
+          <w:color w:val="FF0000"/>
+        </w:rPr>
+        <w:t>Z0</w:t>
+      </w:r>
+      <w:r>
+        <w:rPr>
+          <w:rFonts w:ascii="宋体" w:hAnsi="宋体"/>
+          <w:b/>
+        </w:rPr>
+        <w:t xml:space="preserve">X.XXX       </w:t>
+      </w:r>
+      <w:r>
+        <w:rPr>
+          <w:rFonts w:ascii="宋体" w:hAnsi="宋体" w:hint="eastAsia"/>
+          <w:b/>
+        </w:rPr>
+        <w:t>K</w:t>
+      </w:r>
+      <w:r>
+        <w:rPr>
+          <w:rFonts w:ascii="宋体" w:hAnsi="宋体"/>
+          <w:b/>
+        </w:rPr>
+        <w:t xml:space="preserve">1:        </w:t>
+      </w:r>
+      <w:r>
+        <w:rPr>
+          <w:rFonts w:ascii="宋体" w:hAnsi="宋体"/>
+          <w:b/>
+          <w:color w:val="FF0000"/>
+        </w:rPr>
+        <w:t>F0</w:t>
+      </w:r>
+      <w:r>
+        <w:rPr>
+          <w:rFonts w:ascii="宋体" w:hAnsi="宋体"/>
+          <w:b/>
+        </w:rPr>
+        <w:t>X.XXX</w:t>
+      </w:r>
+    </w:p>
+    <w:p>
+      <w:pPr>
+        <w:spacing w:line="0" w:lineRule="atLeast"/>
+        <w:ind w:firstLineChars="100" w:firstLine="281"/>
+        <w:rPr>
+          <w:rFonts w:ascii="宋体" w:hAnsi="宋体"/>
+          <w:b/>
+        </w:rPr>
+      </w:pPr>
+      <w:r>
+        <w:rPr>
+          <w:rFonts w:ascii="宋体" w:hAnsi="宋体" w:hint="eastAsia"/>
+          <w:b/>
+        </w:rPr>
+        <w:t>K</w:t>
+      </w:r>
+      <w:r>
+        <w:rPr>
+          <w:rFonts w:ascii="宋体" w:hAnsi="宋体"/>
+          <w:b/>
+        </w:rPr>
+        <w:t xml:space="preserve">2:        </w:t>
+      </w:r>
+      <w:r>
+        <w:rPr>
+          <w:rFonts w:ascii="宋体" w:hAnsi="宋体"/>
+          <w:b/>
+          <w:color w:val="FF0000"/>
+        </w:rPr>
+        <w:t>Z1</w:t>
+      </w:r>
+      <w:r>
+        <w:rPr>
+          <w:rFonts w:ascii="宋体" w:hAnsi="宋体"/>
+          <w:b/>
+        </w:rPr>
+        <w:t xml:space="preserve">X.XXX       </w:t>
+      </w:r>
+      <w:r>
+        <w:rPr>
+          <w:rFonts w:ascii="宋体" w:hAnsi="宋体" w:hint="eastAsia"/>
+          <w:b/>
+        </w:rPr>
+        <w:t>K</w:t>
+      </w:r>
+      <w:r>
+        <w:rPr>
+          <w:rFonts w:ascii="宋体" w:hAnsi="宋体"/>
+          <w:b/>
+        </w:rPr>
+        <w:t xml:space="preserve">2:        </w:t>
+      </w:r>
+      <w:r>
+        <w:rPr>
+          <w:rFonts w:ascii="宋体" w:hAnsi="宋体"/>
+          <w:b/>
+          <w:color w:val="FF0000"/>
+        </w:rPr>
+        <w:t>F1</w:t>
+      </w:r>
+      <w:r>
+        <w:rPr>
+          <w:rFonts w:ascii="宋体" w:hAnsi="宋体"/>
+          <w:b/>
+        </w:rPr>
+        <w:t>X.XXX</w:t>
+      </w:r>
+    </w:p>
+    <w:p>
+      <w:pPr>
+        <w:spacing w:line="0" w:lineRule="atLeast"/>
+        <w:ind w:firstLineChars="100" w:firstLine="281"/>
+        <w:rPr>
+          <w:rFonts w:ascii="宋体" w:hAnsi="宋体"/>
+          <w:b/>
+        </w:rPr>
+      </w:pPr>
+      <w:r>
+        <w:rPr>
+          <w:rFonts w:ascii="宋体" w:hAnsi="宋体" w:hint="eastAsia"/>
+          <w:b/>
+        </w:rPr>
+        <w:t>K</w:t>
+      </w:r>
+      <w:r>
+        <w:rPr>
+          <w:rFonts w:ascii="宋体" w:hAnsi="宋体"/>
+          <w:b/>
+        </w:rPr>
+        <w:t xml:space="preserve">3:        </w:t>
+      </w:r>
+      <w:r>
+        <w:rPr>
+          <w:rFonts w:ascii="宋体" w:hAnsi="宋体"/>
+          <w:b/>
+          <w:color w:val="FF0000"/>
+        </w:rPr>
+        <w:t>Z2</w:t>
+      </w:r>
+      <w:r>
+        <w:rPr>
+          <w:rFonts w:ascii="宋体" w:hAnsi="宋体"/>
+          <w:b/>
+        </w:rPr>
+        <w:t xml:space="preserve">X.XXX       </w:t>
+      </w:r>
+      <w:r>
+        <w:rPr>
+          <w:rFonts w:ascii="宋体" w:hAnsi="宋体" w:hint="eastAsia"/>
+          <w:b/>
+        </w:rPr>
+        <w:t>K</w:t>
+      </w:r>
+      <w:r>
+        <w:rPr>
+          <w:rFonts w:ascii="宋体" w:hAnsi="宋体"/>
+          <w:b/>
+        </w:rPr>
+        <w:t xml:space="preserve">3:        </w:t>
+      </w:r>
+      <w:r>
+        <w:rPr>
+          <w:rFonts w:ascii="宋体" w:hAnsi="宋体"/>
+          <w:b/>
+          <w:color w:val="FF0000"/>
+        </w:rPr>
+        <w:t>F2</w:t>
+      </w:r>
+      <w:r>
+        <w:rPr>
+          <w:rFonts w:ascii="宋体" w:hAnsi="宋体"/>
+          <w:b/>
+        </w:rPr>
+        <w:t>X.XXX</w:t>
+      </w:r>
+    </w:p>
+    <w:p>
+      <w:pPr>
+        <w:spacing w:line="0" w:lineRule="atLeast"/>
+        <w:ind w:firstLineChars="100" w:firstLine="281"/>
+        <w:rPr>
+          <w:rFonts w:ascii="宋体" w:hAnsi="宋体"/>
+          <w:b/>
+        </w:rPr>
+      </w:pPr>
+      <w:r>
+        <w:rPr>
+          <w:rFonts w:ascii="宋体" w:hAnsi="宋体" w:hint="eastAsia"/>
+          <w:b/>
+        </w:rPr>
+        <w:lastRenderedPageBreak/>
+        <w:t>K</w:t>
+      </w:r>
+      <w:r>
+        <w:rPr>
+          <w:rFonts w:ascii="宋体" w:hAnsi="宋体"/>
+          <w:b/>
+        </w:rPr>
+        <w:t xml:space="preserve">4:        </w:t>
+      </w:r>
+      <w:r>
+        <w:rPr>
+          <w:rFonts w:ascii="宋体" w:hAnsi="宋体"/>
+          <w:b/>
+          <w:color w:val="FF0000"/>
+        </w:rPr>
+        <w:t>Z3</w:t>
+      </w:r>
+      <w:r>
+        <w:rPr>
+          <w:rFonts w:ascii="宋体" w:hAnsi="宋体"/>
+          <w:b/>
+        </w:rPr>
+        <w:t xml:space="preserve">X.XXX       </w:t>
+      </w:r>
+      <w:r>
+        <w:rPr>
+          <w:rFonts w:ascii="宋体" w:hAnsi="宋体" w:hint="eastAsia"/>
+          <w:b/>
+        </w:rPr>
+        <w:t>K</w:t>
+      </w:r>
+      <w:r>
+        <w:rPr>
+          <w:rFonts w:ascii="宋体" w:hAnsi="宋体"/>
+          <w:b/>
+        </w:rPr>
+        <w:t xml:space="preserve">4:        </w:t>
+      </w:r>
+      <w:r>
+        <w:rPr>
+          <w:rFonts w:ascii="宋体" w:hAnsi="宋体"/>
+          <w:b/>
+          <w:color w:val="FF0000"/>
+        </w:rPr>
+        <w:t>F2</w:t>
+      </w:r>
+      <w:r>
+        <w:rPr>
+          <w:rFonts w:ascii="宋体" w:hAnsi="宋体"/>
+          <w:b/>
+        </w:rPr>
+        <w:t>X.XXX</w:t>
+      </w:r>
+    </w:p>
+    <w:p>
+      <w:pPr>
+        <w:spacing w:line="0" w:lineRule="atLeast"/>
+        <w:ind w:firstLineChars="100" w:firstLine="281"/>
+        <w:rPr>
+          <w:rFonts w:ascii="宋体" w:hAnsi="宋体"/>
+          <w:b/>
+        </w:rPr>
+      </w:pPr>
+      <w:r>
+        <w:rPr>
+          <w:rFonts w:ascii="宋体" w:hAnsi="宋体" w:hint="eastAsia"/>
+          <w:b/>
+        </w:rPr>
+        <w:t>K</w:t>
+      </w:r>
+      <w:r>
+        <w:rPr>
+          <w:rFonts w:ascii="宋体" w:hAnsi="宋体"/>
+          <w:b/>
+        </w:rPr>
+        <w:t xml:space="preserve">5:        </w:t>
+      </w:r>
+      <w:r>
+        <w:rPr>
+          <w:rFonts w:ascii="宋体" w:hAnsi="宋体"/>
+          <w:b/>
+          <w:color w:val="FF0000"/>
+        </w:rPr>
+        <w:t>Z4</w:t>
+      </w:r>
+      <w:r>
+        <w:rPr>
+          <w:rFonts w:ascii="宋体" w:hAnsi="宋体"/>
+          <w:b/>
+        </w:rPr>
+        <w:t xml:space="preserve">X.XXX       </w:t>
+      </w:r>
+      <w:r>
+        <w:rPr>
+          <w:rFonts w:ascii="宋体" w:hAnsi="宋体" w:hint="eastAsia"/>
+          <w:b/>
+        </w:rPr>
+        <w:t>K</w:t>
+      </w:r>
+      <w:r>
+        <w:rPr>
+          <w:rFonts w:ascii="宋体" w:hAnsi="宋体"/>
+          <w:b/>
+        </w:rPr>
+        <w:t xml:space="preserve">5:        </w:t>
+      </w:r>
+      <w:r>
+        <w:rPr>
+          <w:rFonts w:ascii="宋体" w:hAnsi="宋体"/>
+          <w:b/>
+          <w:color w:val="FF0000"/>
+        </w:rPr>
+        <w:t>F4</w:t>
+      </w:r>
+      <w:r>
+        <w:rPr>
+          <w:rFonts w:ascii="宋体" w:hAnsi="宋体"/>
+          <w:b/>
+        </w:rPr>
+        <w:t>X.XXX</w:t>
+      </w:r>
+    </w:p>
+    <w:p>
+      <w:pPr>
+        <w:spacing w:line="0" w:lineRule="atLeast"/>
+        <w:ind w:firstLineChars="100" w:firstLine="281"/>
+        <w:rPr>
+          <w:rFonts w:ascii="宋体" w:hAnsi="宋体"/>
+          <w:b/>
+        </w:rPr>
+      </w:pPr>
+      <w:r>
+        <w:rPr>
+          <w:rFonts w:ascii="宋体" w:hAnsi="宋体" w:hint="eastAsia"/>
+          <w:b/>
+        </w:rPr>
+        <w:t>K</w:t>
+      </w:r>
+      <w:r>
+        <w:rPr>
+          <w:rFonts w:ascii="宋体" w:hAnsi="宋体"/>
+          <w:b/>
+        </w:rPr>
+        <w:t xml:space="preserve">6:        </w:t>
+      </w:r>
+      <w:r>
+        <w:rPr>
+          <w:rFonts w:ascii="宋体" w:hAnsi="宋体"/>
+          <w:b/>
+          <w:color w:val="FF0000"/>
+        </w:rPr>
+        <w:t>Z5</w:t>
+      </w:r>
+      <w:r>
+        <w:rPr>
+          <w:rFonts w:ascii="宋体" w:hAnsi="宋体"/>
+          <w:b/>
+        </w:rPr>
+        <w:t xml:space="preserve">X.XXX       </w:t>
+      </w:r>
+      <w:r>
+        <w:rPr>
+          <w:rFonts w:ascii="宋体" w:hAnsi="宋体" w:hint="eastAsia"/>
+          <w:b/>
+        </w:rPr>
+        <w:t>K</w:t>
+      </w:r>
+      <w:r>
+        <w:rPr>
+          <w:rFonts w:ascii="宋体" w:hAnsi="宋体"/>
+          <w:b/>
+        </w:rPr>
+        <w:t xml:space="preserve">6:        </w:t>
+      </w:r>
+      <w:r>
+        <w:rPr>
+          <w:rFonts w:ascii="宋体" w:hAnsi="宋体"/>
+          <w:b/>
+          <w:color w:val="FF0000"/>
+        </w:rPr>
+        <w:t>F5</w:t>
+      </w:r>
+      <w:r>
+        <w:rPr>
+          <w:rFonts w:ascii="宋体" w:hAnsi="宋体"/>
+          <w:b/>
+        </w:rPr>
+        <w:t>X.XXX</w:t>
+      </w:r>
+    </w:p>
+    <w:p>
+      <w:pPr>
+        <w:spacing w:line="0" w:lineRule="atLeast"/>
+        <w:ind w:firstLineChars="100" w:firstLine="281"/>
+        <w:rPr>
+          <w:rFonts w:ascii="宋体" w:hAnsi="宋体"/>
+          <w:b/>
+        </w:rPr>
+      </w:pPr>
+      <w:r>
+        <w:rPr>
+          <w:rFonts w:ascii="宋体" w:hAnsi="宋体" w:hint="eastAsia"/>
+          <w:b/>
+        </w:rPr>
+        <w:t>K</w:t>
+      </w:r>
+      <w:r>
+        <w:rPr>
+          <w:rFonts w:ascii="宋体" w:hAnsi="宋体"/>
+          <w:b/>
+        </w:rPr>
+        <w:t xml:space="preserve">7:        </w:t>
+      </w:r>
+      <w:r>
+        <w:rPr>
+          <w:rFonts w:ascii="宋体" w:hAnsi="宋体"/>
+          <w:b/>
+          <w:color w:val="FF0000"/>
+        </w:rPr>
+        <w:t>Z6</w:t>
+      </w:r>
+      <w:r>
+        <w:rPr>
+          <w:rFonts w:ascii="宋体" w:hAnsi="宋体"/>
+          <w:b/>
+        </w:rPr>
+        <w:t xml:space="preserve">X.XXX       </w:t>
+      </w:r>
+      <w:r>
+        <w:rPr>
+          <w:rFonts w:ascii="宋体" w:hAnsi="宋体" w:hint="eastAsia"/>
+          <w:b/>
+        </w:rPr>
+        <w:t>K</w:t>
+      </w:r>
+      <w:r>
+        <w:rPr>
+          <w:rFonts w:ascii="宋体" w:hAnsi="宋体"/>
+          <w:b/>
+        </w:rPr>
+        <w:t xml:space="preserve">7:        </w:t>
+      </w:r>
+      <w:r>
+        <w:rPr>
+          <w:rFonts w:ascii="宋体" w:hAnsi="宋体"/>
+          <w:b/>
+          <w:color w:val="FF0000"/>
+        </w:rPr>
+        <w:t>F6</w:t>
+      </w:r>
+      <w:r>
+        <w:rPr>
+          <w:rFonts w:ascii="宋体" w:hAnsi="宋体"/>
+          <w:b/>
+        </w:rPr>
+        <w:t>X.XXX</w:t>
+      </w:r>
+    </w:p>
+    <w:p>
+      <w:pPr>
+        <w:spacing w:line="0" w:lineRule="atLeast"/>
+        <w:ind w:firstLineChars="100" w:firstLine="281"/>
+        <w:rPr>
+          <w:rFonts w:ascii="宋体" w:hAnsi="宋体"/>
+          <w:b/>
+        </w:rPr>
+      </w:pPr>
+      <w:r>
+        <w:rPr>
+          <w:rFonts w:ascii="宋体" w:hAnsi="宋体" w:hint="eastAsia"/>
+          <w:b/>
+        </w:rPr>
+        <w:t>K</w:t>
+      </w:r>
+      <w:r>
+        <w:rPr>
+          <w:rFonts w:ascii="宋体" w:hAnsi="宋体"/>
+          <w:b/>
+        </w:rPr>
+        <w:t xml:space="preserve">8:        </w:t>
+      </w:r>
+      <w:r>
+        <w:rPr>
+          <w:rFonts w:ascii="宋体" w:hAnsi="宋体"/>
+          <w:b/>
+          <w:color w:val="FF0000"/>
+        </w:rPr>
+        <w:t>Z7</w:t>
+      </w:r>
+      <w:r>
+        <w:rPr>
+          <w:rFonts w:ascii="宋体" w:hAnsi="宋体"/>
+          <w:b/>
+        </w:rPr>
+        <w:t xml:space="preserve">X.XXX       </w:t>
+      </w:r>
+      <w:r>
+        <w:rPr>
+          <w:rFonts w:ascii="宋体" w:hAnsi="宋体" w:hint="eastAsia"/>
+          <w:b/>
+        </w:rPr>
+        <w:t>K</w:t>
+      </w:r>
+      <w:r>
+        <w:rPr>
+          <w:rFonts w:ascii="宋体" w:hAnsi="宋体"/>
+          <w:b/>
+        </w:rPr>
+        <w:t xml:space="preserve">8:        </w:t>
+      </w:r>
+      <w:r>
+        <w:rPr>
+          <w:rFonts w:ascii="宋体" w:hAnsi="宋体"/>
+          <w:b/>
+          <w:color w:val="FF0000"/>
+        </w:rPr>
+        <w:t>F7</w:t>
+      </w:r>
+      <w:r>
+        <w:rPr>
+          <w:rFonts w:ascii="宋体" w:hAnsi="宋体"/>
+          <w:b/>
+        </w:rPr>
+        <w:t>X.XXX</w:t>
+      </w:r>
+    </w:p>
+    <w:p>
+      <w:pPr>
+        <w:spacing w:line="0" w:lineRule="atLeast"/>
+        <w:ind w:firstLineChars="100" w:firstLine="281"/>
+        <w:rPr>
+          <w:rFonts w:ascii="宋体" w:hAnsi="宋体"/>
+          <w:b/>
+        </w:rPr>
+      </w:pPr>
+      <w:r>
+        <w:rPr>
+          <w:rFonts w:ascii="宋体" w:hAnsi="宋体" w:hint="eastAsia"/>
+          <w:b/>
+        </w:rPr>
+        <w:t>K</w:t>
+      </w:r>
+      <w:r>
+        <w:rPr>
+          <w:rFonts w:ascii="宋体" w:hAnsi="宋体"/>
+          <w:b/>
+        </w:rPr>
+        <w:t xml:space="preserve">9:        </w:t>
+      </w:r>
+      <w:r>
+        <w:rPr>
+          <w:rFonts w:ascii="宋体" w:hAnsi="宋体"/>
+          <w:b/>
+          <w:color w:val="FF0000"/>
+        </w:rPr>
+        <w:t>Z8</w:t>
+      </w:r>
+      <w:r>
+        <w:rPr>
+          <w:rFonts w:ascii="宋体" w:hAnsi="宋体"/>
+          <w:b/>
+        </w:rPr>
+        <w:t xml:space="preserve">X.XXX       </w:t>
+      </w:r>
+      <w:r>
+        <w:rPr>
+          <w:rFonts w:ascii="宋体" w:hAnsi="宋体" w:hint="eastAsia"/>
+          <w:b/>
+        </w:rPr>
+        <w:t>K</w:t>
+      </w:r>
+      <w:r>
+        <w:rPr>
+          <w:rFonts w:ascii="宋体" w:hAnsi="宋体"/>
+          <w:b/>
+        </w:rPr>
+        <w:t xml:space="preserve">9:        </w:t>
+      </w:r>
+      <w:r>
+        <w:rPr>
+          <w:rFonts w:ascii="宋体" w:hAnsi="宋体"/>
+          <w:b/>
+          <w:color w:val="FF0000"/>
+        </w:rPr>
+        <w:t>F8</w:t>
+      </w:r>
+      <w:r>
+        <w:rPr>
+          <w:rFonts w:ascii="宋体" w:hAnsi="宋体"/>
+          <w:b/>
+        </w:rPr>
+        <w:t>X.XXX</w:t>
+      </w:r>
+    </w:p>
+    <w:p>
+      <w:pPr>
+        <w:spacing w:line="0" w:lineRule="atLeast"/>
+        <w:ind w:firstLineChars="100" w:firstLine="281"/>
+        <w:rPr>
+          <w:rFonts w:ascii="宋体" w:hAnsi="宋体"/>
+          <w:b/>
+        </w:rPr>
+      </w:pPr>
+      <w:r>
+        <w:rPr>
+          <w:rFonts w:ascii="宋体" w:hAnsi="宋体" w:hint="eastAsia"/>
+          <w:b/>
+        </w:rPr>
+        <w:t>K</w:t>
+      </w:r>
+      <w:r>
+        <w:rPr>
+          <w:rFonts w:ascii="宋体" w:hAnsi="宋体"/>
+          <w:b/>
+        </w:rPr>
+        <w:t xml:space="preserve">10        </w:t>
+      </w:r>
+      <w:r>
+        <w:rPr>
+          <w:rFonts w:ascii="宋体" w:hAnsi="宋体"/>
+          <w:b/>
+          <w:color w:val="FF0000"/>
+        </w:rPr>
+        <w:t>Z9</w:t>
+      </w:r>
+      <w:r>
+        <w:rPr>
+          <w:rFonts w:ascii="宋体" w:hAnsi="宋体"/>
+          <w:b/>
+        </w:rPr>
+        <w:t xml:space="preserve">X.XXXX      </w:t>
+      </w:r>
+      <w:r>
+        <w:rPr>
+          <w:rFonts w:ascii="宋体" w:hAnsi="宋体" w:hint="eastAsia"/>
+          <w:b/>
+        </w:rPr>
+        <w:t>K</w:t>
+      </w:r>
+      <w:r>
+        <w:rPr>
+          <w:rFonts w:ascii="宋体" w:hAnsi="宋体"/>
+          <w:b/>
+        </w:rPr>
+        <w:t xml:space="preserve">10:       </w:t>
+      </w:r>
+      <w:r>
+        <w:rPr>
+          <w:rFonts w:ascii="宋体" w:hAnsi="宋体"/>
+          <w:b/>
+          <w:color w:val="FF0000"/>
+        </w:rPr>
+        <w:t>F9</w:t>
+      </w:r>
+      <w:r>
+        <w:rPr>
+          <w:rFonts w:ascii="宋体" w:hAnsi="宋体"/>
+          <w:b/>
+        </w:rPr>
+        <w:t>X.XXX</w:t>
+      </w:r>
+    </w:p>
+    <w:p>
+      <w:pPr>
+        <w:spacing w:line="0" w:lineRule="atLeast"/>
+        <w:rPr>
+          <w:rFonts w:ascii="宋体" w:hAnsi="宋体"/>
+          <w:b/>
+          <w:color w:val="FF0000"/>
+          <w:sz w:val="22"/>
+          <w:szCs w:val="22"/>
+        </w:rPr>
+      </w:pPr>
+      <w:r>
+        <w:rPr>
+          <w:rFonts w:ascii="宋体" w:hAnsi="宋体" w:hint="eastAsia"/>
+          <w:b/>
+          <w:color w:val="FF0000"/>
+          <w:sz w:val="22"/>
+          <w:szCs w:val="22"/>
+        </w:rPr>
+        <w:t>注释：</w:t>
+      </w:r>
+      <w:r>
+        <w:rPr>
+          <w:rFonts w:ascii="宋体" w:hAnsi="宋体" w:hint="eastAsia"/>
+          <w:b/>
+          <w:color w:val="FF0000"/>
+          <w:sz w:val="22"/>
+          <w:szCs w:val="22"/>
+        </w:rPr>
+        <w:t>1.</w:t>
+      </w:r>
+      <w:r>
+        <w:rPr>
+          <w:rFonts w:ascii="宋体" w:hAnsi="宋体" w:hint="eastAsia"/>
+          <w:b/>
+          <w:color w:val="FF0000"/>
+          <w:sz w:val="22"/>
+          <w:szCs w:val="22"/>
+        </w:rPr>
+        <w:t>流量计检测数据头接收命令，只要数据头正确，后补</w:t>
+      </w:r>
+      <w:r>
+        <w:rPr>
+          <w:rFonts w:ascii="宋体" w:hAnsi="宋体" w:hint="eastAsia"/>
+          <w:b/>
+          <w:color w:val="FF0000"/>
+          <w:sz w:val="22"/>
+          <w:szCs w:val="22"/>
+        </w:rPr>
+        <w:t>0</w:t>
+      </w:r>
+      <w:r>
+        <w:rPr>
+          <w:rFonts w:ascii="宋体" w:hAnsi="宋体" w:hint="eastAsia"/>
+          <w:b/>
+          <w:color w:val="FF0000"/>
+          <w:sz w:val="22"/>
+          <w:szCs w:val="22"/>
+        </w:rPr>
+        <w:t>即可。</w:t>
+      </w:r>
+    </w:p>
+    <w:p>
+      <w:pPr>
+        <w:spacing w:line="0" w:lineRule="atLeast"/>
+        <w:rPr>
+          <w:rFonts w:ascii="宋体" w:hAnsi="宋体"/>
+          <w:b/>
+          <w:color w:val="FF0000"/>
+          <w:sz w:val="22"/>
+          <w:szCs w:val="22"/>
+        </w:rPr>
+      </w:pPr>
+      <w:r>
+        <w:rPr>
+          <w:rFonts w:ascii="宋体" w:hAnsi="宋体" w:hint="eastAsia"/>
+          <w:b/>
+          <w:color w:val="FF0000"/>
+          <w:sz w:val="22"/>
+          <w:szCs w:val="22"/>
+        </w:rPr>
+        <w:t xml:space="preserve"> </w:t>
+      </w:r>
+      <w:r>
+        <w:rPr>
+          <w:rFonts w:ascii="宋体" w:hAnsi="宋体"/>
+          <w:b/>
+          <w:color w:val="FF0000"/>
+          <w:sz w:val="22"/>
+          <w:szCs w:val="22"/>
+        </w:rPr>
+        <w:t xml:space="preserve">     2.</w:t>
+      </w:r>
+      <w:r>
+        <w:rPr>
+          <w:rFonts w:ascii="宋体" w:hAnsi="宋体" w:hint="eastAsia"/>
+          <w:b/>
+          <w:color w:val="FF0000"/>
+          <w:sz w:val="22"/>
+          <w:szCs w:val="22"/>
+        </w:rPr>
+        <w:t>本协议中只标明有效数据位数，如果数据长度不够，后补</w:t>
+      </w:r>
+      <w:r>
+        <w:rPr>
+          <w:rFonts w:ascii="宋体" w:hAnsi="宋体" w:hint="eastAsia"/>
+          <w:b/>
+          <w:color w:val="FF0000"/>
+          <w:sz w:val="22"/>
+          <w:szCs w:val="22"/>
+        </w:rPr>
+        <w:t>0</w:t>
+      </w:r>
+      <w:r>
+        <w:rPr>
+          <w:rFonts w:ascii="宋体" w:hAnsi="宋体" w:hint="eastAsia"/>
+          <w:b/>
+          <w:color w:val="FF0000"/>
+          <w:sz w:val="22"/>
+          <w:szCs w:val="22"/>
+        </w:rPr>
+        <w:t>即可。</w:t>
+      </w:r>
+    </w:p>
+    <w:p>
+      <w:pPr>
+        <w:spacing w:line="0" w:lineRule="atLeast"/>
+        <w:rPr>
+          <w:rFonts w:ascii="宋体" w:hAnsi="宋体"/>
+          <w:b/>
+          <w:color w:val="FF0000"/>
+          <w:sz w:val="22"/>
+          <w:szCs w:val="22"/>
+        </w:rPr>
+      </w:pPr>
+      <w:r>
+        <w:rPr>
+          <w:rFonts w:ascii="宋体" w:hAnsi="宋体"/>
+          <w:b/>
+          <w:color w:val="FF0000"/>
+          <w:sz w:val="22"/>
+          <w:szCs w:val="22"/>
+        </w:rPr>
+        <w:t xml:space="preserve">      3.</w:t>
+      </w:r>
+      <w:r>
+        <w:rPr>
+          <w:rFonts w:ascii="宋体" w:hAnsi="宋体" w:hint="eastAsia"/>
+          <w:b/>
+          <w:color w:val="FF0000"/>
+          <w:sz w:val="22"/>
+          <w:szCs w:val="22"/>
+        </w:rPr>
+        <w:t>参数设定：发送进入设定命令，流量计会以</w:t>
+      </w:r>
+      <w:r>
+        <w:rPr>
+          <w:rFonts w:ascii="宋体" w:hAnsi="宋体" w:hint="eastAsia"/>
+          <w:b/>
+          <w:color w:val="FF0000"/>
+          <w:sz w:val="22"/>
+          <w:szCs w:val="22"/>
+        </w:rPr>
+        <w:t>5</w:t>
+      </w:r>
+      <w:r>
+        <w:rPr>
+          <w:rFonts w:ascii="宋体" w:hAnsi="宋体"/>
+          <w:b/>
+          <w:color w:val="FF0000"/>
+          <w:sz w:val="22"/>
+          <w:szCs w:val="22"/>
+        </w:rPr>
+        <w:t>0</w:t>
+      </w:r>
+      <w:r>
+        <w:rPr>
+          <w:rFonts w:ascii="宋体" w:hAnsi="宋体" w:hint="eastAsia"/>
+          <w:b/>
+          <w:color w:val="FF0000"/>
+          <w:sz w:val="22"/>
+          <w:szCs w:val="22"/>
+        </w:rPr>
+        <w:t>ms</w:t>
+      </w:r>
+      <w:r>
+        <w:rPr>
+          <w:rFonts w:ascii="宋体" w:hAnsi="宋体" w:hint="eastAsia"/>
+          <w:b/>
+          <w:color w:val="FF0000"/>
+          <w:sz w:val="22"/>
+          <w:szCs w:val="22"/>
+        </w:rPr>
+        <w:t>间隔上报数据，当数据上报结束，才可以设定参数。</w:t>
+      </w:r>
+    </w:p>
+    <w:p>
+      <w:pPr>
+        <w:spacing w:line="0" w:lineRule="atLeast"/>
+        <w:rPr>
+          <w:rFonts w:ascii="宋体" w:hAnsi="宋体"/>
+          <w:b/>
+          <w:color w:val="FF0000"/>
+          <w:sz w:val="22"/>
+          <w:szCs w:val="22"/>
+        </w:rPr>
+      </w:pPr>
+    </w:p>
+    <w:p>
+      <w:pPr>
+        <w:spacing w:line="0" w:lineRule="atLeast"/>
+        <w:ind w:firstLineChars="300" w:firstLine="843"/>
+        <w:rPr>
+          <w:rFonts w:ascii="宋体" w:hAnsi="宋体"/>
+          <w:b/>
+          <w:color w:val="FF0000"/>
+        </w:rPr>
+      </w:pPr>
+    </w:p>
+    <w:p/>
+    <w:p/>
+    <w:p>
+      <w:pPr>
+        <w:spacing w:line="240" w:lineRule="atLeast"/>
+        <w:ind w:firstLine="561"/>
+        <w:rPr>
+          <w:rFonts w:ascii="宋体" w:hAnsi="宋体" w:cs="宋体"/>
+          <w:b/>
+          <w:bCs/>
+          <w:sz w:val="32"/>
+          <w:szCs w:val="32"/>
+        </w:rPr>
+      </w:pPr>
+      <w:r>
+        <w:rPr>
+          <w:rFonts w:ascii="宋体" w:hAnsi="宋体" w:cs="宋体" w:hint="eastAsia"/>
+          <w:b/>
+          <w:bCs/>
+          <w:sz w:val="32"/>
+          <w:szCs w:val="32"/>
+        </w:rPr>
+        <w:t>三</w:t>
+      </w:r>
+      <w:r>
+        <w:rPr>
+          <w:rFonts w:ascii="宋体" w:hAnsi="宋体" w:cs="宋体" w:hint="eastAsia"/>
+          <w:b/>
+          <w:bCs/>
+          <w:sz w:val="32"/>
+          <w:szCs w:val="32"/>
+        </w:rPr>
+        <w:t>、</w:t>
+      </w:r>
+      <w:r>
+        <w:rPr>
+          <w:rFonts w:ascii="宋体" w:hAnsi="宋体" w:cs="宋体" w:hint="eastAsia"/>
+          <w:b/>
+          <w:bCs/>
+          <w:sz w:val="32"/>
+          <w:szCs w:val="32"/>
+        </w:rPr>
+        <w:t>通讯约定</w:t>
+      </w:r>
+      <w:r>
+        <w:rPr>
+          <w:rFonts w:ascii="宋体" w:hAnsi="宋体" w:cs="宋体" w:hint="eastAsia"/>
+          <w:b/>
+          <w:bCs/>
+          <w:sz w:val="32"/>
+          <w:szCs w:val="32"/>
+        </w:rPr>
+        <w:tab/>
+      </w:r>
+      <w:r>
+        <w:rPr>
+          <w:rFonts w:ascii="宋体" w:hAnsi="宋体" w:cs="宋体" w:hint="eastAsia"/>
+          <w:b/>
+          <w:bCs/>
+          <w:sz w:val="32"/>
+          <w:szCs w:val="32"/>
+        </w:rPr>
+        <w:tab/>
+      </w:r>
+      <w:r>
+        <w:rPr>
+          <w:rFonts w:ascii="宋体" w:hAnsi="宋体" w:cs="宋体" w:hint="eastAsia"/>
+          <w:b/>
+          <w:bCs/>
+          <w:sz w:val="32"/>
+          <w:szCs w:val="32"/>
+        </w:rPr>
+        <w:tab/>
+      </w:r>
+      <w:r>
+        <w:rPr>
+          <w:rFonts w:ascii="宋体" w:hAnsi="宋体" w:cs="宋体" w:hint="eastAsia"/>
+          <w:b/>
+          <w:bCs/>
+          <w:sz w:val="32"/>
+          <w:szCs w:val="32"/>
+        </w:rPr>
+        <w:tab/>
+      </w:r>
+      <w:r>
+        <w:rPr>
+          <w:rFonts w:ascii="宋体" w:hAnsi="宋体" w:cs="宋体" w:hint="eastAsia"/>
+          <w:b/>
+          <w:bCs/>
+          <w:sz w:val="32"/>
+          <w:szCs w:val="32"/>
+        </w:rPr>
+        <w:tab/>
+      </w:r>
+      <w:r>
+        <w:rPr>
+          <w:rFonts w:ascii="宋体" w:hAnsi="宋体" w:cs="宋体" w:hint="eastAsia"/>
+          <w:b/>
+          <w:bCs/>
+          <w:sz w:val="32"/>
+          <w:szCs w:val="32"/>
+        </w:rPr>
+        <w:tab/>
+      </w:r>
+      <w:r>
+        <w:rPr>
+          <w:rFonts w:ascii="宋体" w:hAnsi="宋体" w:cs="宋体" w:hint="eastAsia"/>
+          <w:b/>
+          <w:bCs/>
+          <w:sz w:val="32"/>
+          <w:szCs w:val="32"/>
+        </w:rPr>
+        <w:tab/>
+      </w:r>
+      <w:r>
+        <w:rPr>
+          <w:rFonts w:ascii="宋体" w:hAnsi="宋体" w:cs="宋体" w:hint="eastAsia"/>
+          <w:b/>
+          <w:bCs/>
+          <w:sz w:val="32"/>
+          <w:szCs w:val="32"/>
+        </w:rPr>
+        <w:tab/>
+      </w:r>
+      <w:r>
+        <w:rPr>
+          <w:rFonts w:ascii="宋体" w:hAnsi="宋体" w:cs="宋体" w:hint="eastAsia"/>
+          <w:b/>
+          <w:bCs/>
+          <w:sz w:val="32"/>
+          <w:szCs w:val="32"/>
+        </w:rPr>
+        <w:tab/>
+      </w:r>
+      <w:r>
+        <w:rPr>
+          <w:rFonts w:ascii="宋体" w:hAnsi="宋体" w:cs="宋体" w:hint="eastAsia"/>
+          <w:b/>
+          <w:bCs/>
+          <w:sz w:val="32"/>
+          <w:szCs w:val="32"/>
+        </w:rPr>
+        <w:tab/>
+      </w:r>
+      <w:r>
+        <w:rPr>
+          <w:rFonts w:ascii="宋体" w:hAnsi="宋体" w:cs="宋体" w:hint="eastAsia"/>
+          <w:b/>
+          <w:bCs/>
+          <w:sz w:val="32"/>
+          <w:szCs w:val="32"/>
+        </w:rPr>
+        <w:tab/>
+      </w:r>
+    </w:p>
+    <w:p>
+      <w:pPr>
+        <w:spacing w:line="0" w:lineRule="atLeast"/>
+        <w:ind w:firstLine="561"/>
+        <w:rPr>
+          <w:rFonts w:ascii="宋体" w:hAnsi="宋体" w:cs="宋体"/>
+        </w:rPr>
+      </w:pPr>
+      <w:r>
+        <w:rPr>
+          <w:rFonts w:ascii="宋体" w:hAnsi="宋体" w:cs="宋体"/>
+        </w:rPr>
+        <w:t>1.</w:t>
+      </w:r>
+      <w:r>
+        <w:rPr>
+          <w:rFonts w:ascii="宋体" w:hAnsi="宋体" w:cs="宋体" w:hint="eastAsia"/>
+        </w:rPr>
+        <w:t>采用</w:t>
+      </w:r>
+      <w:r>
+        <w:rPr>
+          <w:rFonts w:ascii="宋体" w:hAnsi="宋体" w:cs="宋体" w:hint="eastAsia"/>
+          <w:color w:val="FF0000"/>
+        </w:rPr>
+        <w:t>CAN2.OB</w:t>
+      </w:r>
+      <w:r>
+        <w:rPr>
+          <w:rFonts w:ascii="宋体" w:hAnsi="宋体" w:cs="宋体" w:hint="eastAsia"/>
+        </w:rPr>
+        <w:t>协议标准；</w:t>
+      </w:r>
+      <w:r>
+        <w:rPr>
+          <w:rFonts w:ascii="宋体" w:hAnsi="宋体" w:cs="宋体" w:hint="eastAsia"/>
+        </w:rPr>
+        <w:tab/>
+      </w:r>
+      <w:r>
+        <w:rPr>
+          <w:rFonts w:ascii="宋体" w:hAnsi="宋体" w:cs="宋体" w:hint="eastAsia"/>
+        </w:rPr>
+        <w:tab/>
+      </w:r>
+      <w:r>
+        <w:rPr>
+          <w:rFonts w:ascii="宋体" w:hAnsi="宋体" w:cs="宋体" w:hint="eastAsia"/>
+        </w:rPr>
+        <w:tab/>
+      </w:r>
+      <w:r>
+        <w:rPr>
+          <w:rFonts w:ascii="宋体" w:hAnsi="宋体" w:cs="宋体" w:hint="eastAsia"/>
+        </w:rPr>
+        <w:tab/>
+      </w:r>
+      <w:r>
+        <w:rPr>
+          <w:rFonts w:ascii="宋体" w:hAnsi="宋体" w:cs="宋体" w:hint="eastAsia"/>
+        </w:rPr>
+        <w:tab/>
+      </w:r>
+      <w:r>
+        <w:rPr>
+          <w:rFonts w:ascii="宋体" w:hAnsi="宋体" w:cs="宋体" w:hint="eastAsia"/>
+        </w:rPr>
+        <w:tab/>
+      </w:r>
+      <w:r>
+        <w:rPr>
+          <w:rFonts w:ascii="宋体" w:hAnsi="宋体" w:cs="宋体" w:hint="eastAsia"/>
+        </w:rPr>
+        <w:tab/>
+      </w:r>
+      <w:r>
+        <w:rPr>
+          <w:rFonts w:ascii="宋体" w:hAnsi="宋体" w:cs="宋体" w:hint="eastAsia"/>
+        </w:rPr>
+        <w:tab/>
+      </w:r>
+      <w:r>
+        <w:rPr>
+          <w:rFonts w:ascii="宋体" w:hAnsi="宋体" w:cs="宋体" w:hint="eastAsia"/>
+        </w:rPr>
+        <w:tab/>
+      </w:r>
+      <w:r>
+        <w:rPr>
+          <w:rFonts w:ascii="宋体" w:hAnsi="宋体" w:cs="宋体" w:hint="eastAsia"/>
+        </w:rPr>
+        <w:tab/>
+      </w:r>
+    </w:p>
+    <w:p>
+      <w:pPr>
+        <w:spacing w:line="0" w:lineRule="atLeast"/>
+        <w:ind w:firstLine="561"/>
+        <w:rPr>
+          <w:rFonts w:ascii="宋体" w:hAnsi="宋体" w:cs="宋体"/>
+        </w:rPr>
+      </w:pPr>
+      <w:r>
+        <w:rPr>
+          <w:rFonts w:ascii="宋体" w:hAnsi="宋体" w:cs="宋体"/>
+        </w:rPr>
+        <w:t>2.</w:t>
+      </w:r>
+      <w:r>
+        <w:rPr>
+          <w:rFonts w:ascii="宋体" w:hAnsi="宋体" w:cs="宋体" w:hint="eastAsia"/>
+        </w:rPr>
+        <w:t>通讯波特率：</w:t>
+      </w:r>
+      <w:r>
+        <w:rPr>
+          <w:rFonts w:ascii="宋体" w:hAnsi="宋体" w:cs="宋体" w:hint="eastAsia"/>
+          <w:color w:val="FF0000"/>
+        </w:rPr>
+        <w:t>250kbps</w:t>
+      </w:r>
+      <w:r>
+        <w:rPr>
+          <w:rFonts w:ascii="宋体" w:hAnsi="宋体" w:cs="宋体" w:hint="eastAsia"/>
+        </w:rPr>
+        <w:t>；</w:t>
+      </w:r>
+      <w:r>
+        <w:rPr>
+          <w:rFonts w:ascii="宋体" w:hAnsi="宋体" w:cs="宋体" w:hint="eastAsia"/>
+        </w:rPr>
+        <w:tab/>
+      </w:r>
+      <w:r>
+        <w:rPr>
+          <w:rFonts w:ascii="宋体" w:hAnsi="宋体" w:cs="宋体" w:hint="eastAsia"/>
+        </w:rPr>
+        <w:tab/>
+      </w:r>
+      <w:r>
+        <w:rPr>
+          <w:rFonts w:ascii="宋体" w:hAnsi="宋体" w:cs="宋体" w:hint="eastAsia"/>
+        </w:rPr>
+        <w:tab/>
+      </w:r>
+      <w:r>
+        <w:rPr>
+          <w:rFonts w:ascii="宋体" w:hAnsi="宋体" w:cs="宋体" w:hint="eastAsia"/>
+        </w:rPr>
+        <w:tab/>
+      </w:r>
+      <w:r>
+        <w:rPr>
+          <w:rFonts w:ascii="宋体" w:hAnsi="宋体" w:cs="宋体" w:hint="eastAsia"/>
+        </w:rPr>
+        <w:tab/>
+      </w:r>
+      <w:r>
+        <w:rPr>
+          <w:rFonts w:ascii="宋体" w:hAnsi="宋体" w:cs="宋体" w:hint="eastAsia"/>
+        </w:rPr>
+        <w:tab/>
+      </w:r>
+      <w:r>
+        <w:rPr>
+          <w:rFonts w:ascii="宋体" w:hAnsi="宋体" w:cs="宋体" w:hint="eastAsia"/>
+        </w:rPr>
+        <w:tab/>
+      </w:r>
+      <w:r>
+        <w:rPr>
+          <w:rFonts w:ascii="宋体" w:hAnsi="宋体" w:cs="宋体" w:hint="eastAsia"/>
+        </w:rPr>
+        <w:tab/>
+      </w:r>
+      <w:r>
+        <w:rPr>
+          <w:rFonts w:ascii="宋体" w:hAnsi="宋体" w:cs="宋体" w:hint="eastAsia"/>
+        </w:rPr>
+        <w:tab/>
+      </w:r>
+      <w:r>
+        <w:rPr>
+          <w:rFonts w:ascii="宋体" w:hAnsi="宋体" w:cs="宋体" w:hint="eastAsia"/>
+        </w:rPr>
+        <w:tab/>
+      </w:r>
+    </w:p>
+    <w:p>
+      <w:pPr>
+        <w:spacing w:line="0" w:lineRule="atLeast"/>
+        <w:ind w:firstLine="561"/>
+        <w:rPr>
+          <w:rFonts w:ascii="宋体" w:hAnsi="宋体" w:cs="宋体"/>
+        </w:rPr>
+      </w:pPr>
+      <w:r>
+        <w:rPr>
+          <w:rFonts w:ascii="宋体" w:hAnsi="宋体" w:cs="宋体"/>
+        </w:rPr>
+        <w:t>3.</w:t>
+      </w:r>
+      <w:r>
+        <w:rPr>
+          <w:rFonts w:ascii="宋体" w:hAnsi="宋体" w:cs="宋体" w:hint="eastAsia"/>
+        </w:rPr>
+        <w:t>接口加</w:t>
+      </w:r>
+      <w:r>
+        <w:rPr>
+          <w:rFonts w:ascii="宋体" w:hAnsi="宋体" w:cs="宋体" w:hint="eastAsia"/>
+          <w:color w:val="FF0000"/>
+        </w:rPr>
+        <w:t>光电隔离</w:t>
+      </w:r>
+      <w:r>
+        <w:rPr>
+          <w:rFonts w:ascii="宋体" w:hAnsi="宋体" w:cs="宋体" w:hint="eastAsia"/>
+        </w:rPr>
+        <w:t>；</w:t>
+      </w:r>
+      <w:r>
+        <w:rPr>
+          <w:rFonts w:ascii="宋体" w:hAnsi="宋体" w:cs="宋体" w:hint="eastAsia"/>
+        </w:rPr>
+        <w:tab/>
+      </w:r>
+      <w:r>
+        <w:rPr>
+          <w:rFonts w:ascii="宋体" w:hAnsi="宋体" w:cs="宋体" w:hint="eastAsia"/>
+        </w:rPr>
+        <w:tab/>
+      </w:r>
+      <w:r>
+        <w:rPr>
+          <w:rFonts w:ascii="宋体" w:hAnsi="宋体" w:cs="宋体" w:hint="eastAsia"/>
+        </w:rPr>
+        <w:tab/>
+      </w:r>
+      <w:r>
+        <w:rPr>
+          <w:rFonts w:ascii="宋体" w:hAnsi="宋体" w:cs="宋体" w:hint="eastAsia"/>
+        </w:rPr>
+        <w:tab/>
+      </w:r>
+      <w:r>
+        <w:rPr>
+          <w:rFonts w:ascii="宋体" w:hAnsi="宋体" w:cs="宋体" w:hint="eastAsia"/>
+        </w:rPr>
+        <w:tab/>
+      </w:r>
+      <w:r>
+        <w:rPr>
+          <w:rFonts w:ascii="宋体" w:hAnsi="宋体" w:cs="宋体" w:hint="eastAsia"/>
+        </w:rPr>
+        <w:tab/>
+      </w:r>
+      <w:r>
+        <w:rPr>
+          <w:rFonts w:ascii="宋体" w:hAnsi="宋体" w:cs="宋体" w:hint="eastAsia"/>
+        </w:rPr>
+        <w:tab/>
+      </w:r>
+      <w:r>
+        <w:rPr>
+          <w:rFonts w:ascii="宋体" w:hAnsi="宋体" w:cs="宋体" w:hint="eastAsia"/>
+        </w:rPr>
+        <w:tab/>
+      </w:r>
+      <w:r>
+        <w:rPr>
+          <w:rFonts w:ascii="宋体" w:hAnsi="宋体" w:cs="宋体" w:hint="eastAsia"/>
+        </w:rPr>
+        <w:tab/>
+      </w:r>
+      <w:r>
+        <w:rPr>
+          <w:rFonts w:ascii="宋体" w:hAnsi="宋体" w:cs="宋体" w:hint="eastAsia"/>
+        </w:rPr>
+        <w:tab/>
+      </w:r>
+      <w:r>
+        <w:rPr>
+          <w:rFonts w:ascii="宋体" w:hAnsi="宋体" w:cs="宋体" w:hint="eastAsia"/>
+        </w:rPr>
+        <w:tab/>
+      </w:r>
+    </w:p>
+    <w:p>
+      <w:pPr>
+        <w:spacing w:line="0" w:lineRule="atLeast"/>
+        <w:ind w:firstLine="561"/>
+        <w:rPr>
+          <w:rFonts w:ascii="宋体" w:hAnsi="宋体" w:cs="宋体"/>
+        </w:rPr>
+      </w:pPr>
+      <w:r>
+        <w:rPr>
+          <w:rFonts w:ascii="宋体" w:hAnsi="宋体" w:cs="宋体"/>
+        </w:rPr>
+        <w:t>4.</w:t>
+      </w:r>
+      <w:r>
+        <w:rPr>
+          <w:rFonts w:ascii="宋体" w:hAnsi="宋体" w:cs="宋体" w:hint="eastAsia"/>
+        </w:rPr>
+        <w:t>数据更新速率；</w:t>
+      </w:r>
+      <w:r>
+        <w:rPr>
+          <w:rFonts w:ascii="宋体" w:hAnsi="宋体" w:cs="宋体" w:hint="eastAsia"/>
+          <w:color w:val="FF0000"/>
+        </w:rPr>
+        <w:t>5</w:t>
+      </w:r>
+      <w:r>
+        <w:rPr>
+          <w:rFonts w:ascii="宋体" w:hAnsi="宋体" w:cs="宋体" w:hint="eastAsia"/>
+          <w:color w:val="FF0000"/>
+        </w:rPr>
+        <w:t>次</w:t>
+      </w:r>
+      <w:r>
+        <w:rPr>
+          <w:rFonts w:ascii="宋体" w:hAnsi="宋体" w:cs="宋体" w:hint="eastAsia"/>
+          <w:color w:val="FF0000"/>
+        </w:rPr>
+        <w:t>/s</w:t>
+      </w:r>
+      <w:r>
+        <w:rPr>
+          <w:rFonts w:ascii="宋体" w:hAnsi="宋体" w:cs="宋体" w:hint="eastAsia"/>
+        </w:rPr>
+        <w:t>；</w:t>
+      </w:r>
+      <w:r>
+        <w:rPr>
+          <w:rFonts w:ascii="宋体" w:hAnsi="宋体" w:cs="宋体" w:hint="eastAsia"/>
+        </w:rPr>
+        <w:tab/>
+      </w:r>
+      <w:r>
+        <w:rPr>
+          <w:rFonts w:ascii="宋体" w:hAnsi="宋体" w:cs="宋体" w:hint="eastAsia"/>
+        </w:rPr>
+        <w:tab/>
+      </w:r>
+      <w:r>
+        <w:rPr>
+          <w:rFonts w:ascii="宋体" w:hAnsi="宋体" w:cs="宋体" w:hint="eastAsia"/>
+        </w:rPr>
+        <w:tab/>
+      </w:r>
+      <w:r>
+        <w:rPr>
+          <w:rFonts w:ascii="宋体" w:hAnsi="宋体" w:cs="宋体" w:hint="eastAsia"/>
+        </w:rPr>
+        <w:tab/>
+      </w:r>
+      <w:r>
+        <w:rPr>
+          <w:rFonts w:ascii="宋体" w:hAnsi="宋体" w:cs="宋体" w:hint="eastAsia"/>
+        </w:rPr>
+        <w:tab/>
+      </w:r>
+      <w:r>
+        <w:rPr>
+          <w:rFonts w:ascii="宋体" w:hAnsi="宋体" w:cs="宋体" w:hint="eastAsia"/>
+        </w:rPr>
+        <w:tab/>
+      </w:r>
+      <w:r>
+        <w:rPr>
+          <w:rFonts w:ascii="宋体" w:hAnsi="宋体" w:cs="宋体" w:hint="eastAsia"/>
+        </w:rPr>
+        <w:tab/>
+      </w:r>
+      <w:r>
+        <w:rPr>
+          <w:rFonts w:ascii="宋体" w:hAnsi="宋体" w:cs="宋体" w:hint="eastAsia"/>
+        </w:rPr>
+        <w:tab/>
+      </w:r>
+      <w:r>
+        <w:rPr>
+          <w:rFonts w:ascii="宋体" w:hAnsi="宋体" w:cs="宋体" w:hint="eastAsia"/>
+        </w:rPr>
+        <w:tab/>
+      </w:r>
+      <w:r>
+        <w:rPr>
+          <w:rFonts w:ascii="宋体" w:hAnsi="宋体" w:cs="宋体" w:hint="eastAsia"/>
+        </w:rPr>
+        <w:tab/>
+      </w:r>
+    </w:p>
+    <w:p>
+      <w:pPr>
+        <w:spacing w:line="0" w:lineRule="atLeast"/>
+        <w:ind w:firstLine="561"/>
+        <w:rPr>
+          <w:rFonts w:ascii="宋体" w:hAnsi="宋体" w:cs="宋体"/>
+        </w:rPr>
+      </w:pPr>
+      <w:r>
+        <w:rPr>
+          <w:rFonts w:ascii="宋体" w:hAnsi="宋体" w:cs="宋体"/>
+        </w:rPr>
+        <w:t>5.</w:t>
+      </w:r>
+      <w:r>
+        <w:rPr>
+          <w:rFonts w:ascii="宋体" w:hAnsi="宋体" w:cs="宋体" w:hint="eastAsia"/>
+        </w:rPr>
+        <w:t>C</w:t>
+      </w:r>
+      <w:r>
+        <w:rPr>
+          <w:rFonts w:ascii="宋体" w:hAnsi="宋体" w:cs="宋体"/>
+        </w:rPr>
+        <w:t>AN</w:t>
+      </w:r>
+      <w:r>
+        <w:rPr>
+          <w:rFonts w:ascii="宋体" w:hAnsi="宋体" w:cs="宋体" w:hint="eastAsia"/>
+        </w:rPr>
+        <w:t>发送数据格式为</w:t>
+      </w:r>
+      <w:r>
+        <w:rPr>
+          <w:rFonts w:ascii="宋体" w:hAnsi="宋体" w:cs="宋体" w:hint="eastAsia"/>
+          <w:color w:val="FF0000"/>
+        </w:rPr>
+        <w:t>先高后低</w:t>
+      </w:r>
+      <w:r>
+        <w:rPr>
+          <w:rFonts w:ascii="宋体" w:hAnsi="宋体" w:cs="宋体" w:hint="eastAsia"/>
+        </w:rPr>
+        <w:t>。</w:t>
+      </w:r>
+      <w:r>
+        <w:rPr>
+          <w:rFonts w:ascii="宋体" w:hAnsi="宋体" w:cs="宋体" w:hint="eastAsia"/>
+        </w:rPr>
+        <w:tab/>
+      </w:r>
+    </w:p>
+    <w:p>
+      <w:pPr>
+        <w:spacing w:line="0" w:lineRule="atLeast"/>
+        <w:ind w:firstLineChars="200" w:firstLine="560"/>
+        <w:rPr>
+          <w:rFonts w:ascii="宋体" w:hAnsi="宋体" w:cs="宋体"/>
+          <w:color w:val="FF0000"/>
+        </w:rPr>
+      </w:pPr>
+      <w:r>
+        <w:rPr>
+          <w:rFonts w:ascii="宋体" w:hAnsi="宋体" w:cs="宋体"/>
+        </w:rPr>
+        <w:t>6.</w:t>
+      </w:r>
+      <w:r>
+        <w:rPr>
+          <w:rFonts w:ascii="宋体" w:hAnsi="宋体" w:cs="宋体" w:hint="eastAsia"/>
+        </w:rPr>
+        <w:t>瞬时流量单位</w:t>
+      </w:r>
+      <w:r>
+        <w:rPr>
+          <w:rFonts w:ascii="宋体" w:hAnsi="宋体" w:cs="宋体" w:hint="eastAsia"/>
+          <w:color w:val="FF0000"/>
+        </w:rPr>
+        <w:t>m</w:t>
+      </w:r>
+      <w:r>
+        <w:rPr>
+          <w:rFonts w:ascii="宋体" w:hAnsi="宋体" w:cs="宋体" w:hint="eastAsia"/>
+          <w:color w:val="FF0000"/>
+        </w:rPr>
+        <w:t>³</w:t>
+      </w:r>
+      <w:r>
+        <w:rPr>
+          <w:rFonts w:ascii="宋体" w:hAnsi="宋体" w:cs="宋体" w:hint="eastAsia"/>
+          <w:color w:val="FF0000"/>
+        </w:rPr>
+        <w:t>/h</w:t>
+      </w:r>
+      <w:r>
+        <w:rPr>
+          <w:rFonts w:ascii="宋体" w:hAnsi="宋体" w:cs="宋体" w:hint="eastAsia"/>
+        </w:rPr>
+        <w:t>：累计流量单位</w:t>
+      </w:r>
+      <w:r>
+        <w:rPr>
+          <w:rFonts w:ascii="宋体" w:hAnsi="宋体" w:cs="宋体" w:hint="eastAsia"/>
+          <w:color w:val="FF0000"/>
+        </w:rPr>
+        <w:t>m</w:t>
+      </w:r>
+      <w:r>
+        <w:rPr>
+          <w:rFonts w:ascii="宋体" w:hAnsi="宋体" w:cs="宋体" w:hint="eastAsia"/>
+          <w:color w:val="FF0000"/>
+        </w:rPr>
+        <w:t>³</w:t>
+      </w:r>
+      <w:r>
+        <w:rPr>
+          <w:rFonts w:ascii="宋体" w:hAnsi="宋体" w:cs="宋体" w:hint="eastAsia"/>
+          <w:color w:val="000000" w:themeColor="text1"/>
+        </w:rPr>
+        <w:t>。</w:t>
+      </w:r>
+    </w:p>
+    <w:p>
+      <w:pPr>
+        <w:spacing w:line="0" w:lineRule="atLeast"/>
+        <w:ind w:firstLineChars="200" w:firstLine="560"/>
+        <w:rPr>
+          <w:rFonts w:ascii="宋体" w:hAnsi="宋体" w:cs="宋体"/>
+          <w:color w:val="000000" w:themeColor="text1"/>
+        </w:rPr>
+      </w:pPr>
+      <w:r>
+        <w:rPr>
+          <w:rFonts w:ascii="宋体" w:hAnsi="宋体" w:cs="宋体"/>
+          <w:color w:val="000000" w:themeColor="text1"/>
+        </w:rPr>
+        <w:t>7.</w:t>
+      </w:r>
+      <w:r>
+        <w:rPr>
+          <w:rFonts w:ascii="宋体" w:hAnsi="宋体" w:cs="宋体" w:hint="eastAsia"/>
+          <w:color w:val="000000" w:themeColor="text1"/>
+        </w:rPr>
+        <w:t>瞬时流量</w:t>
+      </w:r>
+      <w:r>
+        <w:rPr>
+          <w:rFonts w:ascii="宋体" w:hAnsi="宋体" w:cs="宋体" w:hint="eastAsia"/>
+          <w:color w:val="000000" w:themeColor="text1"/>
+        </w:rPr>
+        <w:t>转换关系</w:t>
+      </w:r>
+      <w:r>
+        <w:rPr>
+          <w:rFonts w:ascii="宋体" w:hAnsi="宋体" w:cs="宋体" w:hint="eastAsia"/>
+          <w:color w:val="000000" w:themeColor="text1"/>
+        </w:rPr>
+        <w:t>：</w:t>
+      </w:r>
+      <w:r>
+        <w:rPr>
+          <w:rFonts w:ascii="宋体" w:hAnsi="宋体" w:cs="宋体" w:hint="eastAsia"/>
+          <w:color w:val="FF0000"/>
+        </w:rPr>
+        <w:t>1</w:t>
+      </w:r>
+      <w:r>
+        <w:rPr>
+          <w:rFonts w:ascii="宋体" w:hAnsi="宋体" w:cs="宋体"/>
+          <w:color w:val="FF0000"/>
+        </w:rPr>
+        <w:t>0</w:t>
+      </w:r>
+      <w:r>
+        <w:rPr>
+          <w:rFonts w:ascii="宋体" w:hAnsi="宋体" w:cs="宋体" w:hint="eastAsia"/>
+          <w:color w:val="000000" w:themeColor="text1"/>
+        </w:rPr>
+        <w:t>倍。</w:t>
+      </w:r>
+    </w:p>
+    <w:p>
+      <w:pPr>
+        <w:spacing w:line="0" w:lineRule="atLeast"/>
+        <w:ind w:firstLineChars="200" w:firstLine="560"/>
+        <w:rPr>
+          <w:rFonts w:ascii="宋体" w:hAnsi="宋体" w:cs="宋体"/>
+          <w:color w:val="000000" w:themeColor="text1"/>
+        </w:rPr>
+      </w:pPr>
+      <w:r>
+        <w:rPr>
+          <w:rFonts w:ascii="宋体" w:hAnsi="宋体" w:cs="宋体" w:hint="eastAsia"/>
+          <w:color w:val="000000" w:themeColor="text1"/>
+        </w:rPr>
+        <w:t xml:space="preserve"> </w:t>
+      </w:r>
+      <w:r>
+        <w:rPr>
+          <w:rFonts w:ascii="宋体" w:hAnsi="宋体" w:cs="宋体"/>
+          <w:color w:val="000000" w:themeColor="text1"/>
+        </w:rPr>
+        <w:t xml:space="preserve"> </w:t>
+      </w:r>
+      <w:r>
+        <w:rPr>
+          <w:rFonts w:ascii="宋体" w:hAnsi="宋体" w:cs="宋体" w:hint="eastAsia"/>
+          <w:color w:val="000000" w:themeColor="text1"/>
+        </w:rPr>
+        <w:t>例：流量计瞬时流量</w:t>
+      </w:r>
+      <w:r>
+        <w:rPr>
+          <w:rFonts w:ascii="宋体" w:hAnsi="宋体" w:cs="宋体" w:hint="eastAsia"/>
+          <w:color w:val="000000" w:themeColor="text1"/>
+        </w:rPr>
+        <w:t>1</w:t>
+      </w:r>
+      <w:r>
+        <w:rPr>
+          <w:rFonts w:ascii="宋体" w:hAnsi="宋体" w:cs="宋体"/>
+          <w:color w:val="000000" w:themeColor="text1"/>
+        </w:rPr>
+        <w:t>.2</w:t>
+      </w:r>
+      <w:r>
+        <w:rPr>
+          <w:rFonts w:ascii="宋体" w:hAnsi="宋体" w:cs="宋体" w:hint="eastAsia"/>
+          <w:color w:val="000000" w:themeColor="text1"/>
+        </w:rPr>
+        <w:t>m</w:t>
+      </w:r>
+      <w:r>
+        <w:rPr>
+          <w:rFonts w:ascii="宋体" w:hAnsi="宋体" w:cs="宋体" w:hint="eastAsia"/>
+          <w:color w:val="000000" w:themeColor="text1"/>
+        </w:rPr>
+        <w:t>³</w:t>
+      </w:r>
+      <w:r>
+        <w:rPr>
+          <w:rFonts w:ascii="宋体" w:hAnsi="宋体" w:cs="宋体"/>
+          <w:color w:val="000000" w:themeColor="text1"/>
+        </w:rPr>
+        <w:t>/</w:t>
+      </w:r>
+      <w:r>
+        <w:rPr>
+          <w:rFonts w:ascii="宋体" w:hAnsi="宋体" w:cs="宋体" w:hint="eastAsia"/>
+          <w:color w:val="000000" w:themeColor="text1"/>
+        </w:rPr>
+        <w:t>h</w:t>
+      </w:r>
+      <w:r>
+        <w:rPr>
+          <w:rFonts w:ascii="宋体" w:hAnsi="宋体" w:cs="宋体" w:hint="eastAsia"/>
+          <w:color w:val="000000" w:themeColor="text1"/>
+        </w:rPr>
+        <w:t>，板卡发出数据</w:t>
+      </w:r>
+      <w:r>
+        <w:rPr>
+          <w:rFonts w:ascii="宋体" w:hAnsi="宋体" w:cs="宋体" w:hint="eastAsia"/>
+          <w:color w:val="000000" w:themeColor="text1"/>
+        </w:rPr>
+        <w:t>1</w:t>
+      </w:r>
+      <w:r>
+        <w:rPr>
+          <w:rFonts w:ascii="宋体" w:hAnsi="宋体" w:cs="宋体"/>
+          <w:color w:val="000000" w:themeColor="text1"/>
+        </w:rPr>
+        <w:t>2</w:t>
+      </w:r>
+      <w:r>
+        <w:rPr>
+          <w:rFonts w:ascii="宋体" w:hAnsi="宋体" w:cs="宋体" w:hint="eastAsia"/>
+          <w:color w:val="000000" w:themeColor="text1"/>
+        </w:rPr>
+        <w:t>。</w:t>
+      </w:r>
+    </w:p>
+    <w:p>
+      <w:pPr>
+        <w:spacing w:line="0" w:lineRule="atLeast"/>
+        <w:ind w:firstLineChars="200" w:firstLine="560"/>
+        <w:rPr>
+          <w:rFonts w:ascii="宋体" w:hAnsi="宋体" w:cs="宋体"/>
+          <w:color w:val="000000" w:themeColor="text1"/>
+        </w:rPr>
+      </w:pPr>
+      <w:r>
+        <w:rPr>
+          <w:rFonts w:ascii="宋体" w:hAnsi="宋体" w:cs="宋体" w:hint="eastAsia"/>
+          <w:color w:val="000000" w:themeColor="text1"/>
+        </w:rPr>
+        <w:t>8</w:t>
+      </w:r>
+      <w:r>
+        <w:rPr>
+          <w:rFonts w:ascii="宋体" w:hAnsi="宋体" w:cs="宋体"/>
+          <w:color w:val="000000" w:themeColor="text1"/>
+        </w:rPr>
+        <w:t>.</w:t>
+      </w:r>
+      <w:r>
+        <w:rPr>
+          <w:rFonts w:ascii="宋体" w:hAnsi="宋体" w:cs="宋体" w:hint="eastAsia"/>
+          <w:color w:val="000000" w:themeColor="text1"/>
+        </w:rPr>
+        <w:t>累计流量转换关系</w:t>
+      </w:r>
+      <w:r>
+        <w:rPr>
+          <w:rFonts w:ascii="宋体" w:hAnsi="宋体" w:cs="宋体" w:hint="eastAsia"/>
+          <w:color w:val="000000" w:themeColor="text1"/>
+        </w:rPr>
+        <w:t>:</w:t>
+      </w:r>
+      <w:r>
+        <w:rPr>
+          <w:rFonts w:ascii="宋体" w:hAnsi="宋体" w:cs="宋体"/>
+          <w:color w:val="FF0000"/>
+        </w:rPr>
+        <w:t>10</w:t>
+      </w:r>
+      <w:r>
+        <w:rPr>
+          <w:rFonts w:ascii="宋体" w:hAnsi="宋体" w:cs="宋体"/>
+          <w:color w:val="FF0000"/>
+        </w:rPr>
+        <w:t>0</w:t>
+      </w:r>
+      <w:r>
+        <w:rPr>
+          <w:rFonts w:ascii="宋体" w:hAnsi="宋体" w:cs="宋体"/>
+          <w:color w:val="FF0000"/>
+        </w:rPr>
+        <w:t>0</w:t>
+      </w:r>
+      <w:r>
+        <w:rPr>
+          <w:rFonts w:ascii="宋体" w:hAnsi="宋体" w:cs="宋体" w:hint="eastAsia"/>
+          <w:color w:val="000000" w:themeColor="text1"/>
+        </w:rPr>
+        <w:t>倍</w:t>
+      </w:r>
+    </w:p>
+    <w:p>
+      <w:pPr>
+        <w:spacing w:line="0" w:lineRule="atLeast"/>
+        <w:ind w:firstLineChars="200" w:firstLine="560"/>
+        <w:rPr>
+          <w:rFonts w:ascii="宋体" w:hAnsi="宋体" w:cs="宋体"/>
+          <w:color w:val="000000" w:themeColor="text1"/>
+        </w:rPr>
+      </w:pPr>
+      <w:r>
+        <w:rPr>
+          <w:rFonts w:ascii="宋体" w:hAnsi="宋体" w:cs="宋体" w:hint="eastAsia"/>
+          <w:color w:val="000000" w:themeColor="text1"/>
+        </w:rPr>
+        <w:t xml:space="preserve"> </w:t>
+      </w:r>
+      <w:r>
+        <w:rPr>
+          <w:rFonts w:ascii="宋体" w:hAnsi="宋体" w:cs="宋体"/>
+          <w:color w:val="000000" w:themeColor="text1"/>
+        </w:rPr>
+        <w:t xml:space="preserve">     </w:t>
+      </w:r>
+      <w:r>
+        <w:rPr>
+          <w:rFonts w:ascii="宋体" w:hAnsi="宋体" w:cs="宋体" w:hint="eastAsia"/>
+          <w:color w:val="000000" w:themeColor="text1"/>
+        </w:rPr>
+        <w:t>流量计累计流量</w:t>
+      </w:r>
+      <w:r>
+        <w:rPr>
+          <w:rFonts w:ascii="宋体" w:hAnsi="宋体" w:cs="宋体"/>
+          <w:color w:val="000000" w:themeColor="text1"/>
+        </w:rPr>
+        <w:t>3.456</w:t>
+      </w:r>
+      <w:r>
+        <w:rPr>
+          <w:rFonts w:ascii="宋体" w:hAnsi="宋体" w:cs="宋体" w:hint="eastAsia"/>
+          <w:color w:val="000000" w:themeColor="text1"/>
+        </w:rPr>
+        <w:t>m</w:t>
+      </w:r>
+      <w:r>
+        <w:rPr>
+          <w:rFonts w:ascii="宋体" w:hAnsi="宋体" w:cs="宋体" w:hint="eastAsia"/>
+          <w:color w:val="000000" w:themeColor="text1"/>
+        </w:rPr>
+        <w:t>³</w:t>
+      </w:r>
+      <w:r>
+        <w:rPr>
+          <w:rFonts w:ascii="宋体" w:hAnsi="宋体" w:cs="宋体"/>
+          <w:color w:val="000000" w:themeColor="text1"/>
+        </w:rPr>
+        <w:t>/</w:t>
+      </w:r>
+      <w:r>
+        <w:rPr>
+          <w:rFonts w:ascii="宋体" w:hAnsi="宋体" w:cs="宋体" w:hint="eastAsia"/>
+          <w:color w:val="000000" w:themeColor="text1"/>
+        </w:rPr>
+        <w:t>h</w:t>
+      </w:r>
+      <w:r>
+        <w:rPr>
+          <w:rFonts w:ascii="宋体" w:hAnsi="宋体" w:cs="宋体" w:hint="eastAsia"/>
+          <w:color w:val="000000" w:themeColor="text1"/>
+        </w:rPr>
+        <w:t>，板卡发出数据</w:t>
+      </w:r>
+      <w:r>
+        <w:rPr>
+          <w:rFonts w:ascii="宋体" w:hAnsi="宋体" w:cs="宋体"/>
+          <w:color w:val="000000" w:themeColor="text1"/>
+        </w:rPr>
+        <w:t>3456</w:t>
+      </w:r>
+      <w:r>
+        <w:rPr>
+          <w:rFonts w:ascii="宋体" w:hAnsi="宋体" w:cs="宋体" w:hint="eastAsia"/>
+          <w:color w:val="000000" w:themeColor="text1"/>
+        </w:rPr>
+        <w:t>。</w:t>
+      </w:r>
+    </w:p>
+    <w:p>
+      <w:pPr>
+        <w:spacing w:line="0" w:lineRule="atLeast"/>
+        <w:ind w:firstLineChars="200" w:firstLine="560"/>
+        <w:rPr>
+          <w:rFonts w:ascii="宋体" w:hAnsi="宋体" w:cs="宋体"/>
+          <w:color w:val="000000" w:themeColor="text1"/>
+        </w:rPr>
+      </w:pPr>
+      <w:r>
+        <w:rPr>
+          <w:rFonts w:ascii="宋体" w:hAnsi="宋体" w:cs="宋体" w:hint="eastAsia"/>
+          <w:color w:val="000000" w:themeColor="text1"/>
+        </w:rPr>
+        <w:t>9</w:t>
+      </w:r>
+      <w:r>
+        <w:rPr>
+          <w:rFonts w:ascii="宋体" w:hAnsi="宋体" w:cs="宋体"/>
+          <w:color w:val="000000" w:themeColor="text1"/>
+        </w:rPr>
+        <w:t>.</w:t>
+      </w:r>
+      <w:r>
+        <w:rPr>
+          <w:rFonts w:ascii="宋体" w:hAnsi="宋体" w:cs="宋体" w:hint="eastAsia"/>
+          <w:color w:val="000000" w:themeColor="text1"/>
+        </w:rPr>
+        <w:t xml:space="preserve"> </w:t>
+      </w:r>
+      <w:proofErr w:type="gramStart"/>
+      <w:r>
+        <w:rPr>
+          <w:rFonts w:ascii="宋体" w:hAnsi="宋体" w:cs="宋体" w:hint="eastAsia"/>
+          <w:color w:val="000000" w:themeColor="text1"/>
+        </w:rPr>
+        <w:t>瞬时差压转换</w:t>
+      </w:r>
+      <w:proofErr w:type="gramEnd"/>
+      <w:r>
+        <w:rPr>
+          <w:rFonts w:ascii="宋体" w:hAnsi="宋体" w:cs="宋体" w:hint="eastAsia"/>
+          <w:color w:val="000000" w:themeColor="text1"/>
+        </w:rPr>
+        <w:t>关系</w:t>
+      </w:r>
+      <w:r>
+        <w:rPr>
+          <w:rFonts w:ascii="宋体" w:hAnsi="宋体" w:cs="宋体" w:hint="eastAsia"/>
+          <w:color w:val="000000" w:themeColor="text1"/>
+        </w:rPr>
+        <w:t>:</w:t>
+      </w:r>
+      <w:r>
+        <w:rPr>
+          <w:rFonts w:ascii="宋体" w:hAnsi="宋体" w:cs="宋体"/>
+          <w:color w:val="FF0000"/>
+        </w:rPr>
+        <w:t>10</w:t>
+      </w:r>
+      <w:r>
+        <w:rPr>
+          <w:rFonts w:ascii="宋体" w:hAnsi="宋体" w:cs="宋体"/>
+          <w:color w:val="FF0000"/>
+        </w:rPr>
+        <w:t>0</w:t>
+      </w:r>
+      <w:r>
+        <w:rPr>
+          <w:rFonts w:ascii="宋体" w:hAnsi="宋体" w:cs="宋体"/>
+          <w:color w:val="FF0000"/>
+        </w:rPr>
+        <w:t>0</w:t>
+      </w:r>
+      <w:r>
+        <w:rPr>
+          <w:rFonts w:ascii="宋体" w:hAnsi="宋体" w:cs="宋体" w:hint="eastAsia"/>
+          <w:color w:val="000000" w:themeColor="text1"/>
+        </w:rPr>
+        <w:t>倍</w:t>
+      </w:r>
+    </w:p>
+    <w:p>
+      <w:pPr>
+        <w:spacing w:line="0" w:lineRule="atLeast"/>
+        <w:ind w:firstLineChars="200" w:firstLine="560"/>
+        <w:rPr>
+          <w:rFonts w:ascii="宋体" w:hAnsi="宋体" w:cs="宋体" w:hint="eastAsia"/>
+          <w:color w:val="000000" w:themeColor="text1"/>
+        </w:rPr>
+      </w:pPr>
+    </w:p>
+    <w:p>
+      <w:pPr>
+        <w:pStyle w:val="31"/>
+        <w:ind w:left="0"/>
+        <w:rPr>
+          <w:rFonts w:ascii="宋体" w:eastAsia="宋体" w:hAnsi="宋体" w:cs="宋体" w:hint="eastAsia"/>
           <w:b w:val="0"/>
           <w:bCs w:val="0"/>
         </w:rPr>
@@ -11072,7 +14633,7 @@
 </file>
 
 <file path=word/endnotes.xml><?xml version="1.0" encoding="utf-8"?>
-<w:endnotes xmlns:wpc="http://schemas.microsoft.com/office/word/2010/wordprocessingCanvas" xmlns:cx="http://schemas.microsoft.com/office/drawing/2014/chartex" xmlns:cx1="http://schemas.microsoft.com/office/drawing/2015/9/8/chartex" xmlns:cx2="http://schemas.microsoft.com/office/drawing/2015/10/21/chartex" xmlns:cx3="http://schemas.microsoft.com/office/drawing/2016/5/9/chartex" xmlns:cx4="http://schemas.microsoft.com/office/drawing/2016/5/10/chartex" xmlns:cx5="http://schemas.microsoft.com/office/drawing/2016/5/11/chartex" xmlns:cx6="http://schemas.microsoft.com/office/drawing/2016/5/12/chartex" xmlns:cx7="http://schemas.microsoft.com/office/drawing/2016/5/13/chartex" xmlns:cx8="http://schemas.microsoft.com/office/drawing/2016/5/14/chartex" xmlns:mc="http://schemas.openxmlformats.org/markup-compatibility/2006" xmlns:aink="http://schemas.microsoft.com/office/drawing/2016/ink" xmlns:am3d="http://schemas.microsoft.com/office/drawing/2017/model3d" xmlns:o="urn:schemas-microsoft-com:office:office" xmlns:oel="http://schemas.microsoft.com/office/2019/extlst" xmlns:r="http://schemas.openxmlformats.org/officeDocument/2006/relationships" xmlns:m="http://schemas.openxmlformats.org/officeDocument/2006/math" xmlns:v="urn:schemas-microsoft-com:vml" xmlns:wp14="http://schemas.microsoft.com/office/word/2010/wordprocessingDrawing" xmlns:wp="http://schemas.openxmlformats.org/drawingml/2006/wordprocessingDrawing" xmlns:w10="urn:schemas-microsoft-com:office:word" xmlns:w="http://schemas.openxmlformats.org/wordprocessingml/2006/main" xmlns:w14="http://schemas.microsoft.com/office/word/2010/wordml" xmlns:w15="http://schemas.microsoft.com/office/word/2012/wordml" xmlns:w16cex="http://schemas.microsoft.com/office/word/2018/wordml/cex" xmlns:w16cid="http://schemas.microsoft.com/office/word/2016/wordml/cid" xmlns:w16="http://schemas.microsoft.com/office/word/2018/wordml" xmlns:w16sdtdh="http://schemas.microsoft.com/office/word/2020/wordml/sdtdatahash" xmlns:w16se="http://schemas.microsoft.com/office/word/2015/wordml/symex" xmlns:wpg="http://schemas.microsoft.com/office/word/2010/wordprocessingGroup" xmlns:wpi="http://schemas.microsoft.com/office/word/2010/wordprocessingInk" xmlns:wne="http://schemas.microsoft.com/office/word/2006/wordml" xmlns:wps="http://schemas.microsoft.com/office/word/2010/wordprocessingShape" mc:Ignorable="w14 w15 w16se w16cid w16 w16cex w16sdtdh wp14">
+<w:endnotes xmlns:wpc="http://schemas.microsoft.com/office/word/2010/wordprocessingCanvas" xmlns:cx="http://schemas.microsoft.com/office/drawing/2014/chartex" xmlns:cx1="http://schemas.microsoft.com/office/drawing/2015/9/8/chartex" xmlns:cx2="http://schemas.microsoft.com/office/drawing/2015/10/21/chartex" xmlns:cx3="http://schemas.microsoft.com/office/drawing/2016/5/9/chartex" xmlns:cx4="http://schemas.microsoft.com/office/drawing/2016/5/10/chartex" xmlns:cx5="http://schemas.microsoft.com/office/drawing/2016/5/11/chartex" xmlns:cx6="http://schemas.microsoft.com/office/drawing/2016/5/12/chartex" xmlns:cx7="http://schemas.microsoft.com/office/drawing/2016/5/13/chartex" xmlns:cx8="http://schemas.microsoft.com/office/drawing/2016/5/14/chartex" xmlns:mc="http://schemas.openxmlformats.org/markup-compatibility/2006" xmlns:aink="http://schemas.microsoft.com/office/drawing/2016/ink" xmlns:am3d="http://schemas.microsoft.com/office/drawing/2017/model3d" xmlns:o="urn:schemas-microsoft-com:office:office" xmlns:oel="http://schemas.microsoft.com/office/2019/extlst" xmlns:r="http://schemas.openxmlformats.org/officeDocument/2006/relationships" xmlns:m="http://schemas.openxmlformats.org/officeDocument/2006/math" xmlns:v="urn:schemas-microsoft-com:vml" xmlns:wp14="http://schemas.microsoft.com/office/word/2010/wordprocessingDrawing" xmlns:wp="http://schemas.openxmlformats.org/drawingml/2006/wordprocessingDrawing" xmlns:w10="urn:schemas-microsoft-com:office:word" xmlns:w="http://schemas.openxmlformats.org/wordprocessingml/2006/main" xmlns:w14="http://schemas.microsoft.com/office/word/2010/wordml" xmlns:w15="http://schemas.microsoft.com/office/word/2012/wordml" xmlns:w16cex="http://schemas.microsoft.com/office/word/2018/wordml/cex" xmlns:w16cid="http://schemas.microsoft.com/office/word/2016/wordml/cid" xmlns:w16="http://schemas.microsoft.com/office/word/2018/wordml" xmlns:w16du="http://schemas.microsoft.com/office/word/2023/wordml/word16du" xmlns:w16sdtdh="http://schemas.microsoft.com/office/word/2020/wordml/sdtdatahash" xmlns:w16se="http://schemas.microsoft.com/office/word/2015/wordml/symex" xmlns:wpg="http://schemas.microsoft.com/office/word/2010/wordprocessingGroup" xmlns:wpi="http://schemas.microsoft.com/office/word/2010/wordprocessingInk" xmlns:wne="http://schemas.microsoft.com/office/word/2006/wordml" xmlns:wps="http://schemas.microsoft.com/office/word/2010/wordprocessingShape" mc:Ignorable="w14 w15 w16se w16cid w16 w16cex w16sdtdh w16du wp14">
   <w:endnote w:type="separator" w:id="-1">
     <w:p>
       <w:r>
@@ -11091,7 +14652,7 @@
 </file>
 
 <file path=word/footnotes.xml><?xml version="1.0" encoding="utf-8"?>
-<w:footnotes xmlns:wpc="http://schemas.microsoft.com/office/word/2010/wordprocessingCanvas" xmlns:cx="http://schemas.microsoft.com/office/drawing/2014/chartex" xmlns:cx1="http://schemas.microsoft.com/office/drawing/2015/9/8/chartex" xmlns:cx2="http://schemas.microsoft.com/office/drawing/2015/10/21/chartex" xmlns:cx3="http://schemas.microsoft.com/office/drawing/2016/5/9/chartex" xmlns:cx4="http://schemas.microsoft.com/office/drawing/2016/5/10/chartex" xmlns:cx5="http://schemas.microsoft.com/office/drawing/2016/5/11/chartex" xmlns:cx6="http://schemas.microsoft.com/office/drawing/2016/5/12/chartex" xmlns:cx7="http://schemas.microsoft.com/office/drawing/2016/5/13/chartex" xmlns:cx8="http://schemas.microsoft.com/office/drawing/2016/5/14/chartex" xmlns:mc="http://schemas.openxmlformats.org/markup-compatibility/2006" xmlns:aink="http://schemas.microsoft.com/office/drawing/2016/ink" xmlns:am3d="http://schemas.microsoft.com/office/drawing/2017/model3d" xmlns:o="urn:schemas-microsoft-com:office:office" xmlns:oel="http://schemas.microsoft.com/office/2019/extlst" xmlns:r="http://schemas.openxmlformats.org/officeDocument/2006/relationships" xmlns:m="http://schemas.openxmlformats.org/officeDocument/2006/math" xmlns:v="urn:schemas-microsoft-com:vml" xmlns:wp14="http://schemas.microsoft.com/office/word/2010/wordprocessingDrawing" xmlns:wp="http://schemas.openxmlformats.org/drawingml/2006/wordprocessingDrawing" xmlns:w10="urn:schemas-microsoft-com:office:word" xmlns:w="http://schemas.openxmlformats.org/wordprocessingml/2006/main" xmlns:w14="http://schemas.microsoft.com/office/word/2010/wordml" xmlns:w15="http://schemas.microsoft.com/office/word/2012/wordml" xmlns:w16cex="http://schemas.microsoft.com/office/word/2018/wordml/cex" xmlns:w16cid="http://schemas.microsoft.com/office/word/2016/wordml/cid" xmlns:w16="http://schemas.microsoft.com/office/word/2018/wordml" xmlns:w16sdtdh="http://schemas.microsoft.com/office/word/2020/wordml/sdtdatahash" xmlns:w16se="http://schemas.microsoft.com/office/word/2015/wordml/symex" xmlns:wpg="http://schemas.microsoft.com/office/word/2010/wordprocessingGroup" xmlns:wpi="http://schemas.microsoft.com/office/word/2010/wordprocessingInk" xmlns:wne="http://schemas.microsoft.com/office/word/2006/wordml" xmlns:wps="http://schemas.microsoft.com/office/word/2010/wordprocessingShape" mc:Ignorable="w14 w15 w16se w16cid w16 w16cex w16sdtdh wp14">
+<w:footnotes xmlns:wpc="http://schemas.microsoft.com/office/word/2010/wordprocessingCanvas" xmlns:cx="http://schemas.microsoft.com/office/drawing/2014/chartex" xmlns:cx1="http://schemas.microsoft.com/office/drawing/2015/9/8/chartex" xmlns:cx2="http://schemas.microsoft.com/office/drawing/2015/10/21/chartex" xmlns:cx3="http://schemas.microsoft.com/office/drawing/2016/5/9/chartex" xmlns:cx4="http://schemas.microsoft.com/office/drawing/2016/5/10/chartex" xmlns:cx5="http://schemas.microsoft.com/office/drawing/2016/5/11/chartex" xmlns:cx6="http://schemas.microsoft.com/office/drawing/2016/5/12/chartex" xmlns:cx7="http://schemas.microsoft.com/office/drawing/2016/5/13/chartex" xmlns:cx8="http://schemas.microsoft.com/office/drawing/2016/5/14/chartex" xmlns:mc="http://schemas.openxmlformats.org/markup-compatibility/2006" xmlns:aink="http://schemas.microsoft.com/office/drawing/2016/ink" xmlns:am3d="http://schemas.microsoft.com/office/drawing/2017/model3d" xmlns:o="urn:schemas-microsoft-com:office:office" xmlns:oel="http://schemas.microsoft.com/office/2019/extlst" xmlns:r="http://schemas.openxmlformats.org/officeDocument/2006/relationships" xmlns:m="http://schemas.openxmlformats.org/officeDocument/2006/math" xmlns:v="urn:schemas-microsoft-com:vml" xmlns:wp14="http://schemas.microsoft.com/office/word/2010/wordprocessingDrawing" xmlns:wp="http://schemas.openxmlformats.org/drawingml/2006/wordprocessingDrawing" xmlns:w10="urn:schemas-microsoft-com:office:word" xmlns:w="http://schemas.openxmlformats.org/wordprocessingml/2006/main" xmlns:w14="http://schemas.microsoft.com/office/word/2010/wordml" xmlns:w15="http://schemas.microsoft.com/office/word/2012/wordml" xmlns:w16cex="http://schemas.microsoft.com/office/word/2018/wordml/cex" xmlns:w16cid="http://schemas.microsoft.com/office/word/2016/wordml/cid" xmlns:w16="http://schemas.microsoft.com/office/word/2018/wordml" xmlns:w16du="http://schemas.microsoft.com/office/word/2023/wordml/word16du" xmlns:w16sdtdh="http://schemas.microsoft.com/office/word/2020/wordml/sdtdatahash" xmlns:w16se="http://schemas.microsoft.com/office/word/2015/wordml/symex" xmlns:wpg="http://schemas.microsoft.com/office/word/2010/wordprocessingGroup" xmlns:wpi="http://schemas.microsoft.com/office/word/2010/wordprocessingInk" xmlns:wne="http://schemas.microsoft.com/office/word/2006/wordml" xmlns:wps="http://schemas.microsoft.com/office/word/2010/wordprocessingShape" mc:Ignorable="w14 w15 w16se w16cid w16 w16cex w16sdtdh w16du wp14">
   <w:footnote w:type="separator" w:id="-1">
     <w:p>
       <w:r>
@@ -11110,7 +14671,7 @@
 </file>
 
 <file path=word/header1.xml><?xml version="1.0" encoding="utf-8"?>
-<w:hdr xmlns:wpc="http://schemas.microsoft.com/office/word/2010/wordprocessingCanvas" xmlns:cx="http://schemas.microsoft.com/office/drawing/2014/chartex" xmlns:cx1="http://schemas.microsoft.com/office/drawing/2015/9/8/chartex" xmlns:cx2="http://schemas.microsoft.com/office/drawing/2015/10/21/chartex" xmlns:cx3="http://schemas.microsoft.com/office/drawing/2016/5/9/chartex" xmlns:cx4="http://schemas.microsoft.com/office/drawing/2016/5/10/chartex" xmlns:cx5="http://schemas.microsoft.com/office/drawing/2016/5/11/chartex" xmlns:cx6="http://schemas.microsoft.com/office/drawing/2016/5/12/chartex" xmlns:cx7="http://schemas.microsoft.com/office/drawing/2016/5/13/chartex" xmlns:cx8="http://schemas.microsoft.com/office/drawing/2016/5/14/chartex" xmlns:mc="http://schemas.openxmlformats.org/markup-compatibility/2006" xmlns:aink="http://schemas.microsoft.com/office/drawing/2016/ink" xmlns:am3d="http://schemas.microsoft.com/office/drawing/2017/model3d" xmlns:o="urn:schemas-microsoft-com:office:office" xmlns:oel="http://schemas.microsoft.com/office/2019/extlst" xmlns:r="http://schemas.openxmlformats.org/officeDocument/2006/relationships" xmlns:m="http://schemas.openxmlformats.org/officeDocument/2006/math" xmlns:v="urn:schemas-microsoft-com:vml" xmlns:wp14="http://schemas.microsoft.com/office/word/2010/wordprocessingDrawing" xmlns:wp="http://schemas.openxmlformats.org/drawingml/2006/wordprocessingDrawing" xmlns:w10="urn:schemas-microsoft-com:office:word" xmlns:w="http://schemas.openxmlformats.org/wordprocessingml/2006/main" xmlns:w14="http://schemas.microsoft.com/office/word/2010/wordml" xmlns:w15="http://schemas.microsoft.com/office/word/2012/wordml" xmlns:w16cex="http://schemas.microsoft.com/office/word/2018/wordml/cex" xmlns:w16cid="http://schemas.microsoft.com/office/word/2016/wordml/cid" xmlns:w16="http://schemas.microsoft.com/office/word/2018/wordml" xmlns:w16sdtdh="http://schemas.microsoft.com/office/word/2020/wordml/sdtdatahash" xmlns:w16se="http://schemas.microsoft.com/office/word/2015/wordml/symex" xmlns:wpg="http://schemas.microsoft.com/office/word/2010/wordprocessingGroup" xmlns:wpi="http://schemas.microsoft.com/office/word/2010/wordprocessingInk" xmlns:wne="http://schemas.microsoft.com/office/word/2006/wordml" xmlns:wps="http://schemas.microsoft.com/office/word/2010/wordprocessingShape" mc:Ignorable="w14 w15 w16se w16cid w16 w16cex w16sdtdh wp14">
+<w:hdr xmlns:wpc="http://schemas.microsoft.com/office/word/2010/wordprocessingCanvas" xmlns:cx="http://schemas.microsoft.com/office/drawing/2014/chartex" xmlns:cx1="http://schemas.microsoft.com/office/drawing/2015/9/8/chartex" xmlns:cx2="http://schemas.microsoft.com/office/drawing/2015/10/21/chartex" xmlns:cx3="http://schemas.microsoft.com/office/drawing/2016/5/9/chartex" xmlns:cx4="http://schemas.microsoft.com/office/drawing/2016/5/10/chartex" xmlns:cx5="http://schemas.microsoft.com/office/drawing/2016/5/11/chartex" xmlns:cx6="http://schemas.microsoft.com/office/drawing/2016/5/12/chartex" xmlns:cx7="http://schemas.microsoft.com/office/drawing/2016/5/13/chartex" xmlns:cx8="http://schemas.microsoft.com/office/drawing/2016/5/14/chartex" xmlns:mc="http://schemas.openxmlformats.org/markup-compatibility/2006" xmlns:aink="http://schemas.microsoft.com/office/drawing/2016/ink" xmlns:am3d="http://schemas.microsoft.com/office/drawing/2017/model3d" xmlns:o="urn:schemas-microsoft-com:office:office" xmlns:oel="http://schemas.microsoft.com/office/2019/extlst" xmlns:r="http://schemas.openxmlformats.org/officeDocument/2006/relationships" xmlns:m="http://schemas.openxmlformats.org/officeDocument/2006/math" xmlns:v="urn:schemas-microsoft-com:vml" xmlns:wp14="http://schemas.microsoft.com/office/word/2010/wordprocessingDrawing" xmlns:wp="http://schemas.openxmlformats.org/drawingml/2006/wordprocessingDrawing" xmlns:w10="urn:schemas-microsoft-com:office:word" xmlns:w="http://schemas.openxmlformats.org/wordprocessingml/2006/main" xmlns:w14="http://schemas.microsoft.com/office/word/2010/wordml" xmlns:w15="http://schemas.microsoft.com/office/word/2012/wordml" xmlns:w16cex="http://schemas.microsoft.com/office/word/2018/wordml/cex" xmlns:w16cid="http://schemas.microsoft.com/office/word/2016/wordml/cid" xmlns:w16="http://schemas.microsoft.com/office/word/2018/wordml" xmlns:w16du="http://schemas.microsoft.com/office/word/2023/wordml/word16du" xmlns:w16sdtdh="http://schemas.microsoft.com/office/word/2020/wordml/sdtdatahash" xmlns:w16se="http://schemas.microsoft.com/office/word/2015/wordml/symex" xmlns:wpg="http://schemas.microsoft.com/office/word/2010/wordprocessingGroup" xmlns:wpi="http://schemas.microsoft.com/office/word/2010/wordprocessingInk" xmlns:wne="http://schemas.microsoft.com/office/word/2006/wordml" xmlns:wps="http://schemas.microsoft.com/office/word/2010/wordprocessingShape" mc:Ignorable="w14 w15 w16se w16cid w16 w16cex w16sdtdh w16du wp14">
   <w:p>
     <w:pPr>
       <w:pStyle w:val="a5"/>
@@ -11142,7 +14703,7 @@
 </file>
 
 <file path=word/numbering.xml><?xml version="1.0" encoding="utf-8"?>
-<w:numbering xmlns:wpc="http://schemas.microsoft.com/office/word/2010/wordprocessingCanvas" xmlns:cx="http://schemas.microsoft.com/office/drawing/2014/chartex" xmlns:cx1="http://schemas.microsoft.com/office/drawing/2015/9/8/chartex" xmlns:cx2="http://schemas.microsoft.com/office/drawing/2015/10/21/chartex" xmlns:cx3="http://schemas.microsoft.com/office/drawing/2016/5/9/chartex" xmlns:cx4="http://schemas.microsoft.com/office/drawing/2016/5/10/chartex" xmlns:cx5="http://schemas.microsoft.com/office/drawing/2016/5/11/chartex" xmlns:cx6="http://schemas.microsoft.com/office/drawing/2016/5/12/chartex" xmlns:cx7="http://schemas.microsoft.com/office/drawing/2016/5/13/chartex" xmlns:cx8="http://schemas.microsoft.com/office/drawing/2016/5/14/chartex" xmlns:mc="http://schemas.openxmlformats.org/markup-compatibility/2006" xmlns:aink="http://schemas.microsoft.com/office/drawing/2016/ink" xmlns:am3d="http://schemas.microsoft.com/office/drawing/2017/model3d" xmlns:o="urn:schemas-microsoft-com:office:office" xmlns:oel="http://schemas.microsoft.com/office/2019/extlst" xmlns:r="http://schemas.openxmlformats.org/officeDocument/2006/relationships" xmlns:m="http://schemas.openxmlformats.org/officeDocument/2006/math" xmlns:v="urn:schemas-microsoft-com:vml" xmlns:wp14="http://schemas.microsoft.com/office/word/2010/wordprocessingDrawing" xmlns:wp="http://schemas.openxmlformats.org/drawingml/2006/wordprocessingDrawing" xmlns:w10="urn:schemas-microsoft-com:office:word" xmlns:w="http://schemas.openxmlformats.org/wordprocessingml/2006/main" xmlns:w14="http://schemas.microsoft.com/office/word/2010/wordml" xmlns:w15="http://schemas.microsoft.com/office/word/2012/wordml" xmlns:w16cex="http://schemas.microsoft.com/office/word/2018/wordml/cex" xmlns:w16cid="http://schemas.microsoft.com/office/word/2016/wordml/cid" xmlns:w16="http://schemas.microsoft.com/office/word/2018/wordml" xmlns:w16sdtdh="http://schemas.microsoft.com/office/word/2020/wordml/sdtdatahash" xmlns:w16se="http://schemas.microsoft.com/office/word/2015/wordml/symex" xmlns:wpg="http://schemas.microsoft.com/office/word/2010/wordprocessingGroup" xmlns:wpi="http://schemas.microsoft.com/office/word/2010/wordprocessingInk" xmlns:wne="http://schemas.microsoft.com/office/word/2006/wordml" xmlns:wps="http://schemas.microsoft.com/office/word/2010/wordprocessingShape" mc:Ignorable="w14 w15 w16se w16cid w16 w16cex w16sdtdh wp14">
+<w:numbering xmlns:wpc="http://schemas.microsoft.com/office/word/2010/wordprocessingCanvas" xmlns:cx="http://schemas.microsoft.com/office/drawing/2014/chartex" xmlns:cx1="http://schemas.microsoft.com/office/drawing/2015/9/8/chartex" xmlns:cx2="http://schemas.microsoft.com/office/drawing/2015/10/21/chartex" xmlns:cx3="http://schemas.microsoft.com/office/drawing/2016/5/9/chartex" xmlns:cx4="http://schemas.microsoft.com/office/drawing/2016/5/10/chartex" xmlns:cx5="http://schemas.microsoft.com/office/drawing/2016/5/11/chartex" xmlns:cx6="http://schemas.microsoft.com/office/drawing/2016/5/12/chartex" xmlns:cx7="http://schemas.microsoft.com/office/drawing/2016/5/13/chartex" xmlns:cx8="http://schemas.microsoft.com/office/drawing/2016/5/14/chartex" xmlns:mc="http://schemas.openxmlformats.org/markup-compatibility/2006" xmlns:aink="http://schemas.microsoft.com/office/drawing/2016/ink" xmlns:am3d="http://schemas.microsoft.com/office/drawing/2017/model3d" xmlns:o="urn:schemas-microsoft-com:office:office" xmlns:oel="http://schemas.microsoft.com/office/2019/extlst" xmlns:r="http://schemas.openxmlformats.org/officeDocument/2006/relationships" xmlns:m="http://schemas.openxmlformats.org/officeDocument/2006/math" xmlns:v="urn:schemas-microsoft-com:vml" xmlns:wp14="http://schemas.microsoft.com/office/word/2010/wordprocessingDrawing" xmlns:wp="http://schemas.openxmlformats.org/drawingml/2006/wordprocessingDrawing" xmlns:w10="urn:schemas-microsoft-com:office:word" xmlns:w="http://schemas.openxmlformats.org/wordprocessingml/2006/main" xmlns:w14="http://schemas.microsoft.com/office/word/2010/wordml" xmlns:w15="http://schemas.microsoft.com/office/word/2012/wordml" xmlns:w16cex="http://schemas.microsoft.com/office/word/2018/wordml/cex" xmlns:w16cid="http://schemas.microsoft.com/office/word/2016/wordml/cid" xmlns:w16="http://schemas.microsoft.com/office/word/2018/wordml" xmlns:w16du="http://schemas.microsoft.com/office/word/2023/wordml/word16du" xmlns:w16sdtdh="http://schemas.microsoft.com/office/word/2020/wordml/sdtdatahash" xmlns:w16se="http://schemas.microsoft.com/office/word/2015/wordml/symex" xmlns:wpg="http://schemas.microsoft.com/office/word/2010/wordprocessingGroup" xmlns:wpi="http://schemas.microsoft.com/office/word/2010/wordprocessingInk" xmlns:wne="http://schemas.microsoft.com/office/word/2006/wordml" xmlns:wps="http://schemas.microsoft.com/office/word/2010/wordprocessingShape" mc:Ignorable="w14 w15 w16se w16cid w16 w16cex w16sdtdh w16du wp14">
   <w:abstractNum w:abstractNumId="0" w15:restartNumberingAfterBreak="0">
     <w:nsid w:val="0053208E"/>
     <w:multiLevelType w:val="multilevel"/>
@@ -11237,7 +14798,7 @@
 </file>
 
 <file path=word/styles.xml><?xml version="1.0" encoding="utf-8"?>
-<w:styles xmlns:mc="http://schemas.openxmlformats.org/markup-compatibility/2006" xmlns:r="http://schemas.openxmlformats.org/officeDocument/2006/relationships" xmlns:w="http://schemas.openxmlformats.org/wordprocessingml/2006/main" xmlns:w14="http://schemas.microsoft.com/office/word/2010/wordml" xmlns:w15="http://schemas.microsoft.com/office/word/2012/wordml" xmlns:w16cex="http://schemas.microsoft.com/office/word/2018/wordml/cex" xmlns:w16cid="http://schemas.microsoft.com/office/word/2016/wordml/cid" xmlns:w16="http://schemas.microsoft.com/office/word/2018/wordml" xmlns:w16sdtdh="http://schemas.microsoft.com/office/word/2020/wordml/sdtdatahash" xmlns:w16se="http://schemas.microsoft.com/office/word/2015/wordml/symex" mc:Ignorable="w14 w15 w16se w16cid w16 w16cex w16sdtdh">
+<w:styles xmlns:mc="http://schemas.openxmlformats.org/markup-compatibility/2006" xmlns:r="http://schemas.openxmlformats.org/officeDocument/2006/relationships" xmlns:w="http://schemas.openxmlformats.org/wordprocessingml/2006/main" xmlns:w14="http://schemas.microsoft.com/office/word/2010/wordml" xmlns:w15="http://schemas.microsoft.com/office/word/2012/wordml" xmlns:w16cex="http://schemas.microsoft.com/office/word/2018/wordml/cex" xmlns:w16cid="http://schemas.microsoft.com/office/word/2016/wordml/cid" xmlns:w16="http://schemas.microsoft.com/office/word/2018/wordml" xmlns:w16du="http://schemas.microsoft.com/office/word/2023/wordml/word16du" xmlns:w16sdtdh="http://schemas.microsoft.com/office/word/2020/wordml/sdtdatahash" xmlns:w16se="http://schemas.microsoft.com/office/word/2015/wordml/symex" mc:Ignorable="w14 w15 w16se w16cid w16 w16cex w16sdtdh w16du">
   <w:docDefaults>
     <w:rPrDefault>
       <w:rPr>
